--- a/Bilan-campagne-test.docx
+++ b/Bilan-campagne-test.docx
@@ -2,13 +2,13 @@
 <file path=word/document.xml><?xml version="1.0" encoding="utf-8"?>
 <w:document xmlns:w="http://schemas.openxmlformats.org/wordprocessingml/2006/main" xmlns:m="http://schemas.openxmlformats.org/officeDocument/2006/math" xmlns:r="http://schemas.openxmlformats.org/officeDocument/2006/relationships" xmlns:o="urn:schemas-microsoft-com:office:office" xmlns:v="urn:schemas-microsoft-com:vml" xmlns:w10="urn:schemas-microsoft-com:office:word" xmlns:a="http://schemas.openxmlformats.org/drawingml/2006/main" xmlns:pic="http://schemas.openxmlformats.org/drawingml/2006/picture" xmlns:wp="http://schemas.openxmlformats.org/drawingml/2006/wordprocessingDrawing">
   <w:body>
-    <w:bookmarkStart w:id="42" w:name="bilan-de-campagne-de-test-eco-bliss-bath"/>
+    <w:bookmarkStart w:id="32" w:name="X992aac2136e2a70b6fa1b2d4d128b254d5b0d7f"/>
     <w:p>
       <w:pPr>
         <w:pStyle w:val="Heading1"/>
       </w:pPr>
       <w:r>
-        <w:t xml:space="preserve">Bilan de campagne de test — Eco Bliss Bath</w:t>
+        <w:t xml:space="preserve">Bilan de campagne de test : Eco Bliss Bath</w:t>
       </w:r>
     </w:p>
     <w:tbl>
@@ -16,7 +16,6 @@
         <w:tblStyle w:val="Table"/>
         <w:tblW w:type="auto" w:w="0"/>
         <w:tblLook w:firstRow="1" w:lastRow="0" w:firstColumn="0" w:lastColumn="0" w:noHBand="0" w:noVBand="0" w:val="0020"/>
-        <w:jc w:val="start"/>
       </w:tblPr>
       <w:tblGrid>
         <w:gridCol w:w="1584"/>
@@ -27,14 +26,13 @@
       </w:tblGrid>
       <w:tr>
         <w:trPr>
-          <w:tblHeader w:val="true"/>
+          <w:tblHeader w:val="on"/>
         </w:trPr>
         <w:tc>
           <w:tcPr/>
           <w:p>
             <w:pPr>
               <w:pStyle w:val="Compact"/>
-              <w:jc w:val="left"/>
             </w:pPr>
             <w:r>
               <w:t xml:space="preserve">Nom</w:t>
@@ -46,7 +44,6 @@
           <w:p>
             <w:pPr>
               <w:pStyle w:val="Compact"/>
-              <w:jc w:val="left"/>
             </w:pPr>
             <w:r>
               <w:t xml:space="preserve">Fonction</w:t>
@@ -58,7 +55,6 @@
           <w:p>
             <w:pPr>
               <w:pStyle w:val="Compact"/>
-              <w:jc w:val="left"/>
             </w:pPr>
             <w:r>
               <w:t xml:space="preserve">Version</w:t>
@@ -70,7 +66,6 @@
           <w:p>
             <w:pPr>
               <w:pStyle w:val="Compact"/>
-              <w:jc w:val="left"/>
             </w:pPr>
             <w:r>
               <w:t xml:space="preserve">Date</w:t>
@@ -82,7 +77,6 @@
           <w:p>
             <w:pPr>
               <w:pStyle w:val="Compact"/>
-              <w:jc w:val="left"/>
             </w:pPr>
             <w:r>
               <w:t xml:space="preserve">Signature</w:t>
@@ -96,7 +90,6 @@
           <w:p>
             <w:pPr>
               <w:pStyle w:val="Compact"/>
-              <w:jc w:val="left"/>
             </w:pPr>
             <w:r>
               <w:t xml:space="preserve">Gaëtan Pruvot</w:t>
@@ -108,7 +101,6 @@
           <w:p>
             <w:pPr>
               <w:pStyle w:val="Compact"/>
-              <w:jc w:val="left"/>
             </w:pPr>
             <w:r>
               <w:t xml:space="preserve">QA Engineer</w:t>
@@ -120,7 +112,6 @@
           <w:p>
             <w:pPr>
               <w:pStyle w:val="Compact"/>
-              <w:jc w:val="left"/>
             </w:pPr>
             <w:r>
               <w:t xml:space="preserve">3.1</w:t>
@@ -132,7 +123,6 @@
           <w:p>
             <w:pPr>
               <w:pStyle w:val="Compact"/>
-              <w:jc w:val="left"/>
             </w:pPr>
             <w:r>
               <w:t xml:space="preserve">13 août 2026</w:t>
@@ -156,7 +146,7 @@
         </w:pict>
       </w:r>
     </w:p>
-    <w:bookmarkStart w:id="23" w:name="i.-recommandations"/>
+    <w:bookmarkStart w:id="12" w:name="i-recommandations"/>
     <w:p>
       <w:pPr>
         <w:pStyle w:val="Heading2"/>
@@ -165,7 +155,7 @@
         <w:t xml:space="preserve">I. Recommandations</w:t>
       </w:r>
     </w:p>
-    <w:bookmarkStart w:id="20" w:name="Xbd232fade076f88b13a99b48a631836c61c0af5"/>
+    <w:bookmarkStart w:id="9" w:name="Xbd232fade076f88b13a99b48a631836c61c0af5"/>
     <w:p>
       <w:pPr>
         <w:pStyle w:val="Heading3"/>
@@ -180,8 +170,8 @@
       </w:pPr>
       <w:r>
         <w:rPr>
-          <w:bCs/>
-          <w:b/>
+          <w:b/>
+          <w:bCs/>
         </w:rPr>
         <w:t xml:space="preserve">Est-ce que tout a été testé par Marie ?</w:t>
       </w:r>
@@ -191,281 +181,281 @@
         <w:pStyle w:val="BodyText"/>
       </w:pPr>
       <w:r>
-        <w:t xml:space="preserve">Non. Marie a couvert les parcours critiques : navigation, connexion, inscription, catalogue, panier, commande, avis, XSS, et l’API via Swagger et Postman. Restent hors périmètre :</w:t>
-      </w:r>
-    </w:p>
-    <w:p>
-      <w:pPr>
+        <w:t xml:space="preserve">Non. Marie a couvert les parcours critiques : navigation, connexion, inscription, catalogue, panier, commande, avis, XSS, et l'API via Swagger et Postman. Restent hors périmètre :</w:t>
+      </w:r>
+    </w:p>
+    <w:p>
+      <w:pPr>
+        <w:pStyle w:val="Compact"/>
         <w:numPr>
           <w:ilvl w:val="0"/>
           <w:numId w:val="1001"/>
         </w:numPr>
+      </w:pPr>
+      <w:r>
+        <w:t xml:space="preserve">les tests multi-navigateurs systématiques ;</w:t>
+      </w:r>
+    </w:p>
+    <w:p>
+      <w:pPr>
         <w:pStyle w:val="Compact"/>
-      </w:pPr>
-      <w:r>
-        <w:t xml:space="preserve">les tests multi-navigateurs systématiques ;</w:t>
-      </w:r>
-    </w:p>
-    <w:p>
-      <w:pPr>
         <w:numPr>
           <w:ilvl w:val="0"/>
           <w:numId w:val="1001"/>
         </w:numPr>
+      </w:pPr>
+      <w:r>
+        <w:t xml:space="preserve">les tests de charge et de performance ;</w:t>
+      </w:r>
+    </w:p>
+    <w:p>
+      <w:pPr>
         <w:pStyle w:val="Compact"/>
-      </w:pPr>
-      <w:r>
-        <w:t xml:space="preserve">les tests de charge et de performance ;</w:t>
-      </w:r>
-    </w:p>
-    <w:p>
-      <w:pPr>
         <w:numPr>
           <w:ilvl w:val="0"/>
           <w:numId w:val="1001"/>
         </w:numPr>
+      </w:pPr>
+      <w:r>
+        <w:t xml:space="preserve">l'accessibilité ;</w:t>
+      </w:r>
+    </w:p>
+    <w:p>
+      <w:pPr>
         <w:pStyle w:val="Compact"/>
-      </w:pPr>
-      <w:r>
-        <w:t xml:space="preserve">l’accessibilité ;</w:t>
-      </w:r>
-    </w:p>
-    <w:p>
-      <w:pPr>
         <w:numPr>
           <w:ilvl w:val="0"/>
           <w:numId w:val="1001"/>
         </w:numPr>
+      </w:pPr>
+      <w:r>
+        <w:t xml:space="preserve">une campagne de régression rejouable à chaque livraison.</w:t>
+      </w:r>
+    </w:p>
+    <w:p>
+      <w:pPr>
+        <w:pStyle w:val="FirstParagraph"/>
+      </w:pPr>
+      <w:r>
+        <w:t xml:space="preserve">Marie a posé les bases et signalé les zones à risque (panier, stock, XSS). Elle n'a pas industrialisé la régression, ce qui est précisément l'objet de cette campagne.</w:t>
+      </w:r>
+    </w:p>
+    <w:p>
+      <w:pPr>
+        <w:pStyle w:val="BodyText"/>
+      </w:pPr>
+      <w:r>
+        <w:t xml:space="preserve">Deux points de son bilan méritent d'être requalifiés :</w:t>
+      </w:r>
+    </w:p>
+    <w:p>
+      <w:pPr>
         <w:pStyle w:val="Compact"/>
-      </w:pPr>
-      <w:r>
-        <w:t xml:space="preserve">une campagne de régression rejouable à chaque livraison.</w:t>
-      </w:r>
-    </w:p>
-    <w:p>
-      <w:pPr>
-        <w:pStyle w:val="FirstParagraph"/>
-      </w:pPr>
-      <w:r>
-        <w:t xml:space="preserve">Marie a posé les bases et signalé les zones à risque (panier, stock, XSS). Elle n’a pas industrialisé la régression, ce qui est précisément l’objet de cette campagne.</w:t>
-      </w:r>
-    </w:p>
-    <w:p>
-      <w:pPr>
-        <w:pStyle w:val="BodyText"/>
-      </w:pPr>
-      <w:r>
-        <w:t xml:space="preserve">Deux points de son bilan méritent d’être requalifiés :</w:t>
-      </w:r>
-    </w:p>
-    <w:p>
-      <w:pPr>
         <w:numPr>
           <w:ilvl w:val="0"/>
           <w:numId w:val="1002"/>
         </w:numPr>
+      </w:pPr>
+      <w:r>
+        <w:rPr>
+          <w:b/>
+          <w:bCs/>
+        </w:rPr>
+        <w:t xml:space="preserve">401 au lieu de 403 sur</w:t>
+      </w:r>
+      <w:r>
+        <w:rPr>
+          <w:b/>
+          <w:bCs/>
+        </w:rPr>
+        <w:t xml:space="preserve"> </w:t>
+      </w:r>
+      <w:r>
+        <w:rPr>
+          <w:rStyle w:val="VerbatimChar"/>
+          <w:b/>
+          <w:bCs/>
+        </w:rPr>
+        <w:t xml:space="preserve">GET /orders</w:t>
+      </w:r>
+      <w:r>
+        <w:rPr>
+          <w:b/>
+          <w:bCs/>
+        </w:rPr>
+        <w:t xml:space="preserve"> </w:t>
+      </w:r>
+      <w:r>
+        <w:rPr>
+          <w:b/>
+          <w:bCs/>
+        </w:rPr>
+        <w:t xml:space="preserve">sans authentification.</w:t>
+      </w:r>
+      <w:r>
+        <w:t xml:space="preserve"> </w:t>
+      </w:r>
+      <w:r>
+        <w:t xml:space="preserve">Ce n'est pas une anomalie. Le 401 signale un utilisateur non authentifié, le 403 un utilisateur authentifié sans les droits. La réponse de l'application est conforme. Le test</w:t>
+      </w:r>
+      <w:r>
+        <w:t xml:space="preserve"> </w:t>
+      </w:r>
+      <w:r>
+        <w:rPr>
+          <w:rStyle w:val="VerbatimChar"/>
+        </w:rPr>
+        <w:t xml:space="preserve">api-2-orders-sans-token</w:t>
+      </w:r>
+      <w:r>
+        <w:t xml:space="preserve"> </w:t>
+      </w:r>
+      <w:r>
+        <w:t xml:space="preserve">asserte donc 401.</w:t>
+      </w:r>
+    </w:p>
+    <w:p>
+      <w:pPr>
         <w:pStyle w:val="Compact"/>
-      </w:pPr>
-      <w:r>
-        <w:rPr>
-          <w:bCs/>
-          <w:b/>
-        </w:rPr>
-        <w:t xml:space="preserve">401 au lieu de 403 sur</w:t>
-      </w:r>
-      <w:r>
-        <w:rPr>
-          <w:bCs/>
-          <w:b/>
-        </w:rPr>
-        <w:t xml:space="preserve"> </w:t>
-      </w:r>
-      <w:r>
-        <w:rPr>
-          <w:rStyle w:val="VerbatimChar"/>
-          <w:bCs/>
-          <w:b/>
-        </w:rPr>
-        <w:t xml:space="preserve">GET /orders</w:t>
-      </w:r>
-      <w:r>
-        <w:rPr>
-          <w:bCs/>
-          <w:b/>
-        </w:rPr>
-        <w:t xml:space="preserve"> </w:t>
-      </w:r>
-      <w:r>
-        <w:rPr>
-          <w:bCs/>
-          <w:b/>
-        </w:rPr>
-        <w:t xml:space="preserve">sans authentification.</w:t>
-      </w:r>
-      <w:r>
-        <w:t xml:space="preserve"> </w:t>
-      </w:r>
-      <w:r>
-        <w:t xml:space="preserve">Ce n’est pas une anomalie. Le 401 signale un utilisateur non authentifié, le 403 un utilisateur authentifié sans les droits. La réponse de l’application est conforme. Le test</w:t>
-      </w:r>
-      <w:r>
-        <w:t xml:space="preserve"> </w:t>
-      </w:r>
-      <w:r>
-        <w:rPr>
-          <w:rStyle w:val="VerbatimChar"/>
-        </w:rPr>
-        <w:t xml:space="preserve">api-2-orders-sans-token</w:t>
-      </w:r>
-      <w:r>
-        <w:t xml:space="preserve"> </w:t>
-      </w:r>
-      <w:r>
-        <w:t xml:space="preserve">asserte donc 401.</w:t>
-      </w:r>
-    </w:p>
-    <w:p>
-      <w:pPr>
         <w:numPr>
           <w:ilvl w:val="0"/>
           <w:numId w:val="1002"/>
         </w:numPr>
+      </w:pPr>
+      <w:r>
+        <w:rPr>
+          <w:rStyle w:val="VerbatimChar"/>
+          <w:b/>
+          <w:bCs/>
+        </w:rPr>
+        <w:t xml:space="preserve">PUT</w:t>
+      </w:r>
+      <w:r>
+        <w:rPr>
+          <w:b/>
+          <w:bCs/>
+        </w:rPr>
+        <w:t xml:space="preserve"> </w:t>
+      </w:r>
+      <w:r>
+        <w:rPr>
+          <w:b/>
+          <w:bCs/>
+        </w:rPr>
+        <w:t xml:space="preserve">au lieu de</w:t>
+      </w:r>
+      <w:r>
+        <w:rPr>
+          <w:b/>
+          <w:bCs/>
+        </w:rPr>
+        <w:t xml:space="preserve"> </w:t>
+      </w:r>
+      <w:r>
+        <w:rPr>
+          <w:rStyle w:val="VerbatimChar"/>
+          <w:b/>
+          <w:bCs/>
+        </w:rPr>
+        <w:t xml:space="preserve">POST</w:t>
+      </w:r>
+      <w:r>
+        <w:rPr>
+          <w:b/>
+          <w:bCs/>
+        </w:rPr>
+        <w:t xml:space="preserve"> </w:t>
+      </w:r>
+      <w:r>
+        <w:rPr>
+          <w:b/>
+          <w:bCs/>
+        </w:rPr>
+        <w:t xml:space="preserve">sur</w:t>
+      </w:r>
+      <w:r>
+        <w:rPr>
+          <w:b/>
+          <w:bCs/>
+        </w:rPr>
+        <w:t xml:space="preserve"> </w:t>
+      </w:r>
+      <w:r>
+        <w:rPr>
+          <w:rStyle w:val="VerbatimChar"/>
+          <w:b/>
+          <w:bCs/>
+        </w:rPr>
+        <w:t xml:space="preserve">/orders/add</w:t>
+      </w:r>
+      <w:r>
+        <w:rPr>
+          <w:b/>
+          <w:bCs/>
+        </w:rPr>
+        <w:t xml:space="preserve">.</w:t>
+      </w:r>
+      <w:r>
+        <w:t xml:space="preserve"> </w:t>
+      </w:r>
+      <w:r>
+        <w:t xml:space="preserve">Écart de conception REST réel, mais sans effet sur le comportement métier. Il est signalé ici, sans test dédié.</w:t>
+      </w:r>
+    </w:p>
+    <w:p>
+      <w:pPr>
+        <w:pStyle w:val="FirstParagraph"/>
+      </w:pPr>
+      <w:r>
+        <w:rPr>
+          <w:b/>
+          <w:bCs/>
+        </w:rPr>
+        <w:t xml:space="preserve">Est-ce que je suis d'accord avec Fabio ?</w:t>
+      </w:r>
+    </w:p>
+    <w:p>
+      <w:pPr>
+        <w:pStyle w:val="BodyText"/>
+      </w:pPr>
+      <w:r>
+        <w:t xml:space="preserve">Oui. API, smoke et XSS sont les bons piliers :</w:t>
+      </w:r>
+    </w:p>
+    <w:p>
+      <w:pPr>
         <w:pStyle w:val="Compact"/>
-      </w:pPr>
-      <w:r>
-        <w:rPr>
-          <w:rStyle w:val="VerbatimChar"/>
-          <w:bCs/>
-          <w:b/>
-        </w:rPr>
-        <w:t xml:space="preserve">PUT</w:t>
-      </w:r>
-      <w:r>
-        <w:rPr>
-          <w:bCs/>
-          <w:b/>
-        </w:rPr>
-        <w:t xml:space="preserve"> </w:t>
-      </w:r>
-      <w:r>
-        <w:rPr>
-          <w:bCs/>
-          <w:b/>
-        </w:rPr>
-        <w:t xml:space="preserve">au lieu de</w:t>
-      </w:r>
-      <w:r>
-        <w:rPr>
-          <w:bCs/>
-          <w:b/>
-        </w:rPr>
-        <w:t xml:space="preserve"> </w:t>
-      </w:r>
-      <w:r>
-        <w:rPr>
-          <w:rStyle w:val="VerbatimChar"/>
-          <w:bCs/>
-          <w:b/>
-        </w:rPr>
-        <w:t xml:space="preserve">POST</w:t>
-      </w:r>
-      <w:r>
-        <w:rPr>
-          <w:bCs/>
-          <w:b/>
-        </w:rPr>
-        <w:t xml:space="preserve"> </w:t>
-      </w:r>
-      <w:r>
-        <w:rPr>
-          <w:bCs/>
-          <w:b/>
-        </w:rPr>
-        <w:t xml:space="preserve">sur</w:t>
-      </w:r>
-      <w:r>
-        <w:rPr>
-          <w:bCs/>
-          <w:b/>
-        </w:rPr>
-        <w:t xml:space="preserve"> </w:t>
-      </w:r>
-      <w:r>
-        <w:rPr>
-          <w:rStyle w:val="VerbatimChar"/>
-          <w:bCs/>
-          <w:b/>
-        </w:rPr>
-        <w:t xml:space="preserve">/orders/add</w:t>
-      </w:r>
-      <w:r>
-        <w:rPr>
-          <w:bCs/>
-          <w:b/>
-        </w:rPr>
-        <w:t xml:space="preserve">.</w:t>
-      </w:r>
-      <w:r>
-        <w:t xml:space="preserve"> </w:t>
-      </w:r>
-      <w:r>
-        <w:t xml:space="preserve">Écart de conception REST réel, mais sans effet sur le comportement métier. Il est signalé ici, sans test dédié.</w:t>
-      </w:r>
-    </w:p>
-    <w:p>
-      <w:pPr>
-        <w:pStyle w:val="FirstParagraph"/>
-      </w:pPr>
-      <w:r>
-        <w:rPr>
-          <w:bCs/>
-          <w:b/>
-        </w:rPr>
-        <w:t xml:space="preserve">Est-ce que je suis d’accord avec Fabio ?</w:t>
-      </w:r>
-    </w:p>
-    <w:p>
-      <w:pPr>
-        <w:pStyle w:val="BodyText"/>
-      </w:pPr>
-      <w:r>
-        <w:t xml:space="preserve">Oui. API, smoke et XSS sont les bons piliers :</w:t>
-      </w:r>
-    </w:p>
-    <w:p>
-      <w:pPr>
         <w:numPr>
           <w:ilvl w:val="0"/>
           <w:numId w:val="1003"/>
         </w:numPr>
+      </w:pPr>
+      <w:r>
+        <w:t xml:space="preserve">l'API contrôle le back-end sans dépendre de l'affichage, donc rapidement et de façon stable ;</w:t>
+      </w:r>
+    </w:p>
+    <w:p>
+      <w:pPr>
         <w:pStyle w:val="Compact"/>
-      </w:pPr>
-      <w:r>
-        <w:t xml:space="preserve">l’API contrôle le back-end sans dépendre de l’affichage, donc rapidement et de façon stable ;</w:t>
-      </w:r>
-    </w:p>
-    <w:p>
-      <w:pPr>
         <w:numPr>
           <w:ilvl w:val="0"/>
           <w:numId w:val="1003"/>
         </w:numPr>
+      </w:pPr>
+      <w:r>
+        <w:t xml:space="preserve">les smoke tests répondent en quelques secondes à « le site est-il utilisable après déploiement ? » ;</w:t>
+      </w:r>
+    </w:p>
+    <w:p>
+      <w:pPr>
         <w:pStyle w:val="Compact"/>
-      </w:pPr>
-      <w:r>
-        <w:t xml:space="preserve">les smoke tests répondent en quelques secondes à « le site est-il utilisable après déploiement ? » ;</w:t>
-      </w:r>
-    </w:p>
-    <w:p>
-      <w:pPr>
         <w:numPr>
           <w:ilvl w:val="0"/>
           <w:numId w:val="1003"/>
         </w:numPr>
-        <w:pStyle w:val="Compact"/>
-      </w:pPr>
-      <w:r>
-        <w:t xml:space="preserve">le XSS de l’espace avis est une faille déjà identifiée par Marie, à surveiller en continu.</w:t>
+      </w:pPr>
+      <w:r>
+        <w:t xml:space="preserve">le XSS de l'espace avis est une faille déjà identifiée par Marie, à surveiller en continu.</w:t>
       </w:r>
     </w:p>
     <w:p>
@@ -473,7 +463,7 @@
         <w:pStyle w:val="FirstParagraph"/>
       </w:pPr>
       <w:r>
-        <w:t xml:space="preserve">Je n’ajoute aucune catégorie obligatoire. L’inscription et le tunnel de commande complet restent utiles mais hors budget.</w:t>
+        <w:t xml:space="preserve">Je n'ajoute aucune catégorie obligatoire. L'inscription et le tunnel de commande complet restent utiles mais hors budget.</w:t>
       </w:r>
     </w:p>
     <w:p>
@@ -482,8 +472,8 @@
       </w:pPr>
       <w:r>
         <w:rPr>
-          <w:bCs/>
-          <w:b/>
+          <w:b/>
+          <w:bCs/>
         </w:rPr>
         <w:t xml:space="preserve">Quels sont les tests les plus critiques ?</w:t>
       </w:r>
@@ -491,24 +481,22 @@
     <w:tbl>
       <w:tblPr>
         <w:tblStyle w:val="Table"/>
-        <w:tblW w:type="pct" w:w="5000"/>
+        <w:tblW w:type="auto" w:w="0"/>
         <w:tblLook w:firstRow="1" w:lastRow="0" w:firstColumn="0" w:lastColumn="0" w:noHBand="0" w:noVBand="0" w:val="0020"/>
-        <w:jc w:val="start"/>
       </w:tblPr>
       <w:tblGrid>
-        <w:gridCol w:w="1875"/>
-        <w:gridCol w:w="6044"/>
+        <w:gridCol w:w="3960"/>
+        <w:gridCol w:w="3960"/>
       </w:tblGrid>
       <w:tr>
         <w:trPr>
-          <w:tblHeader w:val="true"/>
+          <w:tblHeader w:val="on"/>
         </w:trPr>
         <w:tc>
           <w:tcPr/>
           <w:p>
             <w:pPr>
               <w:pStyle w:val="Compact"/>
-              <w:jc w:val="left"/>
             </w:pPr>
             <w:r>
               <w:t xml:space="preserve">Critère</w:t>
@@ -520,7 +508,6 @@
           <w:p>
             <w:pPr>
               <w:pStyle w:val="Compact"/>
-              <w:jc w:val="left"/>
             </w:pPr>
             <w:r>
               <w:t xml:space="preserve">Lecture pour Eco Bliss Bath</w:t>
@@ -534,7 +521,6 @@
           <w:p>
             <w:pPr>
               <w:pStyle w:val="Compact"/>
-              <w:jc w:val="left"/>
             </w:pPr>
             <w:r>
               <w:t xml:space="preserve">Fréquence</w:t>
@@ -546,7 +532,6 @@
           <w:p>
             <w:pPr>
               <w:pStyle w:val="Compact"/>
-              <w:jc w:val="left"/>
             </w:pPr>
             <w:r>
               <w:t xml:space="preserve">Connexion et accès au panier reviennent à chaque achat, tout comme</w:t>
@@ -587,7 +572,6 @@
           <w:p>
             <w:pPr>
               <w:pStyle w:val="Compact"/>
-              <w:jc w:val="left"/>
             </w:pPr>
             <w:r>
               <w:t xml:space="preserve">Criticité</w:t>
@@ -599,7 +583,6 @@
           <w:p>
             <w:pPr>
               <w:pStyle w:val="Compact"/>
-              <w:jc w:val="left"/>
             </w:pPr>
             <w:r>
               <w:t xml:space="preserve">Panier : impact financier. XSS : sécurité et image. Connexion : bloquant pour tout le reste.</w:t>
@@ -613,7 +596,6 @@
           <w:p>
             <w:pPr>
               <w:pStyle w:val="Compact"/>
-              <w:jc w:val="left"/>
             </w:pPr>
             <w:r>
               <w:t xml:space="preserve">Couverture</w:t>
@@ -625,7 +607,6 @@
           <w:p>
             <w:pPr>
               <w:pStyle w:val="Compact"/>
-              <w:jc w:val="left"/>
             </w:pPr>
             <w:r>
               <w:t xml:space="preserve">Les smoke tests balaient plusieurs pages en quelques secondes. Les tests API ne dépendent pas du navigateur.</w:t>
@@ -639,7 +620,6 @@
           <w:p>
             <w:pPr>
               <w:pStyle w:val="Compact"/>
-              <w:jc w:val="left"/>
             </w:pPr>
             <w:r>
               <w:t xml:space="preserve">Complexité</w:t>
@@ -651,7 +631,6 @@
           <w:p>
             <w:pPr>
               <w:pStyle w:val="Compact"/>
-              <w:jc w:val="left"/>
             </w:pPr>
             <w:r>
               <w:t xml:space="preserve">Connexion et smoke : simples, les</w:t>
@@ -681,8 +660,8 @@
       </w:pPr>
       <w:r>
         <w:rPr>
-          <w:bCs/>
-          <w:b/>
+          <w:b/>
+          <w:bCs/>
         </w:rPr>
         <w:t xml:space="preserve">Y a-t-il des tests répétitifs ?</w:t>
       </w:r>
@@ -692,7 +671,7 @@
         <w:pStyle w:val="BodyText"/>
       </w:pPr>
       <w:r>
-        <w:t xml:space="preserve">Oui : connexion d’un compte valide, liens de navigation,</w:t>
+        <w:t xml:space="preserve">Oui : connexion d'un compte valide, liens de navigation,</w:t>
       </w:r>
       <w:r>
         <w:t xml:space="preserve"> </w:t>
@@ -716,7 +695,7 @@
         <w:t xml:space="preserve">GET /orders</w:t>
       </w:r>
       <w:r>
-        <w:t xml:space="preserve">, accès au panier avec et sans authentification, ajout d’un produit. Ce sont les premiers candidats à l’automatisation.</w:t>
+        <w:t xml:space="preserve">, accès au panier avec et sans authentification, ajout d'un produit. Ce sont les premiers candidats à l'automatisation.</w:t>
       </w:r>
     </w:p>
     <w:p>
@@ -725,8 +704,8 @@
       </w:pPr>
       <w:r>
         <w:rPr>
-          <w:bCs/>
-          <w:b/>
+          <w:b/>
+          <w:bCs/>
         </w:rPr>
         <w:t xml:space="preserve">Y a-t-il des tests complexes ?</w:t>
       </w:r>
@@ -736,11 +715,11 @@
         <w:pStyle w:val="BodyText"/>
       </w:pPr>
       <w:r>
-        <w:t xml:space="preserve">Oui : parcours de commande complet, modification de quantité avec délai côté front, XSS à la fois côté API et côté rendu, gestion des stocks négatifs. Ils sont traités en priorité par l’API, ou reportés.</w:t>
-      </w:r>
-    </w:p>
-    <w:bookmarkEnd w:id="20"/>
-    <w:bookmarkStart w:id="21" w:name="a.-tests-à-automatiser"/>
+        <w:t xml:space="preserve">Oui : parcours de commande complet, modification de quantité avec délai côté front, XSS à la fois côté API et côté rendu, gestion des stocks négatifs. Ils sont traités en priorité par l'API, ou reportés.</w:t>
+      </w:r>
+    </w:p>
+    <w:bookmarkEnd w:id="9"/>
+    <w:bookmarkStart w:id="10" w:name="a-tests-à-automatiser"/>
     <w:p>
       <w:pPr>
         <w:pStyle w:val="Heading3"/>
@@ -752,26 +731,24 @@
     <w:tbl>
       <w:tblPr>
         <w:tblStyle w:val="Table"/>
-        <w:tblW w:type="pct" w:w="5000"/>
+        <w:tblW w:type="auto" w:w="0"/>
         <w:tblLook w:firstRow="1" w:lastRow="0" w:firstColumn="0" w:lastColumn="0" w:noHBand="0" w:noVBand="0" w:val="0020"/>
-        <w:jc w:val="start"/>
       </w:tblPr>
       <w:tblGrid>
-        <w:gridCol w:w="609"/>
-        <w:gridCol w:w="2233"/>
-        <w:gridCol w:w="2030"/>
-        <w:gridCol w:w="3046"/>
+        <w:gridCol w:w="1980"/>
+        <w:gridCol w:w="1980"/>
+        <w:gridCol w:w="1980"/>
+        <w:gridCol w:w="1980"/>
       </w:tblGrid>
       <w:tr>
         <w:trPr>
-          <w:tblHeader w:val="true"/>
+          <w:tblHeader w:val="on"/>
         </w:trPr>
         <w:tc>
           <w:tcPr/>
           <w:p>
             <w:pPr>
               <w:pStyle w:val="Compact"/>
-              <w:jc w:val="left"/>
             </w:pPr>
             <w:r>
               <w:t xml:space="preserve">#</w:t>
@@ -783,7 +760,6 @@
           <w:p>
             <w:pPr>
               <w:pStyle w:val="Compact"/>
-              <w:jc w:val="left"/>
             </w:pPr>
             <w:r>
               <w:t xml:space="preserve">Catégorie</w:t>
@@ -795,7 +771,6 @@
           <w:p>
             <w:pPr>
               <w:pStyle w:val="Compact"/>
-              <w:jc w:val="left"/>
             </w:pPr>
             <w:r>
               <w:t xml:space="preserve">Décision</w:t>
@@ -807,7 +782,6 @@
           <w:p>
             <w:pPr>
               <w:pStyle w:val="Compact"/>
-              <w:jc w:val="left"/>
             </w:pPr>
             <w:r>
               <w:t xml:space="preserve">Justification</w:t>
@@ -821,7 +795,6 @@
           <w:p>
             <w:pPr>
               <w:pStyle w:val="Compact"/>
-              <w:jc w:val="left"/>
             </w:pPr>
             <w:r>
               <w:t xml:space="preserve">1</w:t>
@@ -833,7 +806,6 @@
           <w:p>
             <w:pPr>
               <w:pStyle w:val="Compact"/>
-              <w:jc w:val="left"/>
             </w:pPr>
             <w:r>
               <w:t xml:space="preserve">Tests API</w:t>
@@ -845,7 +817,6 @@
           <w:p>
             <w:pPr>
               <w:pStyle w:val="Compact"/>
-              <w:jc w:val="left"/>
             </w:pPr>
             <w:r>
               <w:t xml:space="preserve">Automatiser (obligatoire)</w:t>
@@ -857,10 +828,9 @@
           <w:p>
             <w:pPr>
               <w:pStyle w:val="Compact"/>
-              <w:jc w:val="left"/>
-            </w:pPr>
-            <w:r>
-              <w:t xml:space="preserve">Rapides, stables, indépendants de l’interface</w:t>
+            </w:pPr>
+            <w:r>
+              <w:t xml:space="preserve">Rapides, stables, indépendants de l'interface</w:t>
             </w:r>
           </w:p>
         </w:tc>
@@ -871,7 +841,6 @@
           <w:p>
             <w:pPr>
               <w:pStyle w:val="Compact"/>
-              <w:jc w:val="left"/>
             </w:pPr>
             <w:r>
               <w:t xml:space="preserve">2</w:t>
@@ -883,7 +852,6 @@
           <w:p>
             <w:pPr>
               <w:pStyle w:val="Compact"/>
-              <w:jc w:val="left"/>
             </w:pPr>
             <w:r>
               <w:t xml:space="preserve">Smoke tests</w:t>
@@ -895,7 +863,6 @@
           <w:p>
             <w:pPr>
               <w:pStyle w:val="Compact"/>
-              <w:jc w:val="left"/>
             </w:pPr>
             <w:r>
               <w:t xml:space="preserve">Automatiser (obligatoire)</w:t>
@@ -907,7 +874,6 @@
           <w:p>
             <w:pPr>
               <w:pStyle w:val="Compact"/>
-              <w:jc w:val="left"/>
             </w:pPr>
             <w:r>
               <w:t xml:space="preserve">Filet de sécurité après déploiement</w:t>
@@ -921,7 +887,6 @@
           <w:p>
             <w:pPr>
               <w:pStyle w:val="Compact"/>
-              <w:jc w:val="left"/>
             </w:pPr>
             <w:r>
               <w:t xml:space="preserve">3</w:t>
@@ -933,7 +898,6 @@
           <w:p>
             <w:pPr>
               <w:pStyle w:val="Compact"/>
-              <w:jc w:val="left"/>
             </w:pPr>
             <w:r>
               <w:t xml:space="preserve">XSS avis</w:t>
@@ -945,7 +909,6 @@
           <w:p>
             <w:pPr>
               <w:pStyle w:val="Compact"/>
-              <w:jc w:val="left"/>
             </w:pPr>
             <w:r>
               <w:t xml:space="preserve">Automatiser (obligatoire)</w:t>
@@ -957,7 +920,6 @@
           <w:p>
             <w:pPr>
               <w:pStyle w:val="Compact"/>
-              <w:jc w:val="left"/>
             </w:pPr>
             <w:r>
               <w:t xml:space="preserve">Sécurité, faille déjà identifiée</w:t>
@@ -971,7 +933,6 @@
           <w:p>
             <w:pPr>
               <w:pStyle w:val="Compact"/>
-              <w:jc w:val="left"/>
             </w:pPr>
             <w:r>
               <w:t xml:space="preserve">4</w:t>
@@ -983,7 +944,6 @@
           <w:p>
             <w:pPr>
               <w:pStyle w:val="Compact"/>
-              <w:jc w:val="left"/>
             </w:pPr>
             <w:r>
               <w:t xml:space="preserve">Connexion</w:t>
@@ -995,7 +955,6 @@
           <w:p>
             <w:pPr>
               <w:pStyle w:val="Compact"/>
-              <w:jc w:val="left"/>
             </w:pPr>
             <w:r>
               <w:t xml:space="preserve">Automatiser (1/2)</w:t>
@@ -1007,10 +966,9 @@
           <w:p>
             <w:pPr>
               <w:pStyle w:val="Compact"/>
-              <w:jc w:val="left"/>
-            </w:pPr>
-            <w:r>
-              <w:t xml:space="preserve">Très fréquent, point d’entrée des parcours authentifiés, simple à scripter</w:t>
+            </w:pPr>
+            <w:r>
+              <w:t xml:space="preserve">Très fréquent, point d'entrée des parcours authentifiés, simple à scripter</w:t>
             </w:r>
           </w:p>
         </w:tc>
@@ -1021,7 +979,6 @@
           <w:p>
             <w:pPr>
               <w:pStyle w:val="Compact"/>
-              <w:jc w:val="left"/>
             </w:pPr>
             <w:r>
               <w:t xml:space="preserve">5</w:t>
@@ -1033,7 +990,6 @@
           <w:p>
             <w:pPr>
               <w:pStyle w:val="Compact"/>
-              <w:jc w:val="left"/>
             </w:pPr>
             <w:r>
               <w:t xml:space="preserve">Panier</w:t>
@@ -1045,7 +1001,6 @@
           <w:p>
             <w:pPr>
               <w:pStyle w:val="Compact"/>
-              <w:jc w:val="left"/>
             </w:pPr>
             <w:r>
               <w:t xml:space="preserve">Automatiser (2/2)</w:t>
@@ -1057,7 +1012,6 @@
           <w:p>
             <w:pPr>
               <w:pStyle w:val="Compact"/>
-              <w:jc w:val="left"/>
             </w:pPr>
             <w:r>
               <w:t xml:space="preserve">Impact financier direct, zone à anomalies (stock)</w:t>
@@ -1071,7 +1025,6 @@
           <w:p>
             <w:pPr>
               <w:pStyle w:val="Compact"/>
-              <w:jc w:val="left"/>
             </w:pPr>
             <w:r>
               <w:t xml:space="preserve">6</w:t>
@@ -1083,7 +1036,6 @@
           <w:p>
             <w:pPr>
               <w:pStyle w:val="Compact"/>
-              <w:jc w:val="left"/>
             </w:pPr>
             <w:r>
               <w:t xml:space="preserve">Affichage des produits</w:t>
@@ -1095,7 +1047,6 @@
           <w:p>
             <w:pPr>
               <w:pStyle w:val="Compact"/>
-              <w:jc w:val="left"/>
             </w:pPr>
             <w:r>
               <w:t xml:space="preserve">Reporter</w:t>
@@ -1107,7 +1058,6 @@
           <w:p>
             <w:pPr>
               <w:pStyle w:val="Compact"/>
-              <w:jc w:val="left"/>
             </w:pPr>
             <w:r>
               <w:t xml:space="preserve">Déjà couvert par les smoke tests et</w:t>
@@ -1137,8 +1087,8 @@
       </w:r>
       <w:r>
         <w:rPr>
-          <w:bCs/>
-          <w:b/>
+          <w:b/>
+          <w:bCs/>
         </w:rPr>
         <w:t xml:space="preserve">la connexion</w:t>
       </w:r>
@@ -1153,17 +1103,17 @@
       </w:r>
       <w:r>
         <w:rPr>
-          <w:bCs/>
-          <w:b/>
+          <w:b/>
+          <w:bCs/>
         </w:rPr>
         <w:t xml:space="preserve">le panier</w:t>
       </w:r>
       <w:r>
-        <w:t xml:space="preserve">. L’affichage catalogue reste important, mais avec deux scénarios seulement, le risque métier est plus élevé sur la connexion et le panier.</w:t>
-      </w:r>
-    </w:p>
-    <w:bookmarkEnd w:id="21"/>
-    <w:bookmarkStart w:id="22" w:name="b.-préconisations-pour-la-suite"/>
+        <w:t xml:space="preserve">. L'affichage catalogue reste important, mais avec deux scénarios seulement, le risque métier est plus élevé sur la connexion et le panier.</w:t>
+      </w:r>
+    </w:p>
+    <w:bookmarkEnd w:id="10"/>
+    <w:bookmarkStart w:id="11" w:name="b-préconisations-pour-la-suite"/>
     <w:p>
       <w:pPr>
         <w:pStyle w:val="Heading3"/>
@@ -1182,71 +1132,71 @@
     </w:p>
     <w:p>
       <w:pPr>
+        <w:pStyle w:val="Compact"/>
         <w:numPr>
           <w:ilvl w:val="0"/>
           <w:numId w:val="1004"/>
         </w:numPr>
+      </w:pPr>
+      <w:r>
+        <w:t xml:space="preserve">Affichage détaillé des produits, si un E2E plus poussé que le smoke est souhaité</w:t>
+      </w:r>
+    </w:p>
+    <w:p>
+      <w:pPr>
         <w:pStyle w:val="Compact"/>
-      </w:pPr>
-      <w:r>
-        <w:t xml:space="preserve">Affichage détaillé des produits, si un E2E plus poussé que le smoke est souhaité</w:t>
-      </w:r>
-    </w:p>
-    <w:p>
-      <w:pPr>
         <w:numPr>
           <w:ilvl w:val="0"/>
           <w:numId w:val="1004"/>
         </w:numPr>
+      </w:pPr>
+      <w:r>
+        <w:t xml:space="preserve">Inscription : données uniques et nettoyage de compte</w:t>
+      </w:r>
+    </w:p>
+    <w:p>
+      <w:pPr>
         <w:pStyle w:val="Compact"/>
-      </w:pPr>
-      <w:r>
-        <w:t xml:space="preserve">Inscription : données uniques et nettoyage de compte</w:t>
-      </w:r>
-    </w:p>
-    <w:p>
-      <w:pPr>
         <w:numPr>
           <w:ilvl w:val="0"/>
           <w:numId w:val="1004"/>
         </w:numPr>
+      </w:pPr>
+      <w:r>
+        <w:t xml:space="preserve">Validation de commande complète</w:t>
+      </w:r>
+    </w:p>
+    <w:p>
+      <w:pPr>
         <w:pStyle w:val="Compact"/>
-      </w:pPr>
-      <w:r>
-        <w:t xml:space="preserve">Validation de commande complète</w:t>
-      </w:r>
-    </w:p>
-    <w:p>
-      <w:pPr>
         <w:numPr>
           <w:ilvl w:val="0"/>
           <w:numId w:val="1004"/>
         </w:numPr>
+      </w:pPr>
+      <w:r>
+        <w:t xml:space="preserve">Modification de quantité et suppression d'une ligne du panier</w:t>
+      </w:r>
+    </w:p>
+    <w:p>
+      <w:pPr>
         <w:pStyle w:val="Compact"/>
-      </w:pPr>
-      <w:r>
-        <w:t xml:space="preserve">Modification de quantité et suppression d’une ligne du panier</w:t>
-      </w:r>
-    </w:p>
-    <w:p>
-      <w:pPr>
         <w:numPr>
           <w:ilvl w:val="0"/>
           <w:numId w:val="1004"/>
         </w:numPr>
+      </w:pPr>
+      <w:r>
+        <w:t xml:space="preserve">Exécution de la campagne en intégration continue à chaque merge</w:t>
+      </w:r>
+    </w:p>
+    <w:p>
+      <w:pPr>
         <w:pStyle w:val="Compact"/>
-      </w:pPr>
-      <w:r>
-        <w:t xml:space="preserve">Exécution de la campagne en intégration continue à chaque merge</w:t>
-      </w:r>
-    </w:p>
-    <w:p>
-      <w:pPr>
         <w:numPr>
           <w:ilvl w:val="0"/>
           <w:numId w:val="1004"/>
         </w:numPr>
-        <w:pStyle w:val="Compact"/>
       </w:pPr>
       <w:r>
         <w:t xml:space="preserve">Généralisation multi-navigateurs (Chrome, Firefox, Edge)</w:t>
@@ -1257,7 +1207,7 @@
         <w:pStyle w:val="FirstParagraph"/>
       </w:pPr>
       <w:r>
-        <w:t xml:space="preserve">Les tests exploratoires, d’UX et visuels restent manuels.</w:t>
+        <w:t xml:space="preserve">Les tests exploratoires, d'UX et visuels restent manuels.</w:t>
       </w:r>
     </w:p>
     <w:p>
@@ -1267,9 +1217,9 @@
         </w:pict>
       </w:r>
     </w:p>
-    <w:bookmarkEnd w:id="22"/>
-    <w:bookmarkEnd w:id="23"/>
-    <w:bookmarkStart w:id="32" w:name="ii.-tests-automatisés"/>
+    <w:bookmarkEnd w:id="11"/>
+    <w:bookmarkEnd w:id="12"/>
+    <w:bookmarkStart w:id="22" w:name="ii-tests-automatisés"/>
     <w:p>
       <w:pPr>
         <w:pStyle w:val="Heading2"/>
@@ -1278,7 +1228,7 @@
         <w:t xml:space="preserve">II. Tests automatisés</w:t>
       </w:r>
     </w:p>
-    <w:bookmarkStart w:id="24" w:name="contexte"/>
+    <w:bookmarkStart w:id="14" w:name="contexte"/>
     <w:p>
       <w:pPr>
         <w:pStyle w:val="Heading3"/>
@@ -1290,24 +1240,22 @@
     <w:tbl>
       <w:tblPr>
         <w:tblStyle w:val="Table"/>
-        <w:tblW w:type="pct" w:w="5000"/>
+        <w:tblW w:type="auto" w:w="0"/>
         <w:tblLook w:firstRow="1" w:lastRow="0" w:firstColumn="0" w:lastColumn="0" w:noHBand="0" w:noVBand="0" w:val="0020"/>
-        <w:jc w:val="start"/>
       </w:tblPr>
       <w:tblGrid>
-        <w:gridCol w:w="4192"/>
-        <w:gridCol w:w="3727"/>
+        <w:gridCol w:w="3960"/>
+        <w:gridCol w:w="3960"/>
       </w:tblGrid>
       <w:tr>
         <w:trPr>
-          <w:tblHeader w:val="true"/>
+          <w:tblHeader w:val="on"/>
         </w:trPr>
         <w:tc>
           <w:tcPr/>
           <w:p>
             <w:pPr>
               <w:pStyle w:val="Compact"/>
-              <w:jc w:val="left"/>
             </w:pPr>
             <w:r>
               <w:t xml:space="preserve">Élément</w:t>
@@ -1319,7 +1267,6 @@
           <w:p>
             <w:pPr>
               <w:pStyle w:val="Compact"/>
-              <w:jc w:val="left"/>
             </w:pPr>
             <w:r>
               <w:t xml:space="preserve">Détail</w:t>
@@ -1333,7 +1280,6 @@
           <w:p>
             <w:pPr>
               <w:pStyle w:val="Compact"/>
-              <w:jc w:val="left"/>
             </w:pPr>
             <w:r>
               <w:t xml:space="preserve">Projet</w:t>
@@ -1345,7 +1291,6 @@
           <w:p>
             <w:pPr>
               <w:pStyle w:val="Compact"/>
-              <w:jc w:val="left"/>
             </w:pPr>
             <w:r>
               <w:t xml:space="preserve">Eco Bliss Bath V2, première mise en production</w:t>
@@ -1359,7 +1304,6 @@
           <w:p>
             <w:pPr>
               <w:pStyle w:val="Compact"/>
-              <w:jc w:val="left"/>
             </w:pPr>
             <w:r>
               <w:t xml:space="preserve">Type de tests</w:t>
@@ -1371,7 +1315,6 @@
           <w:p>
             <w:pPr>
               <w:pStyle w:val="Compact"/>
-              <w:jc w:val="left"/>
             </w:pPr>
             <w:r>
               <w:t xml:space="preserve">Automatisés, end-to-end et API, avec Cypress 15.18.0 (JavaScript)</w:t>
@@ -1385,7 +1328,6 @@
           <w:p>
             <w:pPr>
               <w:pStyle w:val="Compact"/>
-              <w:jc w:val="left"/>
             </w:pPr>
             <w:r>
               <w:t xml:space="preserve">Équipe</w:t>
@@ -1397,7 +1339,6 @@
           <w:p>
             <w:pPr>
               <w:pStyle w:val="Compact"/>
-              <w:jc w:val="left"/>
             </w:pPr>
             <w:r>
               <w:t xml:space="preserve">1 QA Engineer (automatisation) ; campagne manuelle initiale par Marie</w:t>
@@ -1411,7 +1352,6 @@
           <w:p>
             <w:pPr>
               <w:pStyle w:val="Compact"/>
-              <w:jc w:val="left"/>
             </w:pPr>
             <w:r>
               <w:t xml:space="preserve">Environnement</w:t>
@@ -1423,7 +1363,6 @@
           <w:p>
             <w:pPr>
               <w:pStyle w:val="Compact"/>
-              <w:jc w:val="left"/>
             </w:pPr>
             <w:r>
               <w:t xml:space="preserve">Front Angular 13 sur</w:t>
@@ -1458,7 +1397,6 @@
           <w:p>
             <w:pPr>
               <w:pStyle w:val="Compact"/>
-              <w:jc w:val="left"/>
             </w:pPr>
             <w:r>
               <w:t xml:space="preserve">Navigateur</w:t>
@@ -1470,7 +1408,6 @@
           <w:p>
             <w:pPr>
               <w:pStyle w:val="Compact"/>
-              <w:jc w:val="left"/>
             </w:pPr>
             <w:r>
               <w:t xml:space="preserve">Electron (Chromium) en</w:t>
@@ -1493,7 +1430,6 @@
           <w:p>
             <w:pPr>
               <w:pStyle w:val="Compact"/>
-              <w:jc w:val="left"/>
             </w:pPr>
             <w:r>
               <w:t xml:space="preserve">Dépôt</w:t>
@@ -1505,11 +1441,15 @@
           <w:p>
             <w:pPr>
               <w:pStyle w:val="Compact"/>
-              <w:jc w:val="left"/>
-            </w:pPr>
-            <w:r>
-              <w:t xml:space="preserve">https://github.com/GP-OCR/Eco-Bliss-Bath</w:t>
-            </w:r>
+            </w:pPr>
+            <w:hyperlink r:id="rId13">
+              <w:r>
+                <w:rPr>
+                  <w:rStyle w:val="Hyperlink"/>
+                </w:rPr>
+                <w:t xml:space="preserve">https://github.com/GP-OCR/Eco-Bliss-Bath</w:t>
+              </w:r>
+            </w:hyperlink>
           </w:p>
         </w:tc>
       </w:tr>
@@ -1519,7 +1459,6 @@
           <w:p>
             <w:pPr>
               <w:pStyle w:val="Compact"/>
-              <w:jc w:val="left"/>
             </w:pPr>
             <w:r>
               <w:t xml:space="preserve">Rapport</w:t>
@@ -1531,7 +1470,6 @@
           <w:p>
             <w:pPr>
               <w:pStyle w:val="Compact"/>
-              <w:jc w:val="left"/>
             </w:pPr>
             <w:r>
               <w:rPr>
@@ -1554,11 +1492,11 @@
         <w:pStyle w:val="BodyText"/>
       </w:pPr>
       <w:r>
-        <w:t xml:space="preserve">L’application n’a été modifiée à aucun moment : les anomalies sont documentées, pas corrigées.</w:t>
-      </w:r>
-    </w:p>
-    <w:bookmarkEnd w:id="24"/>
-    <w:bookmarkStart w:id="25" w:name="objectifs"/>
+        <w:t xml:space="preserve">L'application n'a été modifiée à aucun moment : les anomalies sont documentées, pas corrigées.</w:t>
+      </w:r>
+    </w:p>
+    <w:bookmarkEnd w:id="14"/>
+    <w:bookmarkStart w:id="15" w:name="objectifs"/>
     <w:p>
       <w:pPr>
         <w:pStyle w:val="Heading3"/>
@@ -1572,7 +1510,7 @@
         <w:pStyle w:val="FirstParagraph"/>
       </w:pPr>
       <w:r>
-        <w:t xml:space="preserve">Objectif principal : automatiser les tests critiques pour garantir la non-régression du parcours d’achat à chaque livraison.</w:t>
+        <w:t xml:space="preserve">Objectif principal : automatiser les tests critiques pour garantir la non-régression du parcours d'achat à chaque livraison.</w:t>
       </w:r>
     </w:p>
     <w:p>
@@ -1585,54 +1523,54 @@
     </w:p>
     <w:p>
       <w:pPr>
+        <w:pStyle w:val="Compact"/>
         <w:numPr>
           <w:ilvl w:val="0"/>
           <w:numId w:val="1005"/>
         </w:numPr>
+      </w:pPr>
+      <w:r>
+        <w:t xml:space="preserve">vérifier les 6 requêtes API du bilan de Marie, en cas nominal et en cas d'erreur ;</w:t>
+      </w:r>
+    </w:p>
+    <w:p>
+      <w:pPr>
         <w:pStyle w:val="Compact"/>
-      </w:pPr>
-      <w:r>
-        <w:t xml:space="preserve">vérifier les 6 requêtes API du bilan de Marie, en cas nominal et en cas d’erreur ;</w:t>
-      </w:r>
-    </w:p>
-    <w:p>
-      <w:pPr>
         <w:numPr>
           <w:ilvl w:val="0"/>
           <w:numId w:val="1005"/>
         </w:numPr>
+      </w:pPr>
+      <w:r>
+        <w:t xml:space="preserve">automatiser les 2 scénarios fonctionnels retenus : connexion et panier ;</w:t>
+      </w:r>
+    </w:p>
+    <w:p>
+      <w:pPr>
         <w:pStyle w:val="Compact"/>
-      </w:pPr>
-      <w:r>
-        <w:t xml:space="preserve">automatiser les 2 scénarios fonctionnels retenus : connexion et panier ;</w:t>
-      </w:r>
-    </w:p>
-    <w:p>
-      <w:pPr>
         <w:numPr>
           <w:ilvl w:val="0"/>
           <w:numId w:val="1005"/>
         </w:numPr>
+      </w:pPr>
+      <w:r>
+        <w:t xml:space="preserve">établir si une faille XSS subsiste dans l'espace commentaire ;</w:t>
+      </w:r>
+    </w:p>
+    <w:p>
+      <w:pPr>
         <w:pStyle w:val="Compact"/>
-      </w:pPr>
-      <w:r>
-        <w:t xml:space="preserve">établir si une faille XSS subsiste dans l’espace commentaire ;</w:t>
-      </w:r>
-    </w:p>
-    <w:p>
-      <w:pPr>
         <w:numPr>
           <w:ilvl w:val="0"/>
           <w:numId w:val="1005"/>
         </w:numPr>
-        <w:pStyle w:val="Compact"/>
       </w:pPr>
       <w:r>
         <w:t xml:space="preserve">mettre en place des smoke tests de disponibilité.</w:t>
       </w:r>
     </w:p>
-    <w:bookmarkEnd w:id="25"/>
-    <w:bookmarkStart w:id="30" w:name="tests-effectués"/>
+    <w:bookmarkEnd w:id="15"/>
+    <w:bookmarkStart w:id="20" w:name="tests-effectués"/>
     <w:p>
       <w:pPr>
         <w:pStyle w:val="Heading3"/>
@@ -1647,8 +1585,8 @@
       </w:pPr>
       <w:r>
         <w:rPr>
-          <w:bCs/>
-          <w:b/>
+          <w:b/>
+          <w:bCs/>
         </w:rPr>
         <w:t xml:space="preserve">35 tests</w:t>
       </w:r>
@@ -1662,26 +1600,24 @@
     <w:tbl>
       <w:tblPr>
         <w:tblStyle w:val="Table"/>
-        <w:tblW w:type="pct" w:w="5000"/>
+        <w:tblW w:type="auto" w:w="0"/>
         <w:tblLook w:firstRow="1" w:lastRow="0" w:firstColumn="0" w:lastColumn="0" w:noHBand="0" w:noVBand="0" w:val="0020"/>
-        <w:jc w:val="start"/>
       </w:tblPr>
       <w:tblGrid>
-        <w:gridCol w:w="1848"/>
-        <w:gridCol w:w="2376"/>
-        <w:gridCol w:w="2112"/>
-        <w:gridCol w:w="1584"/>
+        <w:gridCol w:w="1980"/>
+        <w:gridCol w:w="1980"/>
+        <w:gridCol w:w="1980"/>
+        <w:gridCol w:w="1980"/>
       </w:tblGrid>
       <w:tr>
         <w:trPr>
-          <w:tblHeader w:val="true"/>
+          <w:tblHeader w:val="on"/>
         </w:trPr>
         <w:tc>
           <w:tcPr/>
           <w:p>
             <w:pPr>
               <w:pStyle w:val="Compact"/>
-              <w:jc w:val="left"/>
             </w:pPr>
             <w:r>
               <w:t xml:space="preserve">Suite</w:t>
@@ -1693,7 +1629,6 @@
           <w:p>
             <w:pPr>
               <w:pStyle w:val="Compact"/>
-              <w:jc w:val="left"/>
             </w:pPr>
             <w:r>
               <w:t xml:space="preserve">Dossier</w:t>
@@ -1705,7 +1640,6 @@
           <w:p>
             <w:pPr>
               <w:pStyle w:val="Compact"/>
-              <w:jc w:val="left"/>
             </w:pPr>
             <w:r>
               <w:t xml:space="preserve">Nombre</w:t>
@@ -1717,7 +1651,6 @@
           <w:p>
             <w:pPr>
               <w:pStyle w:val="Compact"/>
-              <w:jc w:val="left"/>
             </w:pPr>
             <w:r>
               <w:t xml:space="preserve">Rôle</w:t>
@@ -1731,7 +1664,6 @@
           <w:p>
             <w:pPr>
               <w:pStyle w:val="Compact"/>
-              <w:jc w:val="left"/>
             </w:pPr>
             <w:r>
               <w:t xml:space="preserve">Régression</w:t>
@@ -1743,7 +1675,6 @@
           <w:p>
             <w:pPr>
               <w:pStyle w:val="Compact"/>
-              <w:jc w:val="left"/>
             </w:pPr>
             <w:r>
               <w:rPr>
@@ -1782,7 +1713,6 @@
           <w:p>
             <w:pPr>
               <w:pStyle w:val="Compact"/>
-              <w:jc w:val="left"/>
             </w:pPr>
             <w:r>
               <w:t xml:space="preserve">24</w:t>
@@ -1794,7 +1724,6 @@
           <w:p>
             <w:pPr>
               <w:pStyle w:val="Compact"/>
-              <w:jc w:val="left"/>
             </w:pPr>
             <w:r>
               <w:t xml:space="preserve">Décrit le comportement attendu et conforme. Un échec = une régression.</w:t>
@@ -1808,7 +1737,6 @@
           <w:p>
             <w:pPr>
               <w:pStyle w:val="Compact"/>
-              <w:jc w:val="left"/>
             </w:pPr>
             <w:r>
               <w:t xml:space="preserve">Anomalies</w:t>
@@ -1820,7 +1748,6 @@
           <w:p>
             <w:pPr>
               <w:pStyle w:val="Compact"/>
-              <w:jc w:val="left"/>
             </w:pPr>
             <w:r>
               <w:rPr>
@@ -1835,7 +1762,6 @@
           <w:p>
             <w:pPr>
               <w:pStyle w:val="Compact"/>
-              <w:jc w:val="left"/>
             </w:pPr>
             <w:r>
               <w:t xml:space="preserve">11</w:t>
@@ -1847,7 +1773,6 @@
           <w:p>
             <w:pPr>
               <w:pStyle w:val="Compact"/>
-              <w:jc w:val="left"/>
             </w:pPr>
             <w:r>
               <w:t xml:space="preserve">Asserte la règle métier correcte. Un échec = la preuve du défaut.</w:t>
@@ -1861,7 +1786,7 @@
         <w:pStyle w:val="BodyText"/>
       </w:pPr>
       <w:r>
-        <w:t xml:space="preserve">Ce découpage est un choix de méthode. Un test d’anomalie qui asserterait le comportement buggé (par exemple</w:t>
+        <w:t xml:space="preserve">Ce découpage est un choix de méthode. Un test d'anomalie qui asserterait le comportement buggé (par exemple</w:t>
       </w:r>
       <w:r>
         <w:t xml:space="preserve"> </w:t>
@@ -1876,7 +1801,7 @@
         <w:t xml:space="preserve"> </w:t>
       </w:r>
       <w:r>
-        <w:t xml:space="preserve">là où un refus est attendu) verrouillerait le défaut et deviendrait rouge le jour de sa correction. Les tests d’anomalie assertent donc la règle attendue et servent, après correctif, de tests de non-régression.</w:t>
+        <w:t xml:space="preserve">là où un refus est attendu) verrouillerait le défaut et deviendrait rouge le jour de sa correction. Les tests d'anomalie assertent donc la règle attendue et servent, après correctif, de tests de non-régression.</w:t>
       </w:r>
     </w:p>
     <w:p>
@@ -1884,7 +1809,7 @@
         <w:pStyle w:val="BodyText"/>
       </w:pPr>
       <w:r>
-        <w:t xml:space="preserve">Les données d’authentification sont centralisées dans des fixtures. Les actions communes sont regroupées dans des commandes personnalisées :</w:t>
+        <w:t xml:space="preserve">Les données d'authentification sont centralisées dans des fixtures. Les actions communes sont regroupées dans des commandes personnalisées :</w:t>
       </w:r>
       <w:r>
         <w:t xml:space="preserve"> </w:t>
@@ -2031,36 +1956,44 @@
         <w:t xml:space="preserve"> </w:t>
       </w:r>
       <w:r>
-        <w:t xml:space="preserve">et sur les alias de route. Les contrôles qui suivent un clic portent sur la requête interceptée et non sur l’URL, une assertion négative sur l’URL étant vraie avant même que la navigation ait pu se produire. Les URL de l’API sont lues dans</w:t>
-      </w:r>
-      <w:r>
-        <w:t xml:space="preserve"> </w:t>
+        <w:t xml:space="preserve">et sur les alias de route. Sur une fiche produit, chaque interaction (saisie de quantité, clic sur « ajouter ») est précédée de l'attente du chargement du produit (</w:t>
       </w:r>
       <w:r>
         <w:rPr>
           <w:rStyle w:val="VerbatimChar"/>
         </w:rPr>
+        <w:t xml:space="preserve">detail-product-name</w:t>
+      </w:r>
+      <w:r>
+        <w:t xml:space="preserve">) : sans elle, sur une machine lente, le clic partait avant l'initialisation du formulaire et aucune requête n'était émise, et le test échouait alors sans défaut applicatif. Cette attente garantit un résultat identique quelle que soit la vitesse de la machine, y compris pour l'évaluateur. Les contrôles qui suivent un clic portent sur la requête interceptée et non sur l'URL, une assertion négative sur l'URL étant vraie avant même que la navigation ait pu se produire. Les URL de l'API sont lues dans</w:t>
+      </w:r>
+      <w:r>
+        <w:t xml:space="preserve"> </w:t>
+      </w:r>
+      <w:r>
+        <w:rPr>
+          <w:rStyle w:val="VerbatimChar"/>
+        </w:rPr>
         <w:t xml:space="preserve">Cypress.env('apiUrl')</w:t>
       </w:r>
       <w:r>
         <w:t xml:space="preserve">.</w:t>
       </w:r>
     </w:p>
-    <w:bookmarkStart w:id="26" w:name="tests-api-les-6-requêtes-de-marie"/>
+    <w:bookmarkStart w:id="16" w:name="X06c123eacb62ea23d55c519c29e5440694c74d4"/>
     <w:p>
       <w:pPr>
         <w:pStyle w:val="Heading4"/>
       </w:pPr>
       <w:r>
-        <w:t xml:space="preserve">1. Tests API — les 6 requêtes de Marie</w:t>
+        <w:t xml:space="preserve">1. Tests API : les 6 requêtes de Marie</w:t>
       </w:r>
     </w:p>
     <w:tbl>
       <w:tblPr>
         <w:tblStyle w:val="Table"/>
-        <w:tblW w:type="pct" w:w="5000"/>
+        <w:tblW w:type="auto" w:w="0"/>
         <w:tblLook w:firstRow="1" w:lastRow="0" w:firstColumn="0" w:lastColumn="0" w:noHBand="0" w:noVBand="0" w:val="0020"/>
-        <w:jc w:val="start"/>
       </w:tblPr>
       <w:tblGrid>
         <w:gridCol w:w="2640"/>
@@ -2069,14 +2002,13 @@
       </w:tblGrid>
       <w:tr>
         <w:trPr>
-          <w:tblHeader w:val="true"/>
+          <w:tblHeader w:val="on"/>
         </w:trPr>
         <w:tc>
           <w:tcPr/>
           <w:p>
             <w:pPr>
               <w:pStyle w:val="Compact"/>
-              <w:jc w:val="left"/>
             </w:pPr>
             <w:r>
               <w:t xml:space="preserve">Fichier</w:t>
@@ -2088,7 +2020,6 @@
           <w:p>
             <w:pPr>
               <w:pStyle w:val="Compact"/>
-              <w:jc w:val="left"/>
             </w:pPr>
             <w:r>
               <w:t xml:space="preserve">Requête</w:t>
@@ -2100,7 +2031,6 @@
           <w:p>
             <w:pPr>
               <w:pStyle w:val="Compact"/>
-              <w:jc w:val="left"/>
             </w:pPr>
             <w:r>
               <w:t xml:space="preserve">Attendu</w:t>
@@ -2114,7 +2044,6 @@
           <w:p>
             <w:pPr>
               <w:pStyle w:val="Compact"/>
-              <w:jc w:val="left"/>
             </w:pPr>
             <w:r>
               <w:rPr>
@@ -2129,7 +2058,6 @@
           <w:p>
             <w:pPr>
               <w:pStyle w:val="Compact"/>
-              <w:jc w:val="left"/>
             </w:pPr>
             <w:r>
               <w:rPr>
@@ -2150,7 +2078,6 @@
           <w:p>
             <w:pPr>
               <w:pStyle w:val="Compact"/>
-              <w:jc w:val="left"/>
             </w:pPr>
             <w:r>
               <w:t xml:space="preserve">200 + token, puis 401</w:t>
@@ -2164,7 +2091,6 @@
           <w:p>
             <w:pPr>
               <w:pStyle w:val="Compact"/>
-              <w:jc w:val="left"/>
             </w:pPr>
             <w:r>
               <w:rPr>
@@ -2179,7 +2105,6 @@
           <w:p>
             <w:pPr>
               <w:pStyle w:val="Compact"/>
-              <w:jc w:val="left"/>
             </w:pPr>
             <w:r>
               <w:rPr>
@@ -2200,7 +2125,6 @@
           <w:p>
             <w:pPr>
               <w:pStyle w:val="Compact"/>
-              <w:jc w:val="left"/>
             </w:pPr>
             <w:r>
               <w:t xml:space="preserve">401</w:t>
@@ -2214,7 +2138,6 @@
           <w:p>
             <w:pPr>
               <w:pStyle w:val="Compact"/>
-              <w:jc w:val="left"/>
             </w:pPr>
             <w:r>
               <w:rPr>
@@ -2229,7 +2152,6 @@
           <w:p>
             <w:pPr>
               <w:pStyle w:val="Compact"/>
-              <w:jc w:val="left"/>
             </w:pPr>
             <w:r>
               <w:rPr>
@@ -2250,7 +2172,6 @@
           <w:p>
             <w:pPr>
               <w:pStyle w:val="Compact"/>
-              <w:jc w:val="left"/>
             </w:pPr>
             <w:r>
               <w:t xml:space="preserve">200 +</w:t>
@@ -2273,7 +2194,6 @@
           <w:p>
             <w:pPr>
               <w:pStyle w:val="Compact"/>
-              <w:jc w:val="left"/>
             </w:pPr>
             <w:r>
               <w:rPr>
@@ -2288,7 +2208,6 @@
           <w:p>
             <w:pPr>
               <w:pStyle w:val="Compact"/>
-              <w:jc w:val="left"/>
             </w:pPr>
             <w:r>
               <w:rPr>
@@ -2303,7 +2222,6 @@
           <w:p>
             <w:pPr>
               <w:pStyle w:val="Compact"/>
-              <w:jc w:val="left"/>
             </w:pPr>
             <w:r>
               <w:t xml:space="preserve">200 + fiche produit</w:t>
@@ -2317,7 +2235,6 @@
           <w:p>
             <w:pPr>
               <w:pStyle w:val="Compact"/>
-              <w:jc w:val="left"/>
             </w:pPr>
             <w:r>
               <w:rPr>
@@ -2332,7 +2249,6 @@
           <w:p>
             <w:pPr>
               <w:pStyle w:val="Compact"/>
-              <w:jc w:val="left"/>
             </w:pPr>
             <w:r>
               <w:rPr>
@@ -2353,7 +2269,6 @@
           <w:p>
             <w:pPr>
               <w:pStyle w:val="Compact"/>
-              <w:jc w:val="left"/>
             </w:pPr>
             <w:r>
               <w:t xml:space="preserve">200 + ligne créée</w:t>
@@ -2367,7 +2282,6 @@
           <w:p>
             <w:pPr>
               <w:pStyle w:val="Compact"/>
-              <w:jc w:val="left"/>
             </w:pPr>
             <w:r>
               <w:rPr>
@@ -2382,7 +2296,6 @@
           <w:p>
             <w:pPr>
               <w:pStyle w:val="Compact"/>
-              <w:jc w:val="left"/>
             </w:pPr>
             <w:r>
               <w:rPr>
@@ -2397,7 +2310,6 @@
           <w:p>
             <w:pPr>
               <w:pStyle w:val="Compact"/>
-              <w:jc w:val="left"/>
             </w:pPr>
             <w:r>
               <w:t xml:space="preserve">200/201 + avis publié</w:t>
@@ -2411,11 +2323,11 @@
         <w:pStyle w:val="BodyText"/>
       </w:pPr>
       <w:r>
-        <w:t xml:space="preserve">La 7e requête demandée par Marie, l’ajout d’un produit en rupture de stock, relève d’une règle métier non respectée : elle est traitée dans la suite d’anomalies.</w:t>
-      </w:r>
-    </w:p>
-    <w:bookmarkEnd w:id="26"/>
-    <w:bookmarkStart w:id="27" w:name="tests-fonctionnels"/>
+        <w:t xml:space="preserve">La 7e requête demandée par Marie, l'ajout d'un produit en rupture de stock, relève d'une règle métier non respectée : elle est traitée dans la suite d'anomalies.</w:t>
+      </w:r>
+    </w:p>
+    <w:bookmarkEnd w:id="16"/>
+    <w:bookmarkStart w:id="17" w:name="X812d45ec5fc875f5d06f76a53c1185b2d15202b"/>
     <w:p>
       <w:pPr>
         <w:pStyle w:val="Heading4"/>
@@ -2430,8 +2342,8 @@
       </w:pPr>
       <w:r>
         <w:rPr>
-          <w:bCs/>
-          <w:b/>
+          <w:b/>
+          <w:bCs/>
         </w:rPr>
         <w:t xml:space="preserve">Connexion</w:t>
       </w:r>
@@ -2448,8 +2360,8 @@
       </w:pPr>
       <w:r>
         <w:rPr>
-          <w:bCs/>
-          <w:b/>
+          <w:b/>
+          <w:bCs/>
         </w:rPr>
         <w:t xml:space="preserve">Panier</w:t>
       </w:r>
@@ -2457,7 +2369,7 @@
         <w:t xml:space="preserve"> </w:t>
       </w:r>
       <w:r>
-        <w:t xml:space="preserve">: accès sans authentification (redirection), ajout d’un produit disponible depuis l’interface, quantité négative bloquée par le formulaire Angular (aucune requête émise, contrôlé par interception de route), suppression d’une ligne.</w:t>
+        <w:t xml:space="preserve">: accès sans authentification (redirection), ajout d'un produit disponible depuis l'interface, quantité négative bloquée par le formulaire Angular (aucune requête émise, contrôlé par interception de route), suppression d'une ligne.</w:t>
       </w:r>
     </w:p>
     <w:p>
@@ -2466,8 +2378,8 @@
       </w:pPr>
       <w:r>
         <w:rPr>
-          <w:bCs/>
-          <w:b/>
+          <w:b/>
+          <w:bCs/>
         </w:rPr>
         <w:t xml:space="preserve">Cohérence du stock</w:t>
       </w:r>
@@ -2484,8 +2396,8 @@
       </w:pPr>
       <w:r>
         <w:rPr>
-          <w:bCs/>
-          <w:b/>
+          <w:b/>
+          <w:bCs/>
         </w:rPr>
         <w:t xml:space="preserve">XSS</w:t>
       </w:r>
@@ -2493,11 +2405,11 @@
         <w:t xml:space="preserve"> </w:t>
       </w:r>
       <w:r>
-        <w:t xml:space="preserve">: aucun JavaScript injecté n’est exécuté au rendu.</w:t>
-      </w:r>
-    </w:p>
-    <w:bookmarkEnd w:id="27"/>
-    <w:bookmarkStart w:id="28" w:name="smoke-tests"/>
+        <w:t xml:space="preserve">: aucun JavaScript injecté n'est exécuté au rendu.</w:t>
+      </w:r>
+    </w:p>
+    <w:bookmarkEnd w:id="17"/>
+    <w:bookmarkStart w:id="18" w:name="X72a6aa1f626c097177baf9a516deab02070fb61"/>
     <w:p>
       <w:pPr>
         <w:pStyle w:val="Heading4"/>
@@ -2511,328 +2423,17 @@
         <w:pStyle w:val="FirstParagraph"/>
       </w:pPr>
       <w:r>
-        <w:t xml:space="preserve">Accueil et navigation complète, liste des produits, page des avis, formulaire de connexion, formulaire d’inscription, bouton d’ajout au panier après connexion, accès au panier avec et sans authentification.</w:t>
-      </w:r>
-    </w:p>
-    <w:bookmarkEnd w:id="28"/>
-    <w:bookmarkStart w:id="29" w:name="suite-danomalies"/>
+        <w:t xml:space="preserve">Accueil et navigation complète, liste des produits, page des avis, formulaire de connexion, formulaire d'inscription, bouton d'ajout au panier après connexion, accès au panier avec et sans authentification.</w:t>
+      </w:r>
+    </w:p>
+    <w:bookmarkEnd w:id="18"/>
+    <w:bookmarkStart w:id="19" w:name="X26f78f3c2c4de235fffb4a4666f514190644ee1"/>
     <w:p>
       <w:pPr>
         <w:pStyle w:val="Heading4"/>
       </w:pPr>
       <w:r>
-        <w:t xml:space="preserve">4. Suite d’anomalies</w:t>
-      </w:r>
-    </w:p>
-    <w:tbl>
-      <w:tblPr>
-        <w:tblStyle w:val="Table"/>
-        <w:tblW w:type="pct" w:w="5000"/>
-        <w:tblLook w:firstRow="1" w:lastRow="0" w:firstColumn="0" w:lastColumn="0" w:noHBand="0" w:noVBand="0" w:val="0020"/>
-        <w:jc w:val="start"/>
-      </w:tblPr>
-      <w:tblGrid>
-        <w:gridCol w:w="1875"/>
-        <w:gridCol w:w="4585"/>
-        <w:gridCol w:w="1458"/>
-      </w:tblGrid>
-      <w:tr>
-        <w:trPr>
-          <w:tblHeader w:val="true"/>
-        </w:trPr>
-        <w:tc>
-          <w:tcPr/>
-          <w:p>
-            <w:pPr>
-              <w:pStyle w:val="Compact"/>
-              <w:jc w:val="left"/>
-            </w:pPr>
-            <w:r>
-              <w:t xml:space="preserve">Fichier</w:t>
-            </w:r>
-          </w:p>
-        </w:tc>
-        <w:tc>
-          <w:tcPr/>
-          <w:p>
-            <w:pPr>
-              <w:pStyle w:val="Compact"/>
-              <w:jc w:val="left"/>
-            </w:pPr>
-            <w:r>
-              <w:t xml:space="preserve">Règle métier assertée</w:t>
-            </w:r>
-          </w:p>
-        </w:tc>
-        <w:tc>
-          <w:tcPr/>
-          <w:p>
-            <w:pPr>
-              <w:pStyle w:val="Compact"/>
-              <w:jc w:val="left"/>
-            </w:pPr>
-            <w:r>
-              <w:t xml:space="preserve">Tests</w:t>
-            </w:r>
-          </w:p>
-        </w:tc>
-      </w:tr>
-      <w:tr>
-        <w:tc>
-          <w:tcPr/>
-          <w:p>
-            <w:pPr>
-              <w:pStyle w:val="Compact"/>
-              <w:jc w:val="left"/>
-            </w:pPr>
-            <w:r>
-              <w:rPr>
-                <w:rStyle w:val="VerbatimChar"/>
-              </w:rPr>
-              <w:t xml:space="preserve">anomalie-1-stock-insuffisant</w:t>
-            </w:r>
-          </w:p>
-        </w:tc>
-        <w:tc>
-          <w:tcPr/>
-          <w:p>
-            <w:pPr>
-              <w:pStyle w:val="Compact"/>
-              <w:jc w:val="left"/>
-            </w:pPr>
-            <w:r>
-              <w:t xml:space="preserve">Refuser un produit en rupture, une quantité supérieure au stock, une quantité supérieure à 20, côté API et côté interface</w:t>
-            </w:r>
-          </w:p>
-        </w:tc>
-        <w:tc>
-          <w:tcPr/>
-          <w:p>
-            <w:pPr>
-              <w:pStyle w:val="Compact"/>
-              <w:jc w:val="left"/>
-            </w:pPr>
-            <w:r>
-              <w:t xml:space="preserve">4</w:t>
-            </w:r>
-          </w:p>
-        </w:tc>
-      </w:tr>
-      <w:tr>
-        <w:tc>
-          <w:tcPr/>
-          <w:p>
-            <w:pPr>
-              <w:pStyle w:val="Compact"/>
-              <w:jc w:val="left"/>
-            </w:pPr>
-            <w:r>
-              <w:rPr>
-                <w:rStyle w:val="VerbatimChar"/>
-              </w:rPr>
-              <w:t xml:space="preserve">anomalie-2-quantite-invalide</w:t>
-            </w:r>
-          </w:p>
-        </w:tc>
-        <w:tc>
-          <w:tcPr/>
-          <w:p>
-            <w:pPr>
-              <w:pStyle w:val="Compact"/>
-              <w:jc w:val="left"/>
-            </w:pPr>
-            <w:r>
-              <w:t xml:space="preserve">Refuser une quantité nulle ou négative</w:t>
-            </w:r>
-          </w:p>
-        </w:tc>
-        <w:tc>
-          <w:tcPr/>
-          <w:p>
-            <w:pPr>
-              <w:pStyle w:val="Compact"/>
-              <w:jc w:val="left"/>
-            </w:pPr>
-            <w:r>
-              <w:t xml:space="preserve">2</w:t>
-            </w:r>
-          </w:p>
-        </w:tc>
-      </w:tr>
-      <w:tr>
-        <w:tc>
-          <w:tcPr/>
-          <w:p>
-            <w:pPr>
-              <w:pStyle w:val="Compact"/>
-              <w:jc w:val="left"/>
-            </w:pPr>
-            <w:r>
-              <w:rPr>
-                <w:rStyle w:val="VerbatimChar"/>
-              </w:rPr>
-              <w:t xml:space="preserve">anomalie-3-commande-panier-vide</w:t>
-            </w:r>
-          </w:p>
-        </w:tc>
-        <w:tc>
-          <w:tcPr/>
-          <w:p>
-            <w:pPr>
-              <w:pStyle w:val="Compact"/>
-              <w:jc w:val="left"/>
-            </w:pPr>
-            <w:r>
-              <w:t xml:space="preserve">Refuser une commande sans article</w:t>
-            </w:r>
-          </w:p>
-        </w:tc>
-        <w:tc>
-          <w:tcPr/>
-          <w:p>
-            <w:pPr>
-              <w:pStyle w:val="Compact"/>
-              <w:jc w:val="left"/>
-            </w:pPr>
-            <w:r>
-              <w:t xml:space="preserve">1</w:t>
-            </w:r>
-          </w:p>
-        </w:tc>
-      </w:tr>
-      <w:tr>
-        <w:tc>
-          <w:tcPr/>
-          <w:p>
-            <w:pPr>
-              <w:pStyle w:val="Compact"/>
-              <w:jc w:val="left"/>
-            </w:pPr>
-            <w:r>
-              <w:rPr>
-                <w:rStyle w:val="VerbatimChar"/>
-              </w:rPr>
-              <w:t xml:space="preserve">anomalie-4-panier-inexistant</w:t>
-            </w:r>
-          </w:p>
-        </w:tc>
-        <w:tc>
-          <w:tcPr/>
-          <w:p>
-            <w:pPr>
-              <w:pStyle w:val="Compact"/>
-              <w:jc w:val="left"/>
-            </w:pPr>
-            <w:r>
-              <w:t xml:space="preserve">Retourner 200 et un panier vide pour un nouvel utilisateur</w:t>
-            </w:r>
-          </w:p>
-        </w:tc>
-        <w:tc>
-          <w:tcPr/>
-          <w:p>
-            <w:pPr>
-              <w:pStyle w:val="Compact"/>
-              <w:jc w:val="left"/>
-            </w:pPr>
-            <w:r>
-              <w:t xml:space="preserve">1</w:t>
-            </w:r>
-          </w:p>
-        </w:tc>
-      </w:tr>
-      <w:tr>
-        <w:tc>
-          <w:tcPr/>
-          <w:p>
-            <w:pPr>
-              <w:pStyle w:val="Compact"/>
-              <w:jc w:val="left"/>
-            </w:pPr>
-            <w:r>
-              <w:rPr>
-                <w:rStyle w:val="VerbatimChar"/>
-              </w:rPr>
-              <w:t xml:space="preserve">anomalie-5-stock-negatif</w:t>
-            </w:r>
-          </w:p>
-        </w:tc>
-        <w:tc>
-          <w:tcPr/>
-          <w:p>
-            <w:pPr>
-              <w:pStyle w:val="Compact"/>
-              <w:jc w:val="left"/>
-            </w:pPr>
-            <w:r>
-              <w:t xml:space="preserve">N’exposer aucun produit à stock négatif</w:t>
-            </w:r>
-          </w:p>
-        </w:tc>
-        <w:tc>
-          <w:tcPr/>
-          <w:p>
-            <w:pPr>
-              <w:pStyle w:val="Compact"/>
-              <w:jc w:val="left"/>
-            </w:pPr>
-            <w:r>
-              <w:t xml:space="preserve">1</w:t>
-            </w:r>
-          </w:p>
-        </w:tc>
-      </w:tr>
-      <w:tr>
-        <w:tc>
-          <w:tcPr/>
-          <w:p>
-            <w:pPr>
-              <w:pStyle w:val="Compact"/>
-              <w:jc w:val="left"/>
-            </w:pPr>
-            <w:r>
-              <w:rPr>
-                <w:rStyle w:val="VerbatimChar"/>
-              </w:rPr>
-              <w:t xml:space="preserve">anomalie-6-xss-avis</w:t>
-            </w:r>
-          </w:p>
-        </w:tc>
-        <w:tc>
-          <w:tcPr/>
-          <w:p>
-            <w:pPr>
-              <w:pStyle w:val="Compact"/>
-              <w:jc w:val="left"/>
-            </w:pPr>
-            <w:r>
-              <w:t xml:space="preserve">Échapper le HTML d’un commentaire, côté back et côté front</w:t>
-            </w:r>
-          </w:p>
-        </w:tc>
-        <w:tc>
-          <w:tcPr/>
-          <w:p>
-            <w:pPr>
-              <w:pStyle w:val="Compact"/>
-              <w:jc w:val="left"/>
-            </w:pPr>
-            <w:r>
-              <w:t xml:space="preserve">2</w:t>
-            </w:r>
-          </w:p>
-        </w:tc>
-      </w:tr>
-    </w:tbl>
-    <w:bookmarkEnd w:id="29"/>
-    <w:bookmarkEnd w:id="30"/>
-    <w:bookmarkStart w:id="31" w:name="résultats-de-tests"/>
-    <w:p>
-      <w:pPr>
-        <w:pStyle w:val="Heading3"/>
-      </w:pPr>
-      <w:r>
-        <w:t xml:space="preserve">Résultats de tests</w:t>
+        <w:t xml:space="preserve">4. Suite d'anomalies</w:t>
       </w:r>
     </w:p>
     <w:tbl>
@@ -2840,7 +2441,295 @@
         <w:tblStyle w:val="Table"/>
         <w:tblW w:type="auto" w:w="0"/>
         <w:tblLook w:firstRow="1" w:lastRow="0" w:firstColumn="0" w:lastColumn="0" w:noHBand="0" w:noVBand="0" w:val="0020"/>
-        <w:jc w:val="start"/>
+      </w:tblPr>
+      <w:tblGrid>
+        <w:gridCol w:w="2640"/>
+        <w:gridCol w:w="2640"/>
+        <w:gridCol w:w="2640"/>
+      </w:tblGrid>
+      <w:tr>
+        <w:trPr>
+          <w:tblHeader w:val="on"/>
+        </w:trPr>
+        <w:tc>
+          <w:tcPr/>
+          <w:p>
+            <w:pPr>
+              <w:pStyle w:val="Compact"/>
+            </w:pPr>
+            <w:r>
+              <w:t xml:space="preserve">Fichier</w:t>
+            </w:r>
+          </w:p>
+        </w:tc>
+        <w:tc>
+          <w:tcPr/>
+          <w:p>
+            <w:pPr>
+              <w:pStyle w:val="Compact"/>
+            </w:pPr>
+            <w:r>
+              <w:t xml:space="preserve">Règle métier assertée</w:t>
+            </w:r>
+          </w:p>
+        </w:tc>
+        <w:tc>
+          <w:tcPr/>
+          <w:p>
+            <w:pPr>
+              <w:pStyle w:val="Compact"/>
+            </w:pPr>
+            <w:r>
+              <w:t xml:space="preserve">Tests</w:t>
+            </w:r>
+          </w:p>
+        </w:tc>
+      </w:tr>
+      <w:tr>
+        <w:tc>
+          <w:tcPr/>
+          <w:p>
+            <w:pPr>
+              <w:pStyle w:val="Compact"/>
+            </w:pPr>
+            <w:r>
+              <w:rPr>
+                <w:rStyle w:val="VerbatimChar"/>
+              </w:rPr>
+              <w:t xml:space="preserve">anomalie-1-stock-insuffisant</w:t>
+            </w:r>
+          </w:p>
+        </w:tc>
+        <w:tc>
+          <w:tcPr/>
+          <w:p>
+            <w:pPr>
+              <w:pStyle w:val="Compact"/>
+            </w:pPr>
+            <w:r>
+              <w:t xml:space="preserve">Refuser un produit en rupture, une quantité supérieure au stock, une quantité supérieure à 20, côté API et côté interface</w:t>
+            </w:r>
+          </w:p>
+        </w:tc>
+        <w:tc>
+          <w:tcPr/>
+          <w:p>
+            <w:pPr>
+              <w:pStyle w:val="Compact"/>
+            </w:pPr>
+            <w:r>
+              <w:t xml:space="preserve">4</w:t>
+            </w:r>
+          </w:p>
+        </w:tc>
+      </w:tr>
+      <w:tr>
+        <w:tc>
+          <w:tcPr/>
+          <w:p>
+            <w:pPr>
+              <w:pStyle w:val="Compact"/>
+            </w:pPr>
+            <w:r>
+              <w:rPr>
+                <w:rStyle w:val="VerbatimChar"/>
+              </w:rPr>
+              <w:t xml:space="preserve">anomalie-2-quantite-invalide</w:t>
+            </w:r>
+          </w:p>
+        </w:tc>
+        <w:tc>
+          <w:tcPr/>
+          <w:p>
+            <w:pPr>
+              <w:pStyle w:val="Compact"/>
+            </w:pPr>
+            <w:r>
+              <w:t xml:space="preserve">Refuser une quantité nulle ou négative</w:t>
+            </w:r>
+          </w:p>
+        </w:tc>
+        <w:tc>
+          <w:tcPr/>
+          <w:p>
+            <w:pPr>
+              <w:pStyle w:val="Compact"/>
+            </w:pPr>
+            <w:r>
+              <w:t xml:space="preserve">2</w:t>
+            </w:r>
+          </w:p>
+        </w:tc>
+      </w:tr>
+      <w:tr>
+        <w:tc>
+          <w:tcPr/>
+          <w:p>
+            <w:pPr>
+              <w:pStyle w:val="Compact"/>
+            </w:pPr>
+            <w:r>
+              <w:rPr>
+                <w:rStyle w:val="VerbatimChar"/>
+              </w:rPr>
+              <w:t xml:space="preserve">anomalie-3-commande-panier-vide</w:t>
+            </w:r>
+          </w:p>
+        </w:tc>
+        <w:tc>
+          <w:tcPr/>
+          <w:p>
+            <w:pPr>
+              <w:pStyle w:val="Compact"/>
+            </w:pPr>
+            <w:r>
+              <w:t xml:space="preserve">Refuser une commande sans article</w:t>
+            </w:r>
+          </w:p>
+        </w:tc>
+        <w:tc>
+          <w:tcPr/>
+          <w:p>
+            <w:pPr>
+              <w:pStyle w:val="Compact"/>
+            </w:pPr>
+            <w:r>
+              <w:t xml:space="preserve">1</w:t>
+            </w:r>
+          </w:p>
+        </w:tc>
+      </w:tr>
+      <w:tr>
+        <w:tc>
+          <w:tcPr/>
+          <w:p>
+            <w:pPr>
+              <w:pStyle w:val="Compact"/>
+            </w:pPr>
+            <w:r>
+              <w:rPr>
+                <w:rStyle w:val="VerbatimChar"/>
+              </w:rPr>
+              <w:t xml:space="preserve">anomalie-4-panier-inexistant</w:t>
+            </w:r>
+          </w:p>
+        </w:tc>
+        <w:tc>
+          <w:tcPr/>
+          <w:p>
+            <w:pPr>
+              <w:pStyle w:val="Compact"/>
+            </w:pPr>
+            <w:r>
+              <w:t xml:space="preserve">Retourner 200 et un panier vide pour un nouvel utilisateur</w:t>
+            </w:r>
+          </w:p>
+        </w:tc>
+        <w:tc>
+          <w:tcPr/>
+          <w:p>
+            <w:pPr>
+              <w:pStyle w:val="Compact"/>
+            </w:pPr>
+            <w:r>
+              <w:t xml:space="preserve">1</w:t>
+            </w:r>
+          </w:p>
+        </w:tc>
+      </w:tr>
+      <w:tr>
+        <w:tc>
+          <w:tcPr/>
+          <w:p>
+            <w:pPr>
+              <w:pStyle w:val="Compact"/>
+            </w:pPr>
+            <w:r>
+              <w:rPr>
+                <w:rStyle w:val="VerbatimChar"/>
+              </w:rPr>
+              <w:t xml:space="preserve">anomalie-5-stock-negatif</w:t>
+            </w:r>
+          </w:p>
+        </w:tc>
+        <w:tc>
+          <w:tcPr/>
+          <w:p>
+            <w:pPr>
+              <w:pStyle w:val="Compact"/>
+            </w:pPr>
+            <w:r>
+              <w:t xml:space="preserve">N'exposer aucun produit à stock négatif</w:t>
+            </w:r>
+          </w:p>
+        </w:tc>
+        <w:tc>
+          <w:tcPr/>
+          <w:p>
+            <w:pPr>
+              <w:pStyle w:val="Compact"/>
+            </w:pPr>
+            <w:r>
+              <w:t xml:space="preserve">1</w:t>
+            </w:r>
+          </w:p>
+        </w:tc>
+      </w:tr>
+      <w:tr>
+        <w:tc>
+          <w:tcPr/>
+          <w:p>
+            <w:pPr>
+              <w:pStyle w:val="Compact"/>
+            </w:pPr>
+            <w:r>
+              <w:rPr>
+                <w:rStyle w:val="VerbatimChar"/>
+              </w:rPr>
+              <w:t xml:space="preserve">anomalie-6-xss-avis</w:t>
+            </w:r>
+          </w:p>
+        </w:tc>
+        <w:tc>
+          <w:tcPr/>
+          <w:p>
+            <w:pPr>
+              <w:pStyle w:val="Compact"/>
+            </w:pPr>
+            <w:r>
+              <w:t xml:space="preserve">Échapper le HTML d'un commentaire, côté back et côté front</w:t>
+            </w:r>
+          </w:p>
+        </w:tc>
+        <w:tc>
+          <w:tcPr/>
+          <w:p>
+            <w:pPr>
+              <w:pStyle w:val="Compact"/>
+            </w:pPr>
+            <w:r>
+              <w:t xml:space="preserve">2</w:t>
+            </w:r>
+          </w:p>
+        </w:tc>
+      </w:tr>
+    </w:tbl>
+    <w:bookmarkEnd w:id="19"/>
+    <w:bookmarkEnd w:id="20"/>
+    <w:bookmarkStart w:id="21" w:name="résultats-de-tests"/>
+    <w:p>
+      <w:pPr>
+        <w:pStyle w:val="Heading3"/>
+      </w:pPr>
+      <w:r>
+        <w:t xml:space="preserve">Résultats de tests</w:t>
+      </w:r>
+    </w:p>
+    <w:tbl>
+      <w:tblPr>
+        <w:tblStyle w:val="Table"/>
+        <w:tblW w:type="auto" w:w="0"/>
+        <w:tblLook w:firstRow="1" w:lastRow="0" w:firstColumn="0" w:lastColumn="0" w:noHBand="0" w:noVBand="0" w:val="0020"/>
       </w:tblPr>
       <w:tblGrid>
         <w:gridCol w:w="3960"/>
@@ -2848,14 +2737,13 @@
       </w:tblGrid>
       <w:tr>
         <w:trPr>
-          <w:tblHeader w:val="true"/>
+          <w:tblHeader w:val="on"/>
         </w:trPr>
         <w:tc>
           <w:tcPr/>
           <w:p>
             <w:pPr>
               <w:pStyle w:val="Compact"/>
-              <w:jc w:val="left"/>
             </w:pPr>
             <w:r>
               <w:t xml:space="preserve">Indicateur</w:t>
@@ -2867,7 +2755,6 @@
           <w:p>
             <w:pPr>
               <w:pStyle w:val="Compact"/>
-              <w:jc w:val="left"/>
             </w:pPr>
             <w:r>
               <w:t xml:space="preserve">Valeur</w:t>
@@ -2881,7 +2768,6 @@
           <w:p>
             <w:pPr>
               <w:pStyle w:val="Compact"/>
-              <w:jc w:val="left"/>
             </w:pPr>
             <w:r>
               <w:t xml:space="preserve">Tests exécutés</w:t>
@@ -2893,7 +2779,6 @@
           <w:p>
             <w:pPr>
               <w:pStyle w:val="Compact"/>
-              <w:jc w:val="left"/>
             </w:pPr>
             <w:r>
               <w:t xml:space="preserve">35</w:t>
@@ -2907,7 +2792,6 @@
           <w:p>
             <w:pPr>
               <w:pStyle w:val="Compact"/>
-              <w:jc w:val="left"/>
             </w:pPr>
             <w:r>
               <w:t xml:space="preserve">Suite de régression</w:t>
@@ -2919,7 +2803,6 @@
           <w:p>
             <w:pPr>
               <w:pStyle w:val="Compact"/>
-              <w:jc w:val="left"/>
             </w:pPr>
             <w:r>
               <w:t xml:space="preserve">24 réussis, 0 en échec</w:t>
@@ -2933,22 +2816,20 @@
           <w:p>
             <w:pPr>
               <w:pStyle w:val="Compact"/>
-              <w:jc w:val="left"/>
-            </w:pPr>
-            <w:r>
-              <w:t xml:space="preserve">Suite d’anomalies</w:t>
-            </w:r>
-          </w:p>
-        </w:tc>
-        <w:tc>
-          <w:tcPr/>
-          <w:p>
-            <w:pPr>
-              <w:pStyle w:val="Compact"/>
-              <w:jc w:val="left"/>
-            </w:pPr>
-            <w:r>
-              <w:t xml:space="preserve">0 réussi, 11 en échec</w:t>
+            </w:pPr>
+            <w:r>
+              <w:t xml:space="preserve">Suite d'anomalies</w:t>
+            </w:r>
+          </w:p>
+        </w:tc>
+        <w:tc>
+          <w:tcPr/>
+          <w:p>
+            <w:pPr>
+              <w:pStyle w:val="Compact"/>
+            </w:pPr>
+            <w:r>
+              <w:t xml:space="preserve">1 réussi, 10 en échec</w:t>
             </w:r>
           </w:p>
         </w:tc>
@@ -2959,7 +2840,6 @@
           <w:p>
             <w:pPr>
               <w:pStyle w:val="Compact"/>
-              <w:jc w:val="left"/>
             </w:pPr>
             <w:r>
               <w:t xml:space="preserve">Anomalies distinctes</w:t>
@@ -2971,7 +2851,6 @@
           <w:p>
             <w:pPr>
               <w:pStyle w:val="Compact"/>
-              <w:jc w:val="left"/>
             </w:pPr>
             <w:r>
               <w:t xml:space="preserve">6</w:t>
@@ -2985,7 +2864,16 @@
         <w:pStyle w:val="BodyText"/>
       </w:pPr>
       <w:r>
-        <w:t xml:space="preserve">La suite de régression est verte : le parcours nominal fonctionne et la campagne est rejouable. Les 11 échecs de la suite d’anomalies ne sont pas des défauts de test mais des écarts de l’application, tous reproductibles en requête directe.</w:t>
+        <w:t xml:space="preserve">La suite de régression est verte : le parcours nominal fonctionne et la campagne est rejouable. Les 10 échecs de la suite d'anomalies ne sont pas des défauts de test mais des écarts de l'application, tous reproductibles en requête directe. Le test vert de cette suite (</w:t>
+      </w:r>
+      <w:r>
+        <w:rPr>
+          <w:rStyle w:val="VerbatimChar"/>
+        </w:rPr>
+        <w:t xml:space="preserve">anomalie-2</w:t>
+      </w:r>
+      <w:r>
+        <w:t xml:space="preserve">, quantité négative) confirme que le back-end refuse déjà une quantité négative : cette règle est respectée et sert de test de non-régression.</w:t>
       </w:r>
     </w:p>
     <w:p>
@@ -2995,1228 +2883,1225 @@
         </w:pict>
       </w:r>
     </w:p>
-    <w:bookmarkEnd w:id="31"/>
-    <w:bookmarkEnd w:id="32"/>
-    <w:bookmarkStart w:id="40" w:name="iii.-rapports-dincident"/>
+    <w:bookmarkEnd w:id="21"/>
+    <w:bookmarkEnd w:id="22"/>
+    <w:bookmarkStart w:id="30" w:name="iii-rapports-dincident"/>
     <w:p>
       <w:pPr>
         <w:pStyle w:val="Heading2"/>
       </w:pPr>
       <w:r>
-        <w:t xml:space="preserve">III. Rapports d’incident</w:t>
-      </w:r>
-    </w:p>
-    <w:bookmarkStart w:id="33" w:name="X45d41ab12b697dfa70ff911e26d78ea1ee1d45b"/>
+        <w:t xml:space="preserve">III. Rapports d'incident</w:t>
+      </w:r>
+    </w:p>
+    <w:bookmarkStart w:id="23" w:name="Xfa34f5dd3ba9f2967654a03974d9102818699b9"/>
     <w:p>
       <w:pPr>
         <w:pStyle w:val="Heading3"/>
       </w:pPr>
       <w:r>
-        <w:t xml:space="preserve">BUG-01 — Aucun contrôle de stock à l’ajout au panier</w:t>
-      </w:r>
-    </w:p>
-    <w:p>
-      <w:pPr>
+        <w:t xml:space="preserve">BUG-01 : Aucun contrôle de stock à l'ajout au panier</w:t>
+      </w:r>
+    </w:p>
+    <w:p>
+      <w:pPr>
+        <w:pStyle w:val="Compact"/>
         <w:numPr>
           <w:ilvl w:val="0"/>
           <w:numId w:val="1006"/>
         </w:numPr>
+      </w:pPr>
+      <w:r>
+        <w:rPr>
+          <w:b/>
+          <w:bCs/>
+        </w:rPr>
+        <w:t xml:space="preserve">Criticité</w:t>
+      </w:r>
+      <w:r>
+        <w:t xml:space="preserve"> </w:t>
+      </w:r>
+      <w:r>
+        <w:t xml:space="preserve">: majeure.</w:t>
+      </w:r>
+      <w:r>
+        <w:t xml:space="preserve"> </w:t>
+      </w:r>
+      <w:r>
+        <w:rPr>
+          <w:b/>
+          <w:bCs/>
+        </w:rPr>
+        <w:t xml:space="preserve">Niveau</w:t>
+      </w:r>
+      <w:r>
+        <w:t xml:space="preserve"> </w:t>
+      </w:r>
+      <w:r>
+        <w:t xml:space="preserve">: back-end</w:t>
+      </w:r>
+    </w:p>
+    <w:p>
+      <w:pPr>
         <w:pStyle w:val="Compact"/>
-      </w:pPr>
-      <w:r>
-        <w:rPr>
-          <w:bCs/>
-          <w:b/>
-        </w:rPr>
-        <w:t xml:space="preserve">Criticité</w:t>
-      </w:r>
-      <w:r>
-        <w:t xml:space="preserve"> </w:t>
-      </w:r>
-      <w:r>
-        <w:t xml:space="preserve">: majeure —</w:t>
-      </w:r>
-      <w:r>
-        <w:t xml:space="preserve"> </w:t>
-      </w:r>
-      <w:r>
-        <w:rPr>
-          <w:bCs/>
-          <w:b/>
-        </w:rPr>
-        <w:t xml:space="preserve">Niveau</w:t>
-      </w:r>
-      <w:r>
-        <w:t xml:space="preserve"> </w:t>
-      </w:r>
-      <w:r>
-        <w:t xml:space="preserve">: back-end</w:t>
-      </w:r>
-    </w:p>
-    <w:p>
-      <w:pPr>
         <w:numPr>
           <w:ilvl w:val="0"/>
           <w:numId w:val="1006"/>
         </w:numPr>
+      </w:pPr>
+      <w:r>
+        <w:rPr>
+          <w:b/>
+          <w:bCs/>
+        </w:rPr>
+        <w:t xml:space="preserve">Reproduction</w:t>
+      </w:r>
+      <w:r>
+        <w:t xml:space="preserve"> </w:t>
+      </w:r>
+      <w:r>
+        <w:t xml:space="preserve">:</w:t>
+      </w:r>
+      <w:r>
+        <w:t xml:space="preserve"> </w:t>
+      </w:r>
+      <w:r>
+        <w:rPr>
+          <w:rStyle w:val="VerbatimChar"/>
+        </w:rPr>
+        <w:t xml:space="preserve">PUT /orders/add</w:t>
+      </w:r>
+      <w:r>
+        <w:t xml:space="preserve"> </w:t>
+      </w:r>
+      <w:r>
+        <w:t xml:space="preserve">avec une quantité supérieure à</w:t>
+      </w:r>
+      <w:r>
+        <w:t xml:space="preserve"> </w:t>
+      </w:r>
+      <w:r>
+        <w:rPr>
+          <w:rStyle w:val="VerbatimChar"/>
+        </w:rPr>
+        <w:t xml:space="preserve">availableStock</w:t>
+      </w:r>
+      <w:r>
+        <w:t xml:space="preserve">, avec une quantité de 21 sur un produit dont le stock est inférieur (cas limite du bilan de Marie), ou avec un produit dont le stock est à 0 (produit 4).</w:t>
+      </w:r>
+    </w:p>
+    <w:p>
+      <w:pPr>
         <w:pStyle w:val="Compact"/>
-      </w:pPr>
-      <w:r>
-        <w:rPr>
-          <w:bCs/>
-          <w:b/>
-        </w:rPr>
-        <w:t xml:space="preserve">Reproduction</w:t>
-      </w:r>
-      <w:r>
-        <w:t xml:space="preserve"> </w:t>
-      </w:r>
-      <w:r>
-        <w:t xml:space="preserve">:</w:t>
-      </w:r>
-      <w:r>
-        <w:t xml:space="preserve"> </w:t>
-      </w:r>
-      <w:r>
-        <w:rPr>
-          <w:rStyle w:val="VerbatimChar"/>
-        </w:rPr>
-        <w:t xml:space="preserve">PUT /orders/add</w:t>
-      </w:r>
-      <w:r>
-        <w:t xml:space="preserve"> </w:t>
-      </w:r>
-      <w:r>
-        <w:t xml:space="preserve">avec une quantité supérieure à</w:t>
-      </w:r>
-      <w:r>
-        <w:t xml:space="preserve"> </w:t>
-      </w:r>
-      <w:r>
-        <w:rPr>
-          <w:rStyle w:val="VerbatimChar"/>
-        </w:rPr>
-        <w:t xml:space="preserve">availableStock</w:t>
-      </w:r>
-      <w:r>
-        <w:t xml:space="preserve">, avec une quantité de 21 sur un produit dont le stock est inférieur (cas limite du bilan de Marie), ou avec un produit dont le stock est à 0 (produit 4).</w:t>
-      </w:r>
-    </w:p>
-    <w:p>
-      <w:pPr>
         <w:numPr>
           <w:ilvl w:val="0"/>
           <w:numId w:val="1006"/>
         </w:numPr>
+      </w:pPr>
+      <w:r>
+        <w:rPr>
+          <w:b/>
+          <w:bCs/>
+        </w:rPr>
+        <w:t xml:space="preserve">Attendu</w:t>
+      </w:r>
+      <w:r>
+        <w:t xml:space="preserve"> </w:t>
+      </w:r>
+      <w:r>
+        <w:t xml:space="preserve">: refus 4xx.</w:t>
+      </w:r>
+      <w:r>
+        <w:t xml:space="preserve"> </w:t>
+      </w:r>
+      <w:r>
+        <w:rPr>
+          <w:b/>
+          <w:bCs/>
+        </w:rPr>
+        <w:t xml:space="preserve">Obtenu</w:t>
+      </w:r>
+      <w:r>
+        <w:t xml:space="preserve"> </w:t>
+      </w:r>
+      <w:r>
+        <w:t xml:space="preserve">: 200, ligne de panier créée.</w:t>
+      </w:r>
+    </w:p>
+    <w:p>
+      <w:pPr>
         <w:pStyle w:val="Compact"/>
-      </w:pPr>
-      <w:r>
-        <w:rPr>
-          <w:bCs/>
-          <w:b/>
-        </w:rPr>
-        <w:t xml:space="preserve">Attendu</w:t>
-      </w:r>
-      <w:r>
-        <w:t xml:space="preserve"> </w:t>
-      </w:r>
-      <w:r>
-        <w:t xml:space="preserve">: refus 4xx.</w:t>
-      </w:r>
-      <w:r>
-        <w:t xml:space="preserve"> </w:t>
-      </w:r>
-      <w:r>
-        <w:rPr>
-          <w:bCs/>
-          <w:b/>
-        </w:rPr>
-        <w:t xml:space="preserve">Obtenu</w:t>
-      </w:r>
-      <w:r>
-        <w:t xml:space="preserve"> </w:t>
-      </w:r>
-      <w:r>
-        <w:t xml:space="preserve">: 200, ligne de panier créée.</w:t>
-      </w:r>
-    </w:p>
-    <w:p>
-      <w:pPr>
         <w:numPr>
           <w:ilvl w:val="0"/>
           <w:numId w:val="1006"/>
         </w:numPr>
+      </w:pPr>
+      <w:r>
+        <w:rPr>
+          <w:b/>
+          <w:bCs/>
+        </w:rPr>
+        <w:t xml:space="preserve">Impact</w:t>
+      </w:r>
+      <w:r>
+        <w:t xml:space="preserve"> </w:t>
+      </w:r>
+      <w:r>
+        <w:t xml:space="preserve">: survente, commandes impossibles à honorer, litiges clients.</w:t>
+      </w:r>
+    </w:p>
+    <w:p>
+      <w:pPr>
         <w:pStyle w:val="Compact"/>
-      </w:pPr>
-      <w:r>
-        <w:rPr>
-          <w:bCs/>
-          <w:b/>
-        </w:rPr>
-        <w:t xml:space="preserve">Impact</w:t>
-      </w:r>
-      <w:r>
-        <w:t xml:space="preserve"> </w:t>
-      </w:r>
-      <w:r>
-        <w:t xml:space="preserve">: survente, commandes impossibles à honorer, litiges clients.</w:t>
-      </w:r>
-    </w:p>
-    <w:p>
-      <w:pPr>
         <w:numPr>
           <w:ilvl w:val="0"/>
           <w:numId w:val="1006"/>
         </w:numPr>
+      </w:pPr>
+      <w:r>
+        <w:rPr>
+          <w:b/>
+          <w:bCs/>
+        </w:rPr>
+        <w:t xml:space="preserve">Correction</w:t>
+      </w:r>
+      <w:r>
+        <w:t xml:space="preserve"> </w:t>
+      </w:r>
+      <w:r>
+        <w:t xml:space="preserve">: comparer</w:t>
+      </w:r>
+      <w:r>
+        <w:t xml:space="preserve"> </w:t>
+      </w:r>
+      <w:r>
+        <w:rPr>
+          <w:rStyle w:val="VerbatimChar"/>
+        </w:rPr>
+        <w:t xml:space="preserve">quantity</w:t>
+      </w:r>
+      <w:r>
+        <w:t xml:space="preserve"> </w:t>
+      </w:r>
+      <w:r>
+        <w:t xml:space="preserve">et</w:t>
+      </w:r>
+      <w:r>
+        <w:t xml:space="preserve"> </w:t>
+      </w:r>
+      <w:r>
+        <w:rPr>
+          <w:rStyle w:val="VerbatimChar"/>
+        </w:rPr>
+        <w:t xml:space="preserve">availableStock</w:t>
+      </w:r>
+      <w:r>
+        <w:t xml:space="preserve"> </w:t>
+      </w:r>
+      <w:r>
+        <w:t xml:space="preserve">avant création de la ligne.</w:t>
+      </w:r>
+    </w:p>
+    <w:bookmarkEnd w:id="23"/>
+    <w:bookmarkStart w:id="24" w:name="bug-02--quantité-nulle-acceptée"/>
+    <w:p>
+      <w:pPr>
+        <w:pStyle w:val="Heading3"/>
+      </w:pPr>
+      <w:r>
+        <w:t xml:space="preserve">BUG-02 : Quantité nulle acceptée</w:t>
+      </w:r>
+    </w:p>
+    <w:p>
+      <w:pPr>
         <w:pStyle w:val="Compact"/>
-      </w:pPr>
-      <w:r>
-        <w:rPr>
-          <w:bCs/>
-          <w:b/>
-        </w:rPr>
-        <w:t xml:space="preserve">Correction</w:t>
-      </w:r>
-      <w:r>
-        <w:t xml:space="preserve"> </w:t>
-      </w:r>
-      <w:r>
-        <w:t xml:space="preserve">: comparer</w:t>
-      </w:r>
-      <w:r>
-        <w:t xml:space="preserve"> </w:t>
-      </w:r>
-      <w:r>
-        <w:rPr>
-          <w:rStyle w:val="VerbatimChar"/>
-        </w:rPr>
-        <w:t xml:space="preserve">quantity</w:t>
-      </w:r>
-      <w:r>
-        <w:t xml:space="preserve"> </w:t>
-      </w:r>
-      <w:r>
-        <w:t xml:space="preserve">et</w:t>
-      </w:r>
-      <w:r>
-        <w:t xml:space="preserve"> </w:t>
-      </w:r>
-      <w:r>
-        <w:rPr>
-          <w:rStyle w:val="VerbatimChar"/>
-        </w:rPr>
-        <w:t xml:space="preserve">availableStock</w:t>
-      </w:r>
-      <w:r>
-        <w:t xml:space="preserve"> </w:t>
-      </w:r>
-      <w:r>
-        <w:t xml:space="preserve">avant création de la ligne.</w:t>
-      </w:r>
-    </w:p>
-    <w:bookmarkEnd w:id="33"/>
-    <w:bookmarkStart w:id="34" w:name="X5f1fd79b571a2b6da91e41ff5dcf43f0ba6efc6"/>
-    <w:p>
-      <w:pPr>
-        <w:pStyle w:val="Heading3"/>
-      </w:pPr>
-      <w:r>
-        <w:t xml:space="preserve">BUG-02 — Quantité nulle ou négative acceptée</w:t>
-      </w:r>
-    </w:p>
-    <w:p>
-      <w:pPr>
         <w:numPr>
           <w:ilvl w:val="0"/>
           <w:numId w:val="1007"/>
         </w:numPr>
+      </w:pPr>
+      <w:r>
+        <w:rPr>
+          <w:b/>
+          <w:bCs/>
+        </w:rPr>
+        <w:t xml:space="preserve">Criticité</w:t>
+      </w:r>
+      <w:r>
+        <w:t xml:space="preserve"> </w:t>
+      </w:r>
+      <w:r>
+        <w:t xml:space="preserve">: mineure.</w:t>
+      </w:r>
+      <w:r>
+        <w:t xml:space="preserve"> </w:t>
+      </w:r>
+      <w:r>
+        <w:rPr>
+          <w:b/>
+          <w:bCs/>
+        </w:rPr>
+        <w:t xml:space="preserve">Niveau</w:t>
+      </w:r>
+      <w:r>
+        <w:t xml:space="preserve"> </w:t>
+      </w:r>
+      <w:r>
+        <w:t xml:space="preserve">: back-end</w:t>
+      </w:r>
+    </w:p>
+    <w:p>
+      <w:pPr>
         <w:pStyle w:val="Compact"/>
-      </w:pPr>
-      <w:r>
-        <w:rPr>
-          <w:bCs/>
-          <w:b/>
-        </w:rPr>
-        <w:t xml:space="preserve">Criticité</w:t>
-      </w:r>
-      <w:r>
-        <w:t xml:space="preserve"> </w:t>
-      </w:r>
-      <w:r>
-        <w:t xml:space="preserve">: mineure —</w:t>
-      </w:r>
-      <w:r>
-        <w:t xml:space="preserve"> </w:t>
-      </w:r>
-      <w:r>
-        <w:rPr>
-          <w:bCs/>
-          <w:b/>
-        </w:rPr>
-        <w:t xml:space="preserve">Niveau</w:t>
-      </w:r>
-      <w:r>
-        <w:t xml:space="preserve"> </w:t>
-      </w:r>
-      <w:r>
-        <w:t xml:space="preserve">: back-end</w:t>
-      </w:r>
-    </w:p>
-    <w:p>
-      <w:pPr>
         <w:numPr>
           <w:ilvl w:val="0"/>
           <w:numId w:val="1007"/>
         </w:numPr>
+      </w:pPr>
+      <w:r>
+        <w:rPr>
+          <w:b/>
+          <w:bCs/>
+        </w:rPr>
+        <w:t xml:space="preserve">Reproduction</w:t>
+      </w:r>
+      <w:r>
+        <w:t xml:space="preserve"> </w:t>
+      </w:r>
+      <w:r>
+        <w:t xml:space="preserve">:</w:t>
+      </w:r>
+      <w:r>
+        <w:t xml:space="preserve"> </w:t>
+      </w:r>
+      <w:r>
+        <w:rPr>
+          <w:rStyle w:val="VerbatimChar"/>
+        </w:rPr>
+        <w:t xml:space="preserve">PUT /orders/add</w:t>
+      </w:r>
+      <w:r>
+        <w:t xml:space="preserve"> </w:t>
+      </w:r>
+      <w:r>
+        <w:t xml:space="preserve">avec</w:t>
+      </w:r>
+      <w:r>
+        <w:t xml:space="preserve"> </w:t>
+      </w:r>
+      <w:r>
+        <w:rPr>
+          <w:rStyle w:val="VerbatimChar"/>
+        </w:rPr>
+        <w:t xml:space="preserve">quantity: 0</w:t>
+      </w:r>
+      <w:r>
+        <w:t xml:space="preserve">.</w:t>
+      </w:r>
+    </w:p>
+    <w:p>
+      <w:pPr>
         <w:pStyle w:val="Compact"/>
-      </w:pPr>
-      <w:r>
-        <w:rPr>
-          <w:bCs/>
-          <w:b/>
-        </w:rPr>
-        <w:t xml:space="preserve">Reproduction</w:t>
-      </w:r>
-      <w:r>
-        <w:t xml:space="preserve"> </w:t>
-      </w:r>
-      <w:r>
-        <w:t xml:space="preserve">:</w:t>
-      </w:r>
-      <w:r>
-        <w:t xml:space="preserve"> </w:t>
-      </w:r>
-      <w:r>
-        <w:rPr>
-          <w:rStyle w:val="VerbatimChar"/>
-        </w:rPr>
-        <w:t xml:space="preserve">PUT /orders/add</w:t>
-      </w:r>
-      <w:r>
-        <w:t xml:space="preserve"> </w:t>
-      </w:r>
-      <w:r>
-        <w:t xml:space="preserve">avec</w:t>
-      </w:r>
-      <w:r>
-        <w:t xml:space="preserve"> </w:t>
-      </w:r>
-      <w:r>
-        <w:rPr>
-          <w:rStyle w:val="VerbatimChar"/>
-        </w:rPr>
-        <w:t xml:space="preserve">quantity: 0</w:t>
-      </w:r>
-      <w:r>
-        <w:t xml:space="preserve">, puis</w:t>
-      </w:r>
-      <w:r>
-        <w:t xml:space="preserve"> </w:t>
-      </w:r>
-      <w:r>
-        <w:rPr>
-          <w:rStyle w:val="VerbatimChar"/>
-        </w:rPr>
-        <w:t xml:space="preserve">quantity: -1</w:t>
-      </w:r>
-      <w:r>
-        <w:t xml:space="preserve">.</w:t>
-      </w:r>
-    </w:p>
-    <w:p>
-      <w:pPr>
         <w:numPr>
           <w:ilvl w:val="0"/>
           <w:numId w:val="1007"/>
         </w:numPr>
+      </w:pPr>
+      <w:r>
+        <w:rPr>
+          <w:b/>
+          <w:bCs/>
+        </w:rPr>
+        <w:t xml:space="preserve">Attendu</w:t>
+      </w:r>
+      <w:r>
+        <w:t xml:space="preserve"> </w:t>
+      </w:r>
+      <w:r>
+        <w:t xml:space="preserve">: refus 4xx.</w:t>
+      </w:r>
+      <w:r>
+        <w:t xml:space="preserve"> </w:t>
+      </w:r>
+      <w:r>
+        <w:rPr>
+          <w:b/>
+          <w:bCs/>
+        </w:rPr>
+        <w:t xml:space="preserve">Obtenu</w:t>
+      </w:r>
+      <w:r>
+        <w:t xml:space="preserve"> </w:t>
+      </w:r>
+      <w:r>
+        <w:t xml:space="preserve">: 200. La quantité négative (</w:t>
+      </w:r>
+      <w:r>
+        <w:rPr>
+          <w:rStyle w:val="VerbatimChar"/>
+        </w:rPr>
+        <w:t xml:space="preserve">quantity: -1</w:t>
+      </w:r>
+      <w:r>
+        <w:t xml:space="preserve">), elle, est déjà refusée par le back-end (400) : ce cas est conforme et couvert par un test vert.</w:t>
+      </w:r>
+    </w:p>
+    <w:p>
+      <w:pPr>
         <w:pStyle w:val="Compact"/>
-      </w:pPr>
-      <w:r>
-        <w:rPr>
-          <w:bCs/>
-          <w:b/>
-        </w:rPr>
-        <w:t xml:space="preserve">Attendu</w:t>
-      </w:r>
-      <w:r>
-        <w:t xml:space="preserve"> </w:t>
-      </w:r>
-      <w:r>
-        <w:t xml:space="preserve">: refus 4xx.</w:t>
-      </w:r>
-      <w:r>
-        <w:t xml:space="preserve"> </w:t>
-      </w:r>
-      <w:r>
-        <w:rPr>
-          <w:bCs/>
-          <w:b/>
-        </w:rPr>
-        <w:t xml:space="preserve">Obtenu</w:t>
-      </w:r>
-      <w:r>
-        <w:t xml:space="preserve"> </w:t>
-      </w:r>
-      <w:r>
-        <w:t xml:space="preserve">: 200.</w:t>
-      </w:r>
-    </w:p>
-    <w:p>
-      <w:pPr>
         <w:numPr>
           <w:ilvl w:val="0"/>
           <w:numId w:val="1007"/>
         </w:numPr>
+      </w:pPr>
+      <w:r>
+        <w:rPr>
+          <w:b/>
+          <w:bCs/>
+        </w:rPr>
+        <w:t xml:space="preserve">Impact</w:t>
+      </w:r>
+      <w:r>
+        <w:t xml:space="preserve"> </w:t>
+      </w:r>
+      <w:r>
+        <w:t xml:space="preserve">: lignes de panier parasites, totaux incohérents.</w:t>
+      </w:r>
+    </w:p>
+    <w:p>
+      <w:pPr>
         <w:pStyle w:val="Compact"/>
-      </w:pPr>
-      <w:r>
-        <w:rPr>
-          <w:bCs/>
-          <w:b/>
-        </w:rPr>
-        <w:t xml:space="preserve">Impact</w:t>
-      </w:r>
-      <w:r>
-        <w:t xml:space="preserve"> </w:t>
-      </w:r>
-      <w:r>
-        <w:t xml:space="preserve">: lignes de panier parasites, totaux incohérents.</w:t>
-      </w:r>
-    </w:p>
-    <w:p>
-      <w:pPr>
         <w:numPr>
           <w:ilvl w:val="0"/>
           <w:numId w:val="1007"/>
         </w:numPr>
+      </w:pPr>
+      <w:r>
+        <w:rPr>
+          <w:b/>
+          <w:bCs/>
+        </w:rPr>
+        <w:t xml:space="preserve">Correction</w:t>
+      </w:r>
+      <w:r>
+        <w:t xml:space="preserve"> </w:t>
+      </w:r>
+      <w:r>
+        <w:t xml:space="preserve">: n'accepter qu'une quantité entière supérieure ou égale à 1. Le front applique</w:t>
+      </w:r>
+      <w:r>
+        <w:t xml:space="preserve"> </w:t>
+      </w:r>
+      <w:r>
+        <w:rPr>
+          <w:rStyle w:val="VerbatimChar"/>
+        </w:rPr>
+        <w:t xml:space="preserve">Validators.min(0)</w:t>
+      </w:r>
+      <w:r>
+        <w:t xml:space="preserve"> </w:t>
+      </w:r>
+      <w:r>
+        <w:t xml:space="preserve">: il faut également passer à 1.</w:t>
+      </w:r>
+    </w:p>
+    <w:bookmarkEnd w:id="24"/>
+    <w:bookmarkStart w:id="25" w:name="X1615b0fc9c9a843d5083568f85c510dfbfd2152"/>
+    <w:p>
+      <w:pPr>
+        <w:pStyle w:val="Heading3"/>
+      </w:pPr>
+      <w:r>
+        <w:t xml:space="preserve">BUG-03 : Commande validée avec un panier vide</w:t>
+      </w:r>
+    </w:p>
+    <w:p>
+      <w:pPr>
         <w:pStyle w:val="Compact"/>
-      </w:pPr>
-      <w:r>
-        <w:rPr>
-          <w:bCs/>
-          <w:b/>
-        </w:rPr>
-        <w:t xml:space="preserve">Correction</w:t>
-      </w:r>
-      <w:r>
-        <w:t xml:space="preserve"> </w:t>
-      </w:r>
-      <w:r>
-        <w:t xml:space="preserve">: n’accepter qu’une quantité entière supérieure ou égale à 1. Le front applique</w:t>
-      </w:r>
-      <w:r>
-        <w:t xml:space="preserve"> </w:t>
-      </w:r>
-      <w:r>
-        <w:rPr>
-          <w:rStyle w:val="VerbatimChar"/>
-        </w:rPr>
-        <w:t xml:space="preserve">Validators.min(0)</w:t>
-      </w:r>
-      <w:r>
-        <w:t xml:space="preserve"> </w:t>
-      </w:r>
-      <w:r>
-        <w:t xml:space="preserve">: il faut également passer à 1.</w:t>
-      </w:r>
-    </w:p>
-    <w:bookmarkEnd w:id="34"/>
-    <w:bookmarkStart w:id="35" w:name="X3efa3947365664a5de9494d6617fce24a83e648"/>
-    <w:p>
-      <w:pPr>
-        <w:pStyle w:val="Heading3"/>
-      </w:pPr>
-      <w:r>
-        <w:t xml:space="preserve">BUG-03 — Commande validée avec un panier vide</w:t>
-      </w:r>
-    </w:p>
-    <w:p>
-      <w:pPr>
         <w:numPr>
           <w:ilvl w:val="0"/>
           <w:numId w:val="1008"/>
         </w:numPr>
+      </w:pPr>
+      <w:r>
+        <w:rPr>
+          <w:b/>
+          <w:bCs/>
+        </w:rPr>
+        <w:t xml:space="preserve">Criticité</w:t>
+      </w:r>
+      <w:r>
+        <w:t xml:space="preserve"> </w:t>
+      </w:r>
+      <w:r>
+        <w:t xml:space="preserve">: majeure.</w:t>
+      </w:r>
+      <w:r>
+        <w:t xml:space="preserve"> </w:t>
+      </w:r>
+      <w:r>
+        <w:rPr>
+          <w:b/>
+          <w:bCs/>
+        </w:rPr>
+        <w:t xml:space="preserve">Niveau</w:t>
+      </w:r>
+      <w:r>
+        <w:t xml:space="preserve"> </w:t>
+      </w:r>
+      <w:r>
+        <w:t xml:space="preserve">: back-end</w:t>
+      </w:r>
+    </w:p>
+    <w:p>
+      <w:pPr>
         <w:pStyle w:val="Compact"/>
-      </w:pPr>
-      <w:r>
-        <w:rPr>
-          <w:bCs/>
-          <w:b/>
-        </w:rPr>
-        <w:t xml:space="preserve">Criticité</w:t>
-      </w:r>
-      <w:r>
-        <w:t xml:space="preserve"> </w:t>
-      </w:r>
-      <w:r>
-        <w:t xml:space="preserve">: majeure —</w:t>
-      </w:r>
-      <w:r>
-        <w:t xml:space="preserve"> </w:t>
-      </w:r>
-      <w:r>
-        <w:rPr>
-          <w:bCs/>
-          <w:b/>
-        </w:rPr>
-        <w:t xml:space="preserve">Niveau</w:t>
-      </w:r>
-      <w:r>
-        <w:t xml:space="preserve"> </w:t>
-      </w:r>
-      <w:r>
-        <w:t xml:space="preserve">: back-end</w:t>
-      </w:r>
-    </w:p>
-    <w:p>
-      <w:pPr>
         <w:numPr>
           <w:ilvl w:val="0"/>
           <w:numId w:val="1008"/>
         </w:numPr>
+      </w:pPr>
+      <w:r>
+        <w:rPr>
+          <w:b/>
+          <w:bCs/>
+        </w:rPr>
+        <w:t xml:space="preserve">Reproduction</w:t>
+      </w:r>
+      <w:r>
+        <w:t xml:space="preserve"> </w:t>
+      </w:r>
+      <w:r>
+        <w:t xml:space="preserve">: créer un panier, le vider, puis</w:t>
+      </w:r>
+      <w:r>
+        <w:t xml:space="preserve"> </w:t>
+      </w:r>
+      <w:r>
+        <w:rPr>
+          <w:rStyle w:val="VerbatimChar"/>
+        </w:rPr>
+        <w:t xml:space="preserve">POST /orders</w:t>
+      </w:r>
+      <w:r>
+        <w:t xml:space="preserve"> </w:t>
+      </w:r>
+      <w:r>
+        <w:t xml:space="preserve">avec une adresse valide.</w:t>
+      </w:r>
+    </w:p>
+    <w:p>
+      <w:pPr>
         <w:pStyle w:val="Compact"/>
-      </w:pPr>
-      <w:r>
-        <w:rPr>
-          <w:bCs/>
-          <w:b/>
-        </w:rPr>
-        <w:t xml:space="preserve">Reproduction</w:t>
-      </w:r>
-      <w:r>
-        <w:t xml:space="preserve"> </w:t>
-      </w:r>
-      <w:r>
-        <w:t xml:space="preserve">: créer un panier, le vider, puis</w:t>
-      </w:r>
-      <w:r>
-        <w:t xml:space="preserve"> </w:t>
-      </w:r>
-      <w:r>
-        <w:rPr>
-          <w:rStyle w:val="VerbatimChar"/>
-        </w:rPr>
-        <w:t xml:space="preserve">POST /orders</w:t>
-      </w:r>
-      <w:r>
-        <w:t xml:space="preserve"> </w:t>
-      </w:r>
-      <w:r>
-        <w:t xml:space="preserve">avec une adresse valide.</w:t>
-      </w:r>
-    </w:p>
-    <w:p>
-      <w:pPr>
         <w:numPr>
           <w:ilvl w:val="0"/>
           <w:numId w:val="1008"/>
         </w:numPr>
+      </w:pPr>
+      <w:r>
+        <w:rPr>
+          <w:b/>
+          <w:bCs/>
+        </w:rPr>
+        <w:t xml:space="preserve">Attendu</w:t>
+      </w:r>
+      <w:r>
+        <w:t xml:space="preserve"> </w:t>
+      </w:r>
+      <w:r>
+        <w:t xml:space="preserve">: refus 4xx.</w:t>
+      </w:r>
+      <w:r>
+        <w:t xml:space="preserve"> </w:t>
+      </w:r>
+      <w:r>
+        <w:rPr>
+          <w:b/>
+          <w:bCs/>
+        </w:rPr>
+        <w:t xml:space="preserve">Obtenu</w:t>
+      </w:r>
+      <w:r>
+        <w:t xml:space="preserve"> </w:t>
+      </w:r>
+      <w:r>
+        <w:t xml:space="preserve">: 200 et</w:t>
+      </w:r>
+      <w:r>
+        <w:t xml:space="preserve"> </w:t>
+      </w:r>
+      <w:r>
+        <w:rPr>
+          <w:rStyle w:val="VerbatimChar"/>
+        </w:rPr>
+        <w:t xml:space="preserve">validated: true</w:t>
+      </w:r>
+      <w:r>
+        <w:t xml:space="preserve">.</w:t>
+      </w:r>
+    </w:p>
+    <w:p>
+      <w:pPr>
         <w:pStyle w:val="Compact"/>
-      </w:pPr>
-      <w:r>
-        <w:rPr>
-          <w:bCs/>
-          <w:b/>
-        </w:rPr>
-        <w:t xml:space="preserve">Attendu</w:t>
-      </w:r>
-      <w:r>
-        <w:t xml:space="preserve"> </w:t>
-      </w:r>
-      <w:r>
-        <w:t xml:space="preserve">: refus 4xx.</w:t>
-      </w:r>
-      <w:r>
-        <w:t xml:space="preserve"> </w:t>
-      </w:r>
-      <w:r>
-        <w:rPr>
-          <w:bCs/>
-          <w:b/>
-        </w:rPr>
-        <w:t xml:space="preserve">Obtenu</w:t>
-      </w:r>
-      <w:r>
-        <w:t xml:space="preserve"> </w:t>
-      </w:r>
-      <w:r>
-        <w:t xml:space="preserve">: 200 et</w:t>
-      </w:r>
-      <w:r>
-        <w:t xml:space="preserve"> </w:t>
-      </w:r>
-      <w:r>
-        <w:rPr>
-          <w:rStyle w:val="VerbatimChar"/>
-        </w:rPr>
-        <w:t xml:space="preserve">validated: true</w:t>
-      </w:r>
-      <w:r>
-        <w:t xml:space="preserve">.</w:t>
-      </w:r>
-    </w:p>
-    <w:p>
-      <w:pPr>
         <w:numPr>
           <w:ilvl w:val="0"/>
           <w:numId w:val="1008"/>
         </w:numPr>
+      </w:pPr>
+      <w:r>
+        <w:rPr>
+          <w:b/>
+          <w:bCs/>
+        </w:rPr>
+        <w:t xml:space="preserve">Impact</w:t>
+      </w:r>
+      <w:r>
+        <w:t xml:space="preserve"> </w:t>
+      </w:r>
+      <w:r>
+        <w:t xml:space="preserve">: commandes fantômes, incohérence comptable et logistique.</w:t>
+      </w:r>
+    </w:p>
+    <w:p>
+      <w:pPr>
         <w:pStyle w:val="Compact"/>
-      </w:pPr>
-      <w:r>
-        <w:rPr>
-          <w:bCs/>
-          <w:b/>
-        </w:rPr>
-        <w:t xml:space="preserve">Impact</w:t>
-      </w:r>
-      <w:r>
-        <w:t xml:space="preserve"> </w:t>
-      </w:r>
-      <w:r>
-        <w:t xml:space="preserve">: commandes fantômes, incohérence comptable et logistique.</w:t>
-      </w:r>
-    </w:p>
-    <w:p>
-      <w:pPr>
         <w:numPr>
           <w:ilvl w:val="0"/>
           <w:numId w:val="1008"/>
         </w:numPr>
+      </w:pPr>
+      <w:r>
+        <w:rPr>
+          <w:b/>
+          <w:bCs/>
+        </w:rPr>
+        <w:t xml:space="preserve">Correction</w:t>
+      </w:r>
+      <w:r>
+        <w:t xml:space="preserve"> </w:t>
+      </w:r>
+      <w:r>
+        <w:t xml:space="preserve">: refuser la validation si le panier ne contient aucune ligne.</w:t>
+      </w:r>
+    </w:p>
+    <w:bookmarkEnd w:id="25"/>
+    <w:bookmarkStart w:id="26" w:name="X4e502fd2a86bd19d41a14a654990c861d2b14e8"/>
+    <w:p>
+      <w:pPr>
+        <w:pStyle w:val="Heading3"/>
+      </w:pPr>
+      <w:r>
+        <w:t xml:space="preserve">BUG-04 :</w:t>
+      </w:r>
+      <w:r>
+        <w:t xml:space="preserve"> </w:t>
+      </w:r>
+      <w:r>
+        <w:rPr>
+          <w:rStyle w:val="VerbatimChar"/>
+        </w:rPr>
+        <w:t xml:space="preserve">GET /orders</w:t>
+      </w:r>
+      <w:r>
+        <w:t xml:space="preserve"> </w:t>
+      </w:r>
+      <w:r>
+        <w:t xml:space="preserve">renvoie 404 pour un panier jamais créé</w:t>
+      </w:r>
+    </w:p>
+    <w:p>
+      <w:pPr>
         <w:pStyle w:val="Compact"/>
-      </w:pPr>
-      <w:r>
-        <w:rPr>
-          <w:bCs/>
-          <w:b/>
-        </w:rPr>
-        <w:t xml:space="preserve">Correction</w:t>
-      </w:r>
-      <w:r>
-        <w:t xml:space="preserve"> </w:t>
-      </w:r>
-      <w:r>
-        <w:t xml:space="preserve">: refuser la validation si le panier ne contient aucune ligne.</w:t>
-      </w:r>
-    </w:p>
-    <w:bookmarkEnd w:id="35"/>
-    <w:bookmarkStart w:id="36" w:name="X1e67a52a0f727907ddb822cc8ff638b1217d8d8"/>
-    <w:p>
-      <w:pPr>
-        <w:pStyle w:val="Heading3"/>
-      </w:pPr>
-      <w:r>
-        <w:t xml:space="preserve">BUG-04 —</w:t>
-      </w:r>
-      <w:r>
-        <w:t xml:space="preserve"> </w:t>
-      </w:r>
-      <w:r>
-        <w:rPr>
-          <w:rStyle w:val="VerbatimChar"/>
-        </w:rPr>
-        <w:t xml:space="preserve">GET /orders</w:t>
-      </w:r>
-      <w:r>
-        <w:t xml:space="preserve"> </w:t>
-      </w:r>
-      <w:r>
-        <w:t xml:space="preserve">renvoie 404 pour un panier jamais créé</w:t>
-      </w:r>
-    </w:p>
-    <w:p>
-      <w:pPr>
         <w:numPr>
           <w:ilvl w:val="0"/>
           <w:numId w:val="1009"/>
         </w:numPr>
+      </w:pPr>
+      <w:r>
+        <w:rPr>
+          <w:b/>
+          <w:bCs/>
+        </w:rPr>
+        <w:t xml:space="preserve">Criticité</w:t>
+      </w:r>
+      <w:r>
+        <w:t xml:space="preserve"> </w:t>
+      </w:r>
+      <w:r>
+        <w:t xml:space="preserve">: faible.</w:t>
+      </w:r>
+      <w:r>
+        <w:t xml:space="preserve"> </w:t>
+      </w:r>
+      <w:r>
+        <w:rPr>
+          <w:b/>
+          <w:bCs/>
+        </w:rPr>
+        <w:t xml:space="preserve">Niveau</w:t>
+      </w:r>
+      <w:r>
+        <w:t xml:space="preserve"> </w:t>
+      </w:r>
+      <w:r>
+        <w:t xml:space="preserve">: back-end</w:t>
+      </w:r>
+    </w:p>
+    <w:p>
+      <w:pPr>
         <w:pStyle w:val="Compact"/>
-      </w:pPr>
-      <w:r>
-        <w:rPr>
-          <w:bCs/>
-          <w:b/>
-        </w:rPr>
-        <w:t xml:space="preserve">Criticité</w:t>
-      </w:r>
-      <w:r>
-        <w:t xml:space="preserve"> </w:t>
-      </w:r>
-      <w:r>
-        <w:t xml:space="preserve">: faible —</w:t>
-      </w:r>
-      <w:r>
-        <w:t xml:space="preserve"> </w:t>
-      </w:r>
-      <w:r>
-        <w:rPr>
-          <w:bCs/>
-          <w:b/>
-        </w:rPr>
-        <w:t xml:space="preserve">Niveau</w:t>
-      </w:r>
-      <w:r>
-        <w:t xml:space="preserve"> </w:t>
-      </w:r>
-      <w:r>
-        <w:t xml:space="preserve">: back-end</w:t>
-      </w:r>
-    </w:p>
-    <w:p>
-      <w:pPr>
         <w:numPr>
           <w:ilvl w:val="0"/>
           <w:numId w:val="1009"/>
         </w:numPr>
+      </w:pPr>
+      <w:r>
+        <w:rPr>
+          <w:b/>
+          <w:bCs/>
+        </w:rPr>
+        <w:t xml:space="preserve">Reproduction</w:t>
+      </w:r>
+      <w:r>
+        <w:t xml:space="preserve"> </w:t>
+      </w:r>
+      <w:r>
+        <w:t xml:space="preserve">: créer un compte, appeler</w:t>
+      </w:r>
+      <w:r>
+        <w:t xml:space="preserve"> </w:t>
+      </w:r>
+      <w:r>
+        <w:rPr>
+          <w:rStyle w:val="VerbatimChar"/>
+        </w:rPr>
+        <w:t xml:space="preserve">GET /orders</w:t>
+      </w:r>
+      <w:r>
+        <w:t xml:space="preserve"> </w:t>
+      </w:r>
+      <w:r>
+        <w:t xml:space="preserve">sans avoir rien ajouté.</w:t>
+      </w:r>
+    </w:p>
+    <w:p>
+      <w:pPr>
         <w:pStyle w:val="Compact"/>
-      </w:pPr>
-      <w:r>
-        <w:rPr>
-          <w:bCs/>
-          <w:b/>
-        </w:rPr>
-        <w:t xml:space="preserve">Reproduction</w:t>
-      </w:r>
-      <w:r>
-        <w:t xml:space="preserve"> </w:t>
-      </w:r>
-      <w:r>
-        <w:t xml:space="preserve">: créer un compte, appeler</w:t>
-      </w:r>
-      <w:r>
-        <w:t xml:space="preserve"> </w:t>
-      </w:r>
-      <w:r>
-        <w:rPr>
-          <w:rStyle w:val="VerbatimChar"/>
-        </w:rPr>
-        <w:t xml:space="preserve">GET /orders</w:t>
-      </w:r>
-      <w:r>
-        <w:t xml:space="preserve"> </w:t>
-      </w:r>
-      <w:r>
-        <w:t xml:space="preserve">sans avoir rien ajouté.</w:t>
-      </w:r>
-    </w:p>
-    <w:p>
-      <w:pPr>
         <w:numPr>
           <w:ilvl w:val="0"/>
           <w:numId w:val="1009"/>
         </w:numPr>
+      </w:pPr>
+      <w:r>
+        <w:rPr>
+          <w:b/>
+          <w:bCs/>
+        </w:rPr>
+        <w:t xml:space="preserve">Attendu</w:t>
+      </w:r>
+      <w:r>
+        <w:t xml:space="preserve"> </w:t>
+      </w:r>
+      <w:r>
+        <w:t xml:space="preserve">: 200 et</w:t>
+      </w:r>
+      <w:r>
+        <w:t xml:space="preserve"> </w:t>
+      </w:r>
+      <w:r>
+        <w:rPr>
+          <w:rStyle w:val="VerbatimChar"/>
+        </w:rPr>
+        <w:t xml:space="preserve">orderLines: []</w:t>
+      </w:r>
+      <w:r>
+        <w:t xml:space="preserve">.</w:t>
+      </w:r>
+      <w:r>
+        <w:t xml:space="preserve"> </w:t>
+      </w:r>
+      <w:r>
+        <w:rPr>
+          <w:b/>
+          <w:bCs/>
+        </w:rPr>
+        <w:t xml:space="preserve">Obtenu</w:t>
+      </w:r>
+      <w:r>
+        <w:t xml:space="preserve"> </w:t>
+      </w:r>
+      <w:r>
+        <w:t xml:space="preserve">: 404.</w:t>
+      </w:r>
+    </w:p>
+    <w:p>
+      <w:pPr>
         <w:pStyle w:val="Compact"/>
-      </w:pPr>
-      <w:r>
-        <w:rPr>
-          <w:bCs/>
-          <w:b/>
-        </w:rPr>
-        <w:t xml:space="preserve">Attendu</w:t>
-      </w:r>
-      <w:r>
-        <w:t xml:space="preserve"> </w:t>
-      </w:r>
-      <w:r>
-        <w:t xml:space="preserve">: 200 et</w:t>
-      </w:r>
-      <w:r>
-        <w:t xml:space="preserve"> </w:t>
-      </w:r>
-      <w:r>
-        <w:rPr>
-          <w:rStyle w:val="VerbatimChar"/>
-        </w:rPr>
-        <w:t xml:space="preserve">orderLines: []</w:t>
-      </w:r>
-      <w:r>
-        <w:t xml:space="preserve">.</w:t>
-      </w:r>
-      <w:r>
-        <w:t xml:space="preserve"> </w:t>
-      </w:r>
-      <w:r>
-        <w:rPr>
-          <w:bCs/>
-          <w:b/>
-        </w:rPr>
-        <w:t xml:space="preserve">Obtenu</w:t>
-      </w:r>
-      <w:r>
-        <w:t xml:space="preserve"> </w:t>
-      </w:r>
-      <w:r>
-        <w:t xml:space="preserve">: 404.</w:t>
-      </w:r>
-    </w:p>
-    <w:p>
-      <w:pPr>
         <w:numPr>
           <w:ilvl w:val="0"/>
           <w:numId w:val="1009"/>
         </w:numPr>
+      </w:pPr>
+      <w:r>
+        <w:rPr>
+          <w:b/>
+          <w:bCs/>
+        </w:rPr>
+        <w:t xml:space="preserve">Impact</w:t>
+      </w:r>
+      <w:r>
+        <w:t xml:space="preserve"> </w:t>
+      </w:r>
+      <w:r>
+        <w:t xml:space="preserve">: incohérence REST, le front doit traiter une erreur pour un cas nominal.</w:t>
+      </w:r>
+    </w:p>
+    <w:p>
+      <w:pPr>
         <w:pStyle w:val="Compact"/>
-      </w:pPr>
-      <w:r>
-        <w:rPr>
-          <w:bCs/>
-          <w:b/>
-        </w:rPr>
-        <w:t xml:space="preserve">Impact</w:t>
-      </w:r>
-      <w:r>
-        <w:t xml:space="preserve"> </w:t>
-      </w:r>
-      <w:r>
-        <w:t xml:space="preserve">: incohérence REST, le front doit traiter une erreur pour un cas nominal.</w:t>
-      </w:r>
-    </w:p>
-    <w:p>
-      <w:pPr>
         <w:numPr>
           <w:ilvl w:val="0"/>
           <w:numId w:val="1009"/>
         </w:numPr>
+      </w:pPr>
+      <w:r>
+        <w:rPr>
+          <w:b/>
+          <w:bCs/>
+        </w:rPr>
+        <w:t xml:space="preserve">Correction</w:t>
+      </w:r>
+      <w:r>
+        <w:t xml:space="preserve"> </w:t>
+      </w:r>
+      <w:r>
+        <w:t xml:space="preserve">: distinguer panier inexistant et panier vide.</w:t>
+      </w:r>
+    </w:p>
+    <w:bookmarkEnd w:id="26"/>
+    <w:bookmarkStart w:id="27" w:name="Xeb9f29800504481284d19b3624865a4b729d3ec"/>
+    <w:p>
+      <w:pPr>
+        <w:pStyle w:val="Heading3"/>
+      </w:pPr>
+      <w:r>
+        <w:t xml:space="preserve">BUG-05 : Produits à stock négatif exposés au catalogue</w:t>
+      </w:r>
+    </w:p>
+    <w:p>
+      <w:pPr>
         <w:pStyle w:val="Compact"/>
-      </w:pPr>
-      <w:r>
-        <w:rPr>
-          <w:bCs/>
-          <w:b/>
-        </w:rPr>
-        <w:t xml:space="preserve">Correction</w:t>
-      </w:r>
-      <w:r>
-        <w:t xml:space="preserve"> </w:t>
-      </w:r>
-      <w:r>
-        <w:t xml:space="preserve">: distinguer panier inexistant et panier vide.</w:t>
-      </w:r>
-    </w:p>
-    <w:bookmarkEnd w:id="36"/>
-    <w:bookmarkStart w:id="37" w:name="Xd1806ba22ba535bab7bcef9091dc77b9efbba84"/>
-    <w:p>
-      <w:pPr>
-        <w:pStyle w:val="Heading3"/>
-      </w:pPr>
-      <w:r>
-        <w:t xml:space="preserve">BUG-05 — Produits à stock négatif exposés au catalogue</w:t>
-      </w:r>
-    </w:p>
-    <w:p>
-      <w:pPr>
         <w:numPr>
           <w:ilvl w:val="0"/>
           <w:numId w:val="1010"/>
         </w:numPr>
+      </w:pPr>
+      <w:r>
+        <w:rPr>
+          <w:b/>
+          <w:bCs/>
+        </w:rPr>
+        <w:t xml:space="preserve">Criticité</w:t>
+      </w:r>
+      <w:r>
+        <w:t xml:space="preserve"> </w:t>
+      </w:r>
+      <w:r>
+        <w:t xml:space="preserve">: majeure.</w:t>
+      </w:r>
+      <w:r>
+        <w:t xml:space="preserve"> </w:t>
+      </w:r>
+      <w:r>
+        <w:rPr>
+          <w:b/>
+          <w:bCs/>
+        </w:rPr>
+        <w:t xml:space="preserve">Niveau</w:t>
+      </w:r>
+      <w:r>
+        <w:t xml:space="preserve"> </w:t>
+      </w:r>
+      <w:r>
+        <w:t xml:space="preserve">: back-end et données</w:t>
+      </w:r>
+    </w:p>
+    <w:p>
+      <w:pPr>
         <w:pStyle w:val="Compact"/>
-      </w:pPr>
-      <w:r>
-        <w:rPr>
-          <w:bCs/>
-          <w:b/>
-        </w:rPr>
-        <w:t xml:space="preserve">Criticité</w:t>
-      </w:r>
-      <w:r>
-        <w:t xml:space="preserve"> </w:t>
-      </w:r>
-      <w:r>
-        <w:t xml:space="preserve">: majeure —</w:t>
-      </w:r>
-      <w:r>
-        <w:t xml:space="preserve"> </w:t>
-      </w:r>
-      <w:r>
-        <w:rPr>
-          <w:bCs/>
-          <w:b/>
-        </w:rPr>
-        <w:t xml:space="preserve">Niveau</w:t>
-      </w:r>
-      <w:r>
-        <w:t xml:space="preserve"> </w:t>
-      </w:r>
-      <w:r>
-        <w:t xml:space="preserve">: back-end et données</w:t>
-      </w:r>
-    </w:p>
-    <w:p>
-      <w:pPr>
         <w:numPr>
           <w:ilvl w:val="0"/>
           <w:numId w:val="1010"/>
         </w:numPr>
+      </w:pPr>
+      <w:r>
+        <w:rPr>
+          <w:b/>
+          <w:bCs/>
+        </w:rPr>
+        <w:t xml:space="preserve">Reproduction</w:t>
+      </w:r>
+      <w:r>
+        <w:t xml:space="preserve"> </w:t>
+      </w:r>
+      <w:r>
+        <w:t xml:space="preserve">:</w:t>
+      </w:r>
+      <w:r>
+        <w:t xml:space="preserve"> </w:t>
+      </w:r>
+      <w:r>
+        <w:rPr>
+          <w:rStyle w:val="VerbatimChar"/>
+        </w:rPr>
+        <w:t xml:space="preserve">GET /products</w:t>
+      </w:r>
+      <w:r>
+        <w:t xml:space="preserve">, le produit 3 « Sentiments printaniers » remonte un</w:t>
+      </w:r>
+      <w:r>
+        <w:t xml:space="preserve"> </w:t>
+      </w:r>
+      <w:r>
+        <w:rPr>
+          <w:rStyle w:val="VerbatimChar"/>
+        </w:rPr>
+        <w:t xml:space="preserve">availableStock</w:t>
+      </w:r>
+      <w:r>
+        <w:t xml:space="preserve"> </w:t>
+      </w:r>
+      <w:r>
+        <w:t xml:space="preserve">négatif.</w:t>
+      </w:r>
+    </w:p>
+    <w:p>
+      <w:pPr>
         <w:pStyle w:val="Compact"/>
-      </w:pPr>
-      <w:r>
-        <w:rPr>
-          <w:bCs/>
-          <w:b/>
-        </w:rPr>
-        <w:t xml:space="preserve">Reproduction</w:t>
-      </w:r>
-      <w:r>
-        <w:t xml:space="preserve"> </w:t>
-      </w:r>
-      <w:r>
-        <w:t xml:space="preserve">:</w:t>
-      </w:r>
-      <w:r>
-        <w:t xml:space="preserve"> </w:t>
-      </w:r>
-      <w:r>
-        <w:rPr>
-          <w:rStyle w:val="VerbatimChar"/>
-        </w:rPr>
-        <w:t xml:space="preserve">GET /products</w:t>
-      </w:r>
-      <w:r>
-        <w:t xml:space="preserve">, le produit 3 « Sentiments printaniers » remonte un</w:t>
-      </w:r>
-      <w:r>
-        <w:t xml:space="preserve"> </w:t>
-      </w:r>
-      <w:r>
-        <w:rPr>
-          <w:rStyle w:val="VerbatimChar"/>
-        </w:rPr>
-        <w:t xml:space="preserve">availableStock</w:t>
-      </w:r>
-      <w:r>
-        <w:t xml:space="preserve"> </w:t>
-      </w:r>
-      <w:r>
-        <w:t xml:space="preserve">négatif.</w:t>
-      </w:r>
-    </w:p>
-    <w:p>
-      <w:pPr>
         <w:numPr>
           <w:ilvl w:val="0"/>
           <w:numId w:val="1010"/>
         </w:numPr>
+      </w:pPr>
+      <w:r>
+        <w:rPr>
+          <w:b/>
+          <w:bCs/>
+        </w:rPr>
+        <w:t xml:space="preserve">Attendu</w:t>
+      </w:r>
+      <w:r>
+        <w:t xml:space="preserve"> </w:t>
+      </w:r>
+      <w:r>
+        <w:t xml:space="preserve">: aucun stock inférieur à 0.</w:t>
+      </w:r>
+      <w:r>
+        <w:t xml:space="preserve"> </w:t>
+      </w:r>
+      <w:r>
+        <w:rPr>
+          <w:b/>
+          <w:bCs/>
+        </w:rPr>
+        <w:t xml:space="preserve">Obtenu</w:t>
+      </w:r>
+      <w:r>
+        <w:t xml:space="preserve"> </w:t>
+      </w:r>
+      <w:r>
+        <w:t xml:space="preserve">: valeur négative affichée sur la fiche produit.</w:t>
+      </w:r>
+    </w:p>
+    <w:p>
+      <w:pPr>
         <w:pStyle w:val="Compact"/>
-      </w:pPr>
-      <w:r>
-        <w:rPr>
-          <w:bCs/>
-          <w:b/>
-        </w:rPr>
-        <w:t xml:space="preserve">Attendu</w:t>
-      </w:r>
-      <w:r>
-        <w:t xml:space="preserve"> </w:t>
-      </w:r>
-      <w:r>
-        <w:t xml:space="preserve">: aucun stock inférieur à 0.</w:t>
-      </w:r>
-      <w:r>
-        <w:t xml:space="preserve"> </w:t>
-      </w:r>
-      <w:r>
-        <w:rPr>
-          <w:bCs/>
-          <w:b/>
-        </w:rPr>
-        <w:t xml:space="preserve">Obtenu</w:t>
-      </w:r>
-      <w:r>
-        <w:t xml:space="preserve"> </w:t>
-      </w:r>
-      <w:r>
-        <w:t xml:space="preserve">: valeur négative affichée sur la fiche produit.</w:t>
-      </w:r>
-    </w:p>
-    <w:p>
-      <w:pPr>
         <w:numPr>
           <w:ilvl w:val="0"/>
           <w:numId w:val="1010"/>
         </w:numPr>
+      </w:pPr>
+      <w:r>
+        <w:rPr>
+          <w:b/>
+          <w:bCs/>
+        </w:rPr>
+        <w:t xml:space="preserve">Impact</w:t>
+      </w:r>
+      <w:r>
+        <w:t xml:space="preserve"> </w:t>
+      </w:r>
+      <w:r>
+        <w:t xml:space="preserve">: conséquence directe de BUG-01. Affichage incohérent pour le client.</w:t>
+      </w:r>
+    </w:p>
+    <w:p>
+      <w:pPr>
         <w:pStyle w:val="Compact"/>
-      </w:pPr>
-      <w:r>
-        <w:rPr>
-          <w:bCs/>
-          <w:b/>
-        </w:rPr>
-        <w:t xml:space="preserve">Impact</w:t>
-      </w:r>
-      <w:r>
-        <w:t xml:space="preserve"> </w:t>
-      </w:r>
-      <w:r>
-        <w:t xml:space="preserve">: conséquence directe de BUG-01. Affichage incohérent pour le client.</w:t>
-      </w:r>
-    </w:p>
-    <w:p>
-      <w:pPr>
         <w:numPr>
           <w:ilvl w:val="0"/>
           <w:numId w:val="1010"/>
         </w:numPr>
+      </w:pPr>
+      <w:r>
+        <w:rPr>
+          <w:b/>
+          <w:bCs/>
+        </w:rPr>
+        <w:t xml:space="preserve">Correction</w:t>
+      </w:r>
+      <w:r>
+        <w:t xml:space="preserve"> </w:t>
+      </w:r>
+      <w:r>
+        <w:t xml:space="preserve">: borner le stock à 0 et corriger les données existantes après correction de BUG-01.</w:t>
+      </w:r>
+    </w:p>
+    <w:bookmarkEnd w:id="27"/>
+    <w:bookmarkStart w:id="28" w:name="Xc041ae4dd6f06aa316aa7d520855748a70f0059"/>
+    <w:p>
+      <w:pPr>
+        <w:pStyle w:val="Heading3"/>
+      </w:pPr>
+      <w:r>
+        <w:t xml:space="preserve">BUG-06 : Commentaires d'avis stockés et rendus sans échappement</w:t>
+      </w:r>
+    </w:p>
+    <w:p>
+      <w:pPr>
         <w:pStyle w:val="Compact"/>
-      </w:pPr>
-      <w:r>
-        <w:rPr>
-          <w:bCs/>
-          <w:b/>
-        </w:rPr>
-        <w:t xml:space="preserve">Correction</w:t>
-      </w:r>
-      <w:r>
-        <w:t xml:space="preserve"> </w:t>
-      </w:r>
-      <w:r>
-        <w:t xml:space="preserve">: borner le stock à 0 et corriger les données existantes après correction de BUG-01.</w:t>
-      </w:r>
-    </w:p>
-    <w:bookmarkEnd w:id="37"/>
-    <w:bookmarkStart w:id="38" w:name="Xe3b8bc088ccfae548eed581ed2a9b3667d9f620"/>
-    <w:p>
-      <w:pPr>
-        <w:pStyle w:val="Heading3"/>
-      </w:pPr>
-      <w:r>
-        <w:t xml:space="preserve">BUG-06 — Commentaires d’avis stockés et rendus sans échappement</w:t>
-      </w:r>
-    </w:p>
-    <w:p>
-      <w:pPr>
         <w:numPr>
           <w:ilvl w:val="0"/>
           <w:numId w:val="1011"/>
         </w:numPr>
+      </w:pPr>
+      <w:r>
+        <w:rPr>
+          <w:b/>
+          <w:bCs/>
+        </w:rPr>
+        <w:t xml:space="preserve">Criticité</w:t>
+      </w:r>
+      <w:r>
+        <w:t xml:space="preserve"> </w:t>
+      </w:r>
+      <w:r>
+        <w:t xml:space="preserve">: majeure.</w:t>
+      </w:r>
+      <w:r>
+        <w:t xml:space="preserve"> </w:t>
+      </w:r>
+      <w:r>
+        <w:rPr>
+          <w:b/>
+          <w:bCs/>
+        </w:rPr>
+        <w:t xml:space="preserve">Niveau</w:t>
+      </w:r>
+      <w:r>
+        <w:t xml:space="preserve"> </w:t>
+      </w:r>
+      <w:r>
+        <w:t xml:space="preserve">: back-end et front-end</w:t>
+      </w:r>
+    </w:p>
+    <w:p>
+      <w:pPr>
         <w:pStyle w:val="Compact"/>
-      </w:pPr>
-      <w:r>
-        <w:rPr>
-          <w:bCs/>
-          <w:b/>
-        </w:rPr>
-        <w:t xml:space="preserve">Criticité</w:t>
-      </w:r>
-      <w:r>
-        <w:t xml:space="preserve"> </w:t>
-      </w:r>
-      <w:r>
-        <w:t xml:space="preserve">: majeure —</w:t>
-      </w:r>
-      <w:r>
-        <w:t xml:space="preserve"> </w:t>
-      </w:r>
-      <w:r>
-        <w:rPr>
-          <w:bCs/>
-          <w:b/>
-        </w:rPr>
-        <w:t xml:space="preserve">Niveau</w:t>
-      </w:r>
-      <w:r>
-        <w:t xml:space="preserve"> </w:t>
-      </w:r>
-      <w:r>
-        <w:t xml:space="preserve">: back-end et front-end</w:t>
-      </w:r>
-    </w:p>
-    <w:p>
-      <w:pPr>
         <w:numPr>
           <w:ilvl w:val="0"/>
           <w:numId w:val="1011"/>
         </w:numPr>
+      </w:pPr>
+      <w:r>
+        <w:rPr>
+          <w:b/>
+          <w:bCs/>
+        </w:rPr>
+        <w:t xml:space="preserve">Reproduction</w:t>
+      </w:r>
+      <w:r>
+        <w:t xml:space="preserve"> </w:t>
+      </w:r>
+      <w:r>
+        <w:t xml:space="preserve">:</w:t>
+      </w:r>
+      <w:r>
+        <w:t xml:space="preserve"> </w:t>
+      </w:r>
+      <w:r>
+        <w:rPr>
+          <w:rStyle w:val="VerbatimChar"/>
+        </w:rPr>
+        <w:t xml:space="preserve">POST /reviews</w:t>
+      </w:r>
+      <w:r>
+        <w:t xml:space="preserve"> </w:t>
+      </w:r>
+      <w:r>
+        <w:t xml:space="preserve">avec un commentaire contenant du HTML, puis</w:t>
+      </w:r>
+      <w:r>
+        <w:t xml:space="preserve"> </w:t>
+      </w:r>
+      <w:r>
+        <w:rPr>
+          <w:rStyle w:val="VerbatimChar"/>
+        </w:rPr>
+        <w:t xml:space="preserve">GET /reviews</w:t>
+      </w:r>
+      <w:r>
+        <w:t xml:space="preserve"> </w:t>
+      </w:r>
+      <w:r>
+        <w:t xml:space="preserve">; consulter ensuite</w:t>
+      </w:r>
+      <w:r>
+        <w:t xml:space="preserve"> </w:t>
+      </w:r>
+      <w:r>
+        <w:rPr>
+          <w:rStyle w:val="VerbatimChar"/>
+        </w:rPr>
+        <w:t xml:space="preserve">/#/reviews</w:t>
+      </w:r>
+      <w:r>
+        <w:t xml:space="preserve">.</w:t>
+      </w:r>
+    </w:p>
+    <w:p>
+      <w:pPr>
         <w:pStyle w:val="Compact"/>
-      </w:pPr>
-      <w:r>
-        <w:rPr>
-          <w:bCs/>
-          <w:b/>
-        </w:rPr>
-        <w:t xml:space="preserve">Reproduction</w:t>
-      </w:r>
-      <w:r>
-        <w:t xml:space="preserve"> </w:t>
-      </w:r>
-      <w:r>
-        <w:t xml:space="preserve">:</w:t>
-      </w:r>
-      <w:r>
-        <w:t xml:space="preserve"> </w:t>
-      </w:r>
-      <w:r>
-        <w:rPr>
-          <w:rStyle w:val="VerbatimChar"/>
-        </w:rPr>
-        <w:t xml:space="preserve">POST /reviews</w:t>
-      </w:r>
-      <w:r>
-        <w:t xml:space="preserve"> </w:t>
-      </w:r>
-      <w:r>
-        <w:t xml:space="preserve">avec un commentaire contenant du HTML, puis</w:t>
-      </w:r>
-      <w:r>
-        <w:t xml:space="preserve"> </w:t>
-      </w:r>
-      <w:r>
-        <w:rPr>
-          <w:rStyle w:val="VerbatimChar"/>
-        </w:rPr>
-        <w:t xml:space="preserve">GET /reviews</w:t>
-      </w:r>
-      <w:r>
-        <w:t xml:space="preserve"> </w:t>
-      </w:r>
-      <w:r>
-        <w:t xml:space="preserve">; consulter ensuite</w:t>
-      </w:r>
-      <w:r>
-        <w:t xml:space="preserve"> </w:t>
-      </w:r>
-      <w:r>
-        <w:rPr>
-          <w:rStyle w:val="VerbatimChar"/>
-        </w:rPr>
-        <w:t xml:space="preserve">/#/reviews</w:t>
-      </w:r>
-      <w:r>
-        <w:t xml:space="preserve">.</w:t>
-      </w:r>
-    </w:p>
-    <w:p>
-      <w:pPr>
         <w:numPr>
           <w:ilvl w:val="0"/>
           <w:numId w:val="1011"/>
         </w:numPr>
+      </w:pPr>
+      <w:r>
+        <w:rPr>
+          <w:b/>
+          <w:bCs/>
+        </w:rPr>
+        <w:t xml:space="preserve">Attendu</w:t>
+      </w:r>
+      <w:r>
+        <w:t xml:space="preserve"> </w:t>
+      </w:r>
+      <w:r>
+        <w:t xml:space="preserve">: contenu rejeté ou échappé, affichage en texte.</w:t>
+      </w:r>
+      <w:r>
+        <w:t xml:space="preserve"> </w:t>
+      </w:r>
+      <w:r>
+        <w:rPr>
+          <w:b/>
+          <w:bCs/>
+        </w:rPr>
+        <w:t xml:space="preserve">Obtenu</w:t>
+      </w:r>
+      <w:r>
+        <w:t xml:space="preserve"> </w:t>
+      </w:r>
+      <w:r>
+        <w:t xml:space="preserve">: payload stockée brute côté API, et interprétée côté front : le composant avis rend le commentaire avec</w:t>
+      </w:r>
+      <w:r>
+        <w:t xml:space="preserve"> </w:t>
+      </w:r>
+      <w:r>
+        <w:rPr>
+          <w:rStyle w:val="VerbatimChar"/>
+        </w:rPr>
+        <w:t xml:space="preserve">[innerHTML]</w:t>
+      </w:r>
+      <w:r>
+        <w:t xml:space="preserve">, donc les balises sont injectées dans le DOM.</w:t>
+      </w:r>
+    </w:p>
+    <w:p>
+      <w:pPr>
         <w:pStyle w:val="Compact"/>
-      </w:pPr>
-      <w:r>
-        <w:rPr>
-          <w:bCs/>
-          <w:b/>
-        </w:rPr>
-        <w:t xml:space="preserve">Attendu</w:t>
-      </w:r>
-      <w:r>
-        <w:t xml:space="preserve"> </w:t>
-      </w:r>
-      <w:r>
-        <w:t xml:space="preserve">: contenu rejeté ou échappé, affichage en texte.</w:t>
-      </w:r>
-      <w:r>
-        <w:t xml:space="preserve"> </w:t>
-      </w:r>
-      <w:r>
-        <w:rPr>
-          <w:bCs/>
-          <w:b/>
-        </w:rPr>
-        <w:t xml:space="preserve">Obtenu</w:t>
-      </w:r>
-      <w:r>
-        <w:t xml:space="preserve"> </w:t>
-      </w:r>
-      <w:r>
-        <w:t xml:space="preserve">: payload stockée brute côté API, et interprétée côté front — le composant avis rend le commentaire avec</w:t>
-      </w:r>
-      <w:r>
-        <w:t xml:space="preserve"> </w:t>
-      </w:r>
-      <w:r>
-        <w:rPr>
-          <w:rStyle w:val="VerbatimChar"/>
-        </w:rPr>
-        <w:t xml:space="preserve">[innerHTML]</w:t>
-      </w:r>
-      <w:r>
-        <w:t xml:space="preserve">, donc les balises sont injectées dans le DOM.</w:t>
-      </w:r>
-    </w:p>
-    <w:p>
-      <w:pPr>
         <w:numPr>
           <w:ilvl w:val="0"/>
           <w:numId w:val="1011"/>
         </w:numPr>
+      </w:pPr>
+      <w:r>
+        <w:rPr>
+          <w:b/>
+          <w:bCs/>
+        </w:rPr>
+        <w:t xml:space="preserve">Nuance</w:t>
+      </w:r>
+      <w:r>
+        <w:t xml:space="preserve"> </w:t>
+      </w:r>
+      <w:r>
+        <w:t xml:space="preserve">: l'exécution de JavaScript est bloquée. Le sanitizer d'Angular retire les balises</w:t>
+      </w:r>
+      <w:r>
+        <w:t xml:space="preserve"> </w:t>
+      </w:r>
+      <w:r>
+        <w:rPr>
+          <w:rStyle w:val="VerbatimChar"/>
+        </w:rPr>
+        <w:t xml:space="preserve">script</w:t>
+      </w:r>
+      <w:r>
+        <w:t xml:space="preserve"> </w:t>
+      </w:r>
+      <w:r>
+        <w:t xml:space="preserve">du rendu</w:t>
+      </w:r>
+      <w:r>
+        <w:t xml:space="preserve"> </w:t>
+      </w:r>
+      <w:r>
+        <w:rPr>
+          <w:rStyle w:val="VerbatimChar"/>
+        </w:rPr>
+        <w:t xml:space="preserve">[innerHTML]</w:t>
+      </w:r>
+      <w:r>
+        <w:t xml:space="preserve">. L'injection HTML, elle, est bien effective.</w:t>
+      </w:r>
+    </w:p>
+    <w:p>
+      <w:pPr>
         <w:pStyle w:val="Compact"/>
-      </w:pPr>
-      <w:r>
-        <w:rPr>
-          <w:bCs/>
-          <w:b/>
-        </w:rPr>
-        <w:t xml:space="preserve">Nuance</w:t>
-      </w:r>
-      <w:r>
-        <w:t xml:space="preserve"> </w:t>
-      </w:r>
-      <w:r>
-        <w:t xml:space="preserve">: l’exécution de JavaScript est bloquée. Le sanitizer d’Angular retire les balises</w:t>
-      </w:r>
-      <w:r>
-        <w:t xml:space="preserve"> </w:t>
-      </w:r>
-      <w:r>
-        <w:rPr>
-          <w:rStyle w:val="VerbatimChar"/>
-        </w:rPr>
-        <w:t xml:space="preserve">script</w:t>
-      </w:r>
-      <w:r>
-        <w:t xml:space="preserve"> </w:t>
-      </w:r>
-      <w:r>
-        <w:t xml:space="preserve">du rendu</w:t>
-      </w:r>
-      <w:r>
-        <w:t xml:space="preserve"> </w:t>
-      </w:r>
-      <w:r>
-        <w:rPr>
-          <w:rStyle w:val="VerbatimChar"/>
-        </w:rPr>
-        <w:t xml:space="preserve">[innerHTML]</w:t>
-      </w:r>
-      <w:r>
-        <w:t xml:space="preserve">. L’injection HTML, elle, est bien effective.</w:t>
-      </w:r>
-    </w:p>
-    <w:p>
-      <w:pPr>
         <w:numPr>
           <w:ilvl w:val="0"/>
           <w:numId w:val="1011"/>
         </w:numPr>
+      </w:pPr>
+      <w:r>
+        <w:rPr>
+          <w:b/>
+          <w:bCs/>
+        </w:rPr>
+        <w:t xml:space="preserve">Impact</w:t>
+      </w:r>
+      <w:r>
+        <w:t xml:space="preserve"> </w:t>
+      </w:r>
+      <w:r>
+        <w:t xml:space="preserve">: défiguration de la page avis, hameçonnage par lien ou contenu injecté. Le risque d'exécution repose entièrement sur une protection du framework, sans aucun contrôle applicatif : toute évolution du rendu rouvre la faille.</w:t>
+      </w:r>
+    </w:p>
+    <w:p>
+      <w:pPr>
         <w:pStyle w:val="Compact"/>
-      </w:pPr>
-      <w:r>
-        <w:rPr>
-          <w:bCs/>
-          <w:b/>
-        </w:rPr>
-        <w:t xml:space="preserve">Impact</w:t>
-      </w:r>
-      <w:r>
-        <w:t xml:space="preserve"> </w:t>
-      </w:r>
-      <w:r>
-        <w:t xml:space="preserve">: défiguration de la page avis, hameçonnage par lien ou contenu injecté. Le risque d’exécution repose entièrement sur une protection du framework, sans aucun contrôle applicatif : toute évolution du rendu rouvre la faille.</w:t>
-      </w:r>
-    </w:p>
-    <w:p>
-      <w:pPr>
         <w:numPr>
           <w:ilvl w:val="0"/>
           <w:numId w:val="1011"/>
         </w:numPr>
-        <w:pStyle w:val="Compact"/>
-      </w:pPr>
-      <w:r>
-        <w:rPr>
-          <w:bCs/>
-          <w:b/>
+      </w:pPr>
+      <w:r>
+        <w:rPr>
+          <w:b/>
+          <w:bCs/>
         </w:rPr>
         <w:t xml:space="preserve">Correction</w:t>
       </w:r>
@@ -4224,7 +4109,7 @@
         <w:t xml:space="preserve"> </w:t>
       </w:r>
       <w:r>
-        <w:t xml:space="preserve">: échapper le contenu côté back-end à l’enregistrement, et remplacer</w:t>
+        <w:t xml:space="preserve">: échapper le contenu côté back-end à l'enregistrement, et remplacer</w:t>
       </w:r>
       <w:r>
         <w:t xml:space="preserve"> </w:t>
@@ -4242,8 +4127,8 @@
         <w:t xml:space="preserve">par une interpolation côté front. Les deux, en défense en profondeur.</w:t>
       </w:r>
     </w:p>
-    <w:bookmarkEnd w:id="38"/>
-    <w:bookmarkStart w:id="39" w:name="synthèse"/>
+    <w:bookmarkEnd w:id="28"/>
+    <w:bookmarkStart w:id="29" w:name="synthèse"/>
     <w:p>
       <w:pPr>
         <w:pStyle w:val="Heading3"/>
@@ -4257,7 +4142,7 @@
         <w:pStyle w:val="FirstParagraph"/>
       </w:pPr>
       <w:r>
-        <w:t xml:space="preserve">6 anomalies, toutes d’origine back-end, dont une avec un versant front-end (BUG-06). Aucune régression sur le parcours nominal. Aucun faux positif Cypress.</w:t>
+        <w:t xml:space="preserve">6 anomalies, toutes d'origine back-end, dont une avec un versant front-end (BUG-06). Aucune régression sur le parcours nominal. Aucun faux positif Cypress.</w:t>
       </w:r>
     </w:p>
     <w:p>
@@ -4267,9 +4152,9 @@
         </w:pict>
       </w:r>
     </w:p>
-    <w:bookmarkEnd w:id="39"/>
-    <w:bookmarkEnd w:id="40"/>
-    <w:bookmarkStart w:id="41" w:name="iv.-confiance"/>
+    <w:bookmarkEnd w:id="29"/>
+    <w:bookmarkEnd w:id="30"/>
+    <w:bookmarkStart w:id="31" w:name="iv-confiance"/>
     <w:p>
       <w:pPr>
         <w:pStyle w:val="Heading2"/>
@@ -4284,8 +4169,8 @@
       </w:pPr>
       <w:r>
         <w:rPr>
-          <w:bCs/>
-          <w:b/>
+          <w:b/>
+          <w:bCs/>
         </w:rPr>
         <w:t xml:space="preserve">Confiance dans la suite de tests</w:t>
       </w:r>
@@ -4302,10 +4187,10 @@
       </w:pPr>
       <w:r>
         <w:rPr>
-          <w:bCs/>
-          <w:b/>
-        </w:rPr>
-        <w:t xml:space="preserve">Confiance dans l’application</w:t>
+          <w:b/>
+          <w:bCs/>
+        </w:rPr>
+        <w:t xml:space="preserve">Confiance dans l'application</w:t>
       </w:r>
       <w:r>
         <w:t xml:space="preserve"> </w:t>
@@ -4320,8 +4205,8 @@
       </w:pPr>
       <w:r>
         <w:rPr>
-          <w:bCs/>
-          <w:b/>
+          <w:b/>
+          <w:bCs/>
         </w:rPr>
         <w:t xml:space="preserve">Décision : NO GO.</w:t>
       </w:r>
@@ -4337,25 +4222,23 @@
     <w:tbl>
       <w:tblPr>
         <w:tblStyle w:val="Table"/>
-        <w:tblW w:type="pct" w:w="5000"/>
+        <w:tblW w:type="auto" w:w="0"/>
         <w:tblLook w:firstRow="1" w:lastRow="0" w:firstColumn="0" w:lastColumn="0" w:noHBand="0" w:noVBand="0" w:val="0020"/>
-        <w:jc w:val="start"/>
       </w:tblPr>
       <w:tblGrid>
-        <w:gridCol w:w="3600"/>
-        <w:gridCol w:w="1800"/>
-        <w:gridCol w:w="2520"/>
+        <w:gridCol w:w="2640"/>
+        <w:gridCol w:w="2640"/>
+        <w:gridCol w:w="2640"/>
       </w:tblGrid>
       <w:tr>
         <w:trPr>
-          <w:tblHeader w:val="true"/>
+          <w:tblHeader w:val="on"/>
         </w:trPr>
         <w:tc>
           <w:tcPr/>
           <w:p>
             <w:pPr>
               <w:pStyle w:val="Compact"/>
-              <w:jc w:val="left"/>
             </w:pPr>
             <w:r>
               <w:t xml:space="preserve">Priorité</w:t>
@@ -4367,7 +4250,6 @@
           <w:p>
             <w:pPr>
               <w:pStyle w:val="Compact"/>
-              <w:jc w:val="left"/>
             </w:pPr>
             <w:r>
               <w:t xml:space="preserve">ID</w:t>
@@ -4379,7 +4261,6 @@
           <w:p>
             <w:pPr>
               <w:pStyle w:val="Compact"/>
-              <w:jc w:val="left"/>
             </w:pPr>
             <w:r>
               <w:t xml:space="preserve">Motif</w:t>
@@ -4393,7 +4274,6 @@
           <w:p>
             <w:pPr>
               <w:pStyle w:val="Compact"/>
-              <w:jc w:val="left"/>
             </w:pPr>
             <w:r>
               <w:t xml:space="preserve">1</w:t>
@@ -4405,7 +4285,6 @@
           <w:p>
             <w:pPr>
               <w:pStyle w:val="Compact"/>
-              <w:jc w:val="left"/>
             </w:pPr>
             <w:r>
               <w:t xml:space="preserve">BUG-01</w:t>
@@ -4417,7 +4296,6 @@
           <w:p>
             <w:pPr>
               <w:pStyle w:val="Compact"/>
-              <w:jc w:val="left"/>
             </w:pPr>
             <w:r>
               <w:t xml:space="preserve">Survente : impact financier direct et immédiat</w:t>
@@ -4431,7 +4309,6 @@
           <w:p>
             <w:pPr>
               <w:pStyle w:val="Compact"/>
-              <w:jc w:val="left"/>
             </w:pPr>
             <w:r>
               <w:t xml:space="preserve">2</w:t>
@@ -4443,7 +4320,6 @@
           <w:p>
             <w:pPr>
               <w:pStyle w:val="Compact"/>
-              <w:jc w:val="left"/>
             </w:pPr>
             <w:r>
               <w:t xml:space="preserve">BUG-03</w:t>
@@ -4455,7 +4331,6 @@
           <w:p>
             <w:pPr>
               <w:pStyle w:val="Compact"/>
-              <w:jc w:val="left"/>
             </w:pPr>
             <w:r>
               <w:t xml:space="preserve">Commandes fantômes : incohérence comptable et logistique</w:t>
@@ -4469,7 +4344,6 @@
           <w:p>
             <w:pPr>
               <w:pStyle w:val="Compact"/>
-              <w:jc w:val="left"/>
             </w:pPr>
             <w:r>
               <w:t xml:space="preserve">3</w:t>
@@ -4481,7 +4355,6 @@
           <w:p>
             <w:pPr>
               <w:pStyle w:val="Compact"/>
-              <w:jc w:val="left"/>
             </w:pPr>
             <w:r>
               <w:t xml:space="preserve">BUG-06</w:t>
@@ -4493,7 +4366,6 @@
           <w:p>
             <w:pPr>
               <w:pStyle w:val="Compact"/>
-              <w:jc w:val="left"/>
             </w:pPr>
             <w:r>
               <w:t xml:space="preserve">Injection HTML dans un contenu public, protection uniquement implicite</w:t>
@@ -4507,7 +4379,6 @@
           <w:p>
             <w:pPr>
               <w:pStyle w:val="Compact"/>
-              <w:jc w:val="left"/>
             </w:pPr>
             <w:r>
               <w:t xml:space="preserve">4</w:t>
@@ -4519,7 +4390,6 @@
           <w:p>
             <w:pPr>
               <w:pStyle w:val="Compact"/>
-              <w:jc w:val="left"/>
             </w:pPr>
             <w:r>
               <w:t xml:space="preserve">BUG-05</w:t>
@@ -4531,7 +4401,6 @@
           <w:p>
             <w:pPr>
               <w:pStyle w:val="Compact"/>
-              <w:jc w:val="left"/>
             </w:pPr>
             <w:r>
               <w:t xml:space="preserve">Affichage incohérent, se résorbe après BUG-01 et reprise des données</w:t>
@@ -4545,7 +4414,6 @@
           <w:p>
             <w:pPr>
               <w:pStyle w:val="Compact"/>
-              <w:jc w:val="left"/>
             </w:pPr>
             <w:r>
               <w:t xml:space="preserve">5</w:t>
@@ -4557,7 +4425,6 @@
           <w:p>
             <w:pPr>
               <w:pStyle w:val="Compact"/>
-              <w:jc w:val="left"/>
             </w:pPr>
             <w:r>
               <w:t xml:space="preserve">BUG-02</w:t>
@@ -4569,7 +4436,6 @@
           <w:p>
             <w:pPr>
               <w:pStyle w:val="Compact"/>
-              <w:jc w:val="left"/>
             </w:pPr>
             <w:r>
               <w:t xml:space="preserve">Lignes de panier parasites</w:t>
@@ -4583,7 +4449,6 @@
           <w:p>
             <w:pPr>
               <w:pStyle w:val="Compact"/>
-              <w:jc w:val="left"/>
             </w:pPr>
             <w:r>
               <w:t xml:space="preserve">6</w:t>
@@ -4595,7 +4460,6 @@
           <w:p>
             <w:pPr>
               <w:pStyle w:val="Compact"/>
-              <w:jc w:val="left"/>
             </w:pPr>
             <w:r>
               <w:t xml:space="preserve">BUG-04</w:t>
@@ -4607,7 +4471,6 @@
           <w:p>
             <w:pPr>
               <w:pStyle w:val="Compact"/>
-              <w:jc w:val="left"/>
             </w:pPr>
             <w:r>
               <w:t xml:space="preserve">Incohérence REST, gêne le front</w:t>
@@ -4629,12 +4492,16 @@
         <w:pStyle w:val="BodyText"/>
       </w:pPr>
       <w:r>
-        <w:t xml:space="preserve">Après correctifs, relancer la campagne complète : la suite d’anomalies doit passer au vert et la suite de régression le rester.</w:t>
-      </w:r>
-    </w:p>
-    <w:bookmarkEnd w:id="41"/>
-    <w:bookmarkEnd w:id="42"/>
-    <w:sectPr/>
+        <w:t xml:space="preserve">Après correctifs, relancer la campagne complète : la suite d'anomalies doit passer au vert et la suite de régression le rester.</w:t>
+      </w:r>
+    </w:p>
+    <w:bookmarkEnd w:id="31"/>
+    <w:bookmarkEnd w:id="32"/>
+    <w:sectPr>
+      <w:footnotePr>
+        <w:numRestart w:val="eachSect"/>
+      </w:footnotePr>
+    </w:sectPr>
   </w:body>
 </w:document>
 </file>
@@ -4665,14 +4532,14 @@
 <file path=word/numbering.xml><?xml version="1.0" encoding="utf-8"?>
 <w:numbering xmlns:w="http://schemas.openxmlformats.org/wordprocessingml/2006/main">
   <w:abstractNum w:abstractNumId="990">
-    <w:nsid w:val="A990"/>
+    <w:nsid w:val="0000A990"/>
     <w:multiLevelType w:val="multilevel"/>
     <w:lvl w:ilvl="0">
       <w:numFmt w:val="bullet"/>
       <w:lvlText w:val=" "/>
       <w:lvlJc w:val="left"/>
       <w:pPr>
-        <w:ind w:left="720" w:hanging="480"/>
+        <w:ind w:left="720" w:hanging="360"/>
       </w:pPr>
     </w:lvl>
     <w:lvl w:ilvl="1">
@@ -4680,7 +4547,7 @@
       <w:lvlText w:val=" "/>
       <w:lvlJc w:val="left"/>
       <w:pPr>
-        <w:ind w:left="1440" w:hanging="480"/>
+        <w:ind w:left="1440" w:hanging="360"/>
       </w:pPr>
     </w:lvl>
     <w:lvl w:ilvl="2">
@@ -4688,7 +4555,7 @@
       <w:lvlText w:val=" "/>
       <w:lvlJc w:val="left"/>
       <w:pPr>
-        <w:ind w:left="2160" w:hanging="480"/>
+        <w:ind w:left="2160" w:hanging="360"/>
       </w:pPr>
     </w:lvl>
     <w:lvl w:ilvl="3">
@@ -4696,7 +4563,7 @@
       <w:lvlText w:val=" "/>
       <w:lvlJc w:val="left"/>
       <w:pPr>
-        <w:ind w:left="2880" w:hanging="480"/>
+        <w:ind w:left="2880" w:hanging="360"/>
       </w:pPr>
     </w:lvl>
     <w:lvl w:ilvl="4">
@@ -4704,7 +4571,7 @@
       <w:lvlText w:val=" "/>
       <w:lvlJc w:val="left"/>
       <w:pPr>
-        <w:ind w:left="3600" w:hanging="480"/>
+        <w:ind w:left="3600" w:hanging="360"/>
       </w:pPr>
     </w:lvl>
     <w:lvl w:ilvl="5">
@@ -4712,7 +4579,7 @@
       <w:lvlText w:val=" "/>
       <w:lvlJc w:val="left"/>
       <w:pPr>
-        <w:ind w:left="4320" w:hanging="480"/>
+        <w:ind w:left="4320" w:hanging="360"/>
       </w:pPr>
     </w:lvl>
     <w:lvl w:ilvl="6">
@@ -4720,7 +4587,7 @@
       <w:lvlText w:val=" "/>
       <w:lvlJc w:val="left"/>
       <w:pPr>
-        <w:ind w:left="5040" w:hanging="480"/>
+        <w:ind w:left="5040" w:hanging="360"/>
       </w:pPr>
     </w:lvl>
     <w:lvl w:ilvl="7">
@@ -4728,7 +4595,7 @@
       <w:lvlText w:val=" "/>
       <w:lvlJc w:val="left"/>
       <w:pPr>
-        <w:ind w:left="5760" w:hanging="480"/>
+        <w:ind w:left="5760" w:hanging="360"/>
       </w:pPr>
     </w:lvl>
     <w:lvl w:ilvl="8">
@@ -4736,88 +4603,115 @@
       <w:lvlText w:val=" "/>
       <w:lvlJc w:val="left"/>
       <w:pPr>
-        <w:ind w:left="6480" w:hanging="480"/>
+        <w:ind w:left="6480" w:hanging="360"/>
       </w:pPr>
     </w:lvl>
   </w:abstractNum>
   <w:abstractNum w:abstractNumId="991">
-    <w:nsid w:val="A991"/>
+    <w:nsid w:val="0000A991"/>
     <w:multiLevelType w:val="multilevel"/>
     <w:lvl w:ilvl="0">
       <w:numFmt w:val="bullet"/>
-      <w:lvlText w:val="•"/>
+      <w:lvlText w:val=""/>
       <w:lvlJc w:val="left"/>
       <w:pPr>
-        <w:ind w:left="720" w:hanging="480"/>
-      </w:pPr>
+        <w:ind w:left="720" w:hanging="360"/>
+      </w:pPr>
+      <w:rPr>
+        <w:rFonts w:ascii="Symbol" w:hAnsi="Symbol" w:cs="Symbol" w:hint="default"/>
+      </w:rPr>
     </w:lvl>
     <w:lvl w:ilvl="1">
       <w:numFmt w:val="bullet"/>
-      <w:lvlText w:val="–"/>
+      <w:lvlText w:val="o"/>
       <w:lvlJc w:val="left"/>
       <w:pPr>
-        <w:ind w:left="1440" w:hanging="480"/>
-      </w:pPr>
+        <w:ind w:left="1440" w:hanging="360"/>
+      </w:pPr>
+      <w:rPr>
+        <w:rFonts w:ascii="Courier New" w:hAnsi="Courier New" w:cs="Courier New" w:hint="default"/>
+      </w:rPr>
     </w:lvl>
     <w:lvl w:ilvl="2">
       <w:numFmt w:val="bullet"/>
-      <w:lvlText w:val="•"/>
+      <w:lvlText w:val=""/>
       <w:lvlJc w:val="left"/>
       <w:pPr>
-        <w:ind w:left="2160" w:hanging="480"/>
-      </w:pPr>
+        <w:ind w:left="2160" w:hanging="360"/>
+      </w:pPr>
+      <w:rPr>
+        <w:rFonts w:ascii="Wingdings" w:hAnsi="Wingdings" w:cs="Wingdings" w:hint="default"/>
+      </w:rPr>
     </w:lvl>
     <w:lvl w:ilvl="3">
       <w:numFmt w:val="bullet"/>
-      <w:lvlText w:val="–"/>
+      <w:lvlText w:val=""/>
       <w:lvlJc w:val="left"/>
       <w:pPr>
-        <w:ind w:left="2880" w:hanging="480"/>
-      </w:pPr>
+        <w:ind w:left="2880" w:hanging="360"/>
+      </w:pPr>
+      <w:rPr>
+        <w:rFonts w:ascii="Symbol" w:hAnsi="Symbol" w:cs="Symbol" w:hint="default"/>
+      </w:rPr>
     </w:lvl>
     <w:lvl w:ilvl="4">
       <w:numFmt w:val="bullet"/>
-      <w:lvlText w:val="•"/>
+      <w:lvlText w:val="o"/>
       <w:lvlJc w:val="left"/>
       <w:pPr>
-        <w:ind w:left="3600" w:hanging="480"/>
-      </w:pPr>
+        <w:ind w:left="3600" w:hanging="360"/>
+      </w:pPr>
+      <w:rPr>
+        <w:rFonts w:ascii="Courier New" w:hAnsi="Courier New" w:cs="Courier New" w:hint="default"/>
+      </w:rPr>
     </w:lvl>
     <w:lvl w:ilvl="5">
       <w:numFmt w:val="bullet"/>
-      <w:lvlText w:val="–"/>
+      <w:lvlText w:val=""/>
       <w:lvlJc w:val="left"/>
       <w:pPr>
-        <w:ind w:left="4320" w:hanging="480"/>
-      </w:pPr>
+        <w:ind w:left="4320" w:hanging="360"/>
+      </w:pPr>
+      <w:rPr>
+        <w:rFonts w:ascii="Wingdings" w:hAnsi="Wingdings" w:cs="Wingdings" w:hint="default"/>
+      </w:rPr>
     </w:lvl>
     <w:lvl w:ilvl="6">
       <w:numFmt w:val="bullet"/>
-      <w:lvlText w:val="•"/>
+      <w:lvlText w:val=""/>
       <w:lvlJc w:val="left"/>
       <w:pPr>
-        <w:ind w:left="5040" w:hanging="480"/>
-      </w:pPr>
+        <w:ind w:left="5040" w:hanging="360"/>
+      </w:pPr>
+      <w:rPr>
+        <w:rFonts w:ascii="Symbol" w:hAnsi="Symbol" w:cs="Symbol" w:hint="default"/>
+      </w:rPr>
     </w:lvl>
     <w:lvl w:ilvl="7">
       <w:numFmt w:val="bullet"/>
-      <w:lvlText w:val="–"/>
+      <w:lvlText w:val="o"/>
       <w:lvlJc w:val="left"/>
       <w:pPr>
-        <w:ind w:left="5760" w:hanging="480"/>
-      </w:pPr>
+        <w:ind w:left="5760" w:hanging="360"/>
+      </w:pPr>
+      <w:rPr>
+        <w:rFonts w:ascii="Courier New" w:hAnsi="Courier New" w:cs="Courier New" w:hint="default"/>
+      </w:rPr>
     </w:lvl>
     <w:lvl w:ilvl="8">
       <w:numFmt w:val="bullet"/>
-      <w:lvlText w:val="•"/>
+      <w:lvlText w:val=""/>
       <w:lvlJc w:val="left"/>
       <w:pPr>
-        <w:ind w:left="6480" w:hanging="480"/>
-      </w:pPr>
+        <w:ind w:left="6480" w:hanging="360"/>
+      </w:pPr>
+      <w:rPr>
+        <w:rFonts w:ascii="Wingdings" w:hAnsi="Wingdings" w:cs="Wingdings" w:hint="default"/>
+      </w:rPr>
     </w:lvl>
   </w:abstractNum>
   <w:abstractNum w:abstractNumId="99411">
-    <w:nsid w:val="A99411"/>
+    <w:nsid w:val="00A99411"/>
     <w:multiLevelType w:val="multilevel"/>
     <w:lvl w:ilvl="0">
       <w:start w:val="1"/>
@@ -4825,7 +4719,7 @@
       <w:lvlText w:val="%1."/>
       <w:lvlJc w:val="left"/>
       <w:pPr>
-        <w:ind w:left="720" w:hanging="480"/>
+        <w:ind w:left="720" w:hanging="360"/>
       </w:pPr>
     </w:lvl>
     <w:lvl w:ilvl="1">
@@ -4834,7 +4728,7 @@
       <w:lvlText w:val="%2."/>
       <w:lvlJc w:val="left"/>
       <w:pPr>
-        <w:ind w:left="1440" w:hanging="480"/>
+        <w:ind w:left="1440" w:hanging="360"/>
       </w:pPr>
     </w:lvl>
     <w:lvl w:ilvl="2">
@@ -4843,7 +4737,7 @@
       <w:lvlText w:val="%3."/>
       <w:lvlJc w:val="left"/>
       <w:pPr>
-        <w:ind w:left="2160" w:hanging="480"/>
+        <w:ind w:left="2160" w:hanging="360"/>
       </w:pPr>
     </w:lvl>
     <w:lvl w:ilvl="3">
@@ -4852,7 +4746,7 @@
       <w:lvlText w:val="%4."/>
       <w:lvlJc w:val="left"/>
       <w:pPr>
-        <w:ind w:left="2880" w:hanging="480"/>
+        <w:ind w:left="2880" w:hanging="360"/>
       </w:pPr>
     </w:lvl>
     <w:lvl w:ilvl="4">
@@ -4861,7 +4755,7 @@
       <w:lvlText w:val="%5."/>
       <w:lvlJc w:val="left"/>
       <w:pPr>
-        <w:ind w:left="3600" w:hanging="480"/>
+        <w:ind w:left="3600" w:hanging="360"/>
       </w:pPr>
     </w:lvl>
     <w:lvl w:ilvl="5">
@@ -4870,7 +4764,7 @@
       <w:lvlText w:val="%6."/>
       <w:lvlJc w:val="left"/>
       <w:pPr>
-        <w:ind w:left="4320" w:hanging="480"/>
+        <w:ind w:left="4320" w:hanging="360"/>
       </w:pPr>
     </w:lvl>
     <w:lvl w:ilvl="6">
@@ -4879,7 +4773,7 @@
       <w:lvlText w:val="%7."/>
       <w:lvlJc w:val="left"/>
       <w:pPr>
-        <w:ind w:left="5040" w:hanging="480"/>
+        <w:ind w:left="5040" w:hanging="360"/>
       </w:pPr>
     </w:lvl>
     <w:lvl w:ilvl="7">
@@ -4888,7 +4782,7 @@
       <w:lvlText w:val="%8."/>
       <w:lvlJc w:val="left"/>
       <w:pPr>
-        <w:ind w:left="5760" w:hanging="480"/>
+        <w:ind w:left="5760" w:hanging="360"/>
       </w:pPr>
     </w:lvl>
     <w:lvl w:ilvl="8">
@@ -4897,7 +4791,7 @@
       <w:lvlText w:val="%9."/>
       <w:lvlJc w:val="left"/>
       <w:pPr>
-        <w:ind w:left="6480" w:hanging="480"/>
+        <w:ind w:left="6480" w:hanging="360"/>
       </w:pPr>
     </w:lvl>
   </w:abstractNum>
@@ -4972,10 +4866,10 @@
   <w:docDefaults>
     <w:rPrDefault>
       <w:rPr>
-        <w:rFonts w:asciiTheme="minorHAnsi" w:cstheme="minorBidi" w:eastAsiaTheme="minorHAnsi" w:hAnsiTheme="minorHAnsi"/>
+        <w:rFonts w:asciiTheme="minorHAnsi" w:cstheme="minorBidi" w:eastAsiaTheme="minorEastAsia" w:hAnsiTheme="minorHAnsi"/>
         <w:sz w:val="24"/>
         <w:szCs w:val="24"/>
-        <w:lang w:bidi="ar-SA" w:eastAsia="en-US" w:val="en-US"/>
+        <w:lang w:bidi="ar-SA" w:eastAsia="zh-CN" w:val="en-US"/>
       </w:rPr>
     </w:rPrDefault>
     <w:pPrDefault>
@@ -4993,10 +4887,10 @@
     <w:name w:val="Body Text"/>
     <w:basedOn w:val="Normal"/>
     <w:link w:val="BodyTextChar"/>
+    <w:qFormat/>
     <w:pPr>
       <w:spacing w:after="180" w:before="180"/>
     </w:pPr>
-    <w:qFormat/>
   </w:style>
   <w:style w:customStyle="1" w:styleId="FirstParagraph" w:type="paragraph">
     <w:name w:val="First Paragraph"/>
@@ -5016,57 +4910,94 @@
     <w:name w:val="Title"/>
     <w:basedOn w:val="Normal"/>
     <w:next w:val="BodyText"/>
+    <w:link w:val="TitleChar"/>
+    <w:uiPriority w:val="10"/>
     <w:qFormat/>
+    <w:rsid w:val="00A10FD9"/>
     <w:pPr>
-      <w:keepNext/>
-      <w:keepLines/>
-      <w:spacing w:after="240" w:before="480"/>
+      <w:spacing w:after="80" w:line="240" w:lineRule="auto"/>
+      <w:contextualSpacing/>
       <w:jc w:val="center"/>
     </w:pPr>
     <w:rPr>
       <w:rFonts w:asciiTheme="majorHAnsi" w:cstheme="majorBidi" w:eastAsiaTheme="majorEastAsia" w:hAnsiTheme="majorHAnsi"/>
-      <w:b/>
-      <w:bCs/>
-      <w:color w:themeColor="accent1" w:themeShade="B5" w:val="345A8A"/>
-      <w:sz w:val="36"/>
-      <w:szCs w:val="36"/>
+      <w:sz w:val="56"/>
+      <w:szCs w:val="56"/>
+    </w:rPr>
+  </w:style>
+  <w:style w:customStyle="1" w:styleId="TitleChar" w:type="character">
+    <w:name w:val="Title Char"/>
+    <w:basedOn w:val="DefaultParagraphFont"/>
+    <w:link w:val="Title"/>
+    <w:uiPriority w:val="10"/>
+    <w:rsid w:val="00A10FD9"/>
+    <w:rPr>
+      <w:rFonts w:asciiTheme="majorHAnsi" w:cstheme="majorBidi" w:eastAsiaTheme="majorEastAsia" w:hAnsiTheme="majorHAnsi"/>
+      <w:sz w:val="56"/>
+      <w:szCs w:val="56"/>
     </w:rPr>
   </w:style>
   <w:style w:styleId="Subtitle" w:type="paragraph">
     <w:name w:val="Subtitle"/>
+    <w:basedOn w:val="Title"/>
+    <w:next w:val="BodyText"/>
+    <w:link w:val="SubtitleChar"/>
+    <w:uiPriority w:val="11"/>
+    <w:qFormat/>
+    <w:rsid w:val="00A10FD9"/>
+    <w:pPr>
+      <w:numPr>
+        <w:ilvl w:val="1"/>
+      </w:numPr>
+    </w:pPr>
+    <w:rPr>
+      <w:rFonts w:cstheme="majorBidi" w:eastAsiaTheme="majorEastAsia"/>
+      <w:spacing w:val="15"/>
+      <w:sz w:val="28"/>
+      <w:szCs w:val="28"/>
+    </w:rPr>
+  </w:style>
+  <w:style w:customStyle="1" w:styleId="SubtitleChar" w:type="character">
+    <w:name w:val="Subtitle Char"/>
+    <w:basedOn w:val="DefaultParagraphFont"/>
+    <w:link w:val="Subtitle"/>
+    <w:uiPriority w:val="11"/>
+    <w:rsid w:val="00A10FD9"/>
+    <w:rPr>
+      <w:rFonts w:cstheme="majorBidi" w:eastAsiaTheme="majorEastAsia"/>
+      <w:color w:themeColor="text1" w:themeTint="A6" w:val="595959"/>
+      <w:spacing w:val="15"/>
+      <w:sz w:val="28"/>
+      <w:szCs w:val="28"/>
+    </w:rPr>
+  </w:style>
+  <w:style w:customStyle="1" w:styleId="Author" w:type="paragraph">
+    <w:name w:val="Author"/>
     <w:basedOn w:val="Title"/>
     <w:next w:val="BodyText"/>
     <w:qFormat/>
     <w:pPr>
       <w:keepNext/>
       <w:keepLines/>
-      <w:spacing w:after="240" w:before="240"/>
-      <w:jc w:val="center"/>
     </w:pPr>
     <w:rPr>
-      <w:sz w:val="30"/>
-      <w:szCs w:val="30"/>
+      <w:sz w:val="24"/>
+      <w:szCs w:val="24"/>
     </w:rPr>
   </w:style>
-  <w:style w:customStyle="1" w:styleId="Author" w:type="paragraph">
-    <w:name w:val="Author"/>
+  <w:style w:styleId="Date" w:type="paragraph">
+    <w:name w:val="Date"/>
+    <w:basedOn w:val="Title"/>
     <w:next w:val="BodyText"/>
     <w:qFormat/>
     <w:pPr>
       <w:keepNext/>
       <w:keepLines/>
-      <w:jc w:val="center"/>
     </w:pPr>
-  </w:style>
-  <w:style w:styleId="Date" w:type="paragraph">
-    <w:name w:val="Date"/>
-    <w:next w:val="BodyText"/>
-    <w:qFormat/>
-    <w:pPr>
-      <w:keepNext/>
-      <w:keepLines/>
-      <w:jc w:val="center"/>
-    </w:pPr>
+    <w:rPr>
+      <w:sz w:val="24"/>
+      <w:szCs w:val="24"/>
+    </w:rPr>
   </w:style>
   <w:style w:customStyle="1" w:styleId="AbstractTitle" w:type="paragraph">
     <w:name w:val="Abstract Title"/>
@@ -5076,15 +5007,13 @@
     <w:pPr>
       <w:keepNext/>
       <w:keepLines/>
+      <w:spacing w:after="0" w:before="300"/>
       <w:jc w:val="center"/>
-      <w:spacing w:after="0" w:before="300"/>
     </w:pPr>
     <w:rPr>
+      <w:b/>
       <w:sz w:val="20"/>
       <w:szCs w:val="20"/>
-      <w:b/>
-      <w:color w:val="345A8A"/>
-      &gt;
     </w:rPr>
   </w:style>
   <w:style w:customStyle="1" w:styleId="Abstract" w:type="paragraph">
@@ -5111,191 +5040,321 @@
     <w:rPr/>
   </w:style>
   <w:style w:styleId="Heading1" w:type="paragraph">
-    <w:name w:val="Heading 1"/>
+    <w:name w:val="heading 1"/>
     <w:basedOn w:val="Normal"/>
     <w:next w:val="BodyText"/>
+    <w:link w:val="Heading1Char"/>
     <w:uiPriority w:val="9"/>
     <w:qFormat/>
+    <w:rsid w:val="00A10FD9"/>
     <w:pPr>
       <w:keepNext/>
       <w:keepLines/>
-      <w:spacing w:after="0" w:before="480"/>
+      <w:spacing w:after="80" w:before="360"/>
       <w:outlineLvl w:val="0"/>
     </w:pPr>
     <w:rPr>
       <w:rFonts w:asciiTheme="majorHAnsi" w:cstheme="majorBidi" w:eastAsiaTheme="majorEastAsia" w:hAnsiTheme="majorHAnsi"/>
-      <w:b/>
-      <w:bCs/>
-      <w:color w:themeColor="accent1" w:val="4F81BD"/>
-      <w:sz w:val="32"/>
-      <w:szCs w:val="32"/>
+      <w:color w:themeColor="accent1" w:themeShade="BF" w:val="0F4761"/>
+      <w:sz w:val="40"/>
+      <w:szCs w:val="40"/>
     </w:rPr>
   </w:style>
   <w:style w:styleId="Heading2" w:type="paragraph">
-    <w:name w:val="Heading 2"/>
+    <w:name w:val="heading 2"/>
     <w:basedOn w:val="Normal"/>
     <w:next w:val="BodyText"/>
+    <w:link w:val="Heading2Char"/>
     <w:uiPriority w:val="9"/>
+    <w:semiHidden/>
     <w:unhideWhenUsed/>
     <w:qFormat/>
+    <w:rsid w:val="00A10FD9"/>
     <w:pPr>
       <w:keepNext/>
       <w:keepLines/>
-      <w:spacing w:after="0" w:before="200"/>
+      <w:spacing w:after="80" w:before="160"/>
       <w:outlineLvl w:val="1"/>
     </w:pPr>
     <w:rPr>
       <w:rFonts w:asciiTheme="majorHAnsi" w:cstheme="majorBidi" w:eastAsiaTheme="majorEastAsia" w:hAnsiTheme="majorHAnsi"/>
-      <w:b/>
-      <w:bCs/>
-      <w:color w:themeColor="accent1" w:val="4F81BD"/>
+      <w:color w:themeColor="accent1" w:themeShade="BF" w:val="0F4761"/>
+      <w:sz w:val="32"/>
+      <w:szCs w:val="32"/>
+    </w:rPr>
+  </w:style>
+  <w:style w:styleId="Heading3" w:type="paragraph">
+    <w:name w:val="heading 3"/>
+    <w:basedOn w:val="Normal"/>
+    <w:next w:val="BodyText"/>
+    <w:link w:val="Heading3Char"/>
+    <w:uiPriority w:val="9"/>
+    <w:semiHidden/>
+    <w:unhideWhenUsed/>
+    <w:qFormat/>
+    <w:rsid w:val="00A10FD9"/>
+    <w:pPr>
+      <w:keepNext/>
+      <w:keepLines/>
+      <w:spacing w:after="80" w:before="160"/>
+      <w:outlineLvl w:val="2"/>
+    </w:pPr>
+    <w:rPr>
+      <w:rFonts w:cstheme="majorBidi" w:eastAsiaTheme="majorEastAsia"/>
+      <w:color w:themeColor="accent1" w:themeShade="BF" w:val="0F4761"/>
       <w:sz w:val="28"/>
       <w:szCs w:val="28"/>
     </w:rPr>
   </w:style>
-  <w:style w:styleId="Heading3" w:type="paragraph">
-    <w:name w:val="Heading 3"/>
+  <w:style w:styleId="Heading4" w:type="paragraph">
+    <w:name w:val="heading 4"/>
     <w:basedOn w:val="Normal"/>
     <w:next w:val="BodyText"/>
+    <w:link w:val="Heading4Char"/>
     <w:uiPriority w:val="9"/>
+    <w:semiHidden/>
     <w:unhideWhenUsed/>
     <w:qFormat/>
+    <w:rsid w:val="00A10FD9"/>
     <w:pPr>
       <w:keepNext/>
       <w:keepLines/>
-      <w:spacing w:after="0" w:before="200"/>
-      <w:outlineLvl w:val="2"/>
+      <w:spacing w:after="40" w:before="80"/>
+      <w:outlineLvl w:val="3"/>
     </w:pPr>
     <w:rPr>
-      <w:rFonts w:asciiTheme="majorHAnsi" w:cstheme="majorBidi" w:eastAsiaTheme="majorEastAsia" w:hAnsiTheme="majorHAnsi"/>
-      <w:b/>
-      <w:bCs/>
-      <w:color w:themeColor="accent1" w:val="4F81BD"/>
-      <w:sz w:val="24"/>
-      <w:szCs w:val="24"/>
+      <w:rFonts w:cstheme="majorBidi" w:eastAsiaTheme="majorEastAsia"/>
+      <w:i/>
+      <w:iCs/>
+      <w:color w:themeColor="accent1" w:themeShade="BF" w:val="0F4761"/>
     </w:rPr>
   </w:style>
-  <w:style w:styleId="Heading4" w:type="paragraph">
-    <w:name w:val="Heading 4"/>
+  <w:style w:styleId="Heading5" w:type="paragraph">
+    <w:name w:val="heading 5"/>
     <w:basedOn w:val="Normal"/>
     <w:next w:val="BodyText"/>
+    <w:link w:val="Heading5Char"/>
     <w:uiPriority w:val="9"/>
+    <w:semiHidden/>
     <w:unhideWhenUsed/>
     <w:qFormat/>
+    <w:rsid w:val="00A10FD9"/>
     <w:pPr>
       <w:keepNext/>
       <w:keepLines/>
-      <w:spacing w:after="0" w:before="200"/>
-      <w:outlineLvl w:val="3"/>
+      <w:spacing w:after="40" w:before="80"/>
+      <w:outlineLvl w:val="4"/>
     </w:pPr>
     <w:rPr>
-      <w:rFonts w:asciiTheme="majorHAnsi" w:cstheme="majorBidi" w:eastAsiaTheme="majorEastAsia" w:hAnsiTheme="majorHAnsi"/>
-      <w:i/>
-      <w:bCs/>
-      <w:color w:themeColor="accent1" w:val="4F81BD"/>
-      <w:sz w:val="24"/>
-      <w:szCs w:val="24"/>
+      <w:rFonts w:cstheme="majorBidi" w:eastAsiaTheme="majorEastAsia"/>
+      <w:color w:themeColor="accent1" w:themeShade="BF" w:val="0F4761"/>
     </w:rPr>
   </w:style>
-  <w:style w:styleId="Heading5" w:type="paragraph">
-    <w:name w:val="Heading 5"/>
+  <w:style w:styleId="Heading6" w:type="paragraph">
+    <w:name w:val="heading 6"/>
     <w:basedOn w:val="Normal"/>
     <w:next w:val="BodyText"/>
+    <w:link w:val="Heading6Char"/>
     <w:uiPriority w:val="9"/>
+    <w:semiHidden/>
     <w:unhideWhenUsed/>
     <w:qFormat/>
+    <w:rsid w:val="00A10FD9"/>
     <w:pPr>
       <w:keepNext/>
       <w:keepLines/>
-      <w:spacing w:after="0" w:before="200"/>
-      <w:outlineLvl w:val="4"/>
+      <w:spacing w:after="0" w:before="40"/>
+      <w:outlineLvl w:val="5"/>
     </w:pPr>
     <w:rPr>
-      <w:rFonts w:asciiTheme="majorHAnsi" w:cstheme="majorBidi" w:eastAsiaTheme="majorEastAsia" w:hAnsiTheme="majorHAnsi"/>
+      <w:rFonts w:cstheme="majorBidi" w:eastAsiaTheme="majorEastAsia"/>
+      <w:i/>
       <w:iCs/>
-      <w:color w:themeColor="accent1" w:val="4F81BD"/>
-      <w:sz w:val="24"/>
-      <w:szCs w:val="24"/>
+      <w:color w:themeColor="text1" w:themeTint="A6" w:val="595959"/>
     </w:rPr>
   </w:style>
-  <w:style w:styleId="Heading6" w:type="paragraph">
-    <w:name w:val="Heading 6"/>
+  <w:style w:styleId="Heading7" w:type="paragraph">
+    <w:name w:val="heading 7"/>
     <w:basedOn w:val="Normal"/>
     <w:next w:val="BodyText"/>
+    <w:link w:val="Heading7Char"/>
     <w:uiPriority w:val="9"/>
+    <w:semiHidden/>
     <w:unhideWhenUsed/>
     <w:qFormat/>
+    <w:rsid w:val="00A10FD9"/>
     <w:pPr>
       <w:keepNext/>
       <w:keepLines/>
-      <w:spacing w:after="0" w:before="200"/>
-      <w:outlineLvl w:val="5"/>
+      <w:spacing w:after="0" w:before="40"/>
+      <w:outlineLvl w:val="6"/>
     </w:pPr>
     <w:rPr>
-      <w:rFonts w:asciiTheme="majorHAnsi" w:cstheme="majorBidi" w:eastAsiaTheme="majorEastAsia" w:hAnsiTheme="majorHAnsi"/>
-      <w:color w:themeColor="accent1" w:val="4F81BD"/>
-      <w:sz w:val="24"/>
-      <w:szCs w:val="24"/>
+      <w:rFonts w:cstheme="majorBidi" w:eastAsiaTheme="majorEastAsia"/>
+      <w:color w:themeColor="text1" w:themeTint="A6" w:val="595959"/>
     </w:rPr>
   </w:style>
-  <w:style w:styleId="Heading7" w:type="paragraph">
-    <w:name w:val="Heading 7"/>
+  <w:style w:styleId="Heading8" w:type="paragraph">
+    <w:name w:val="heading 8"/>
     <w:basedOn w:val="Normal"/>
     <w:next w:val="BodyText"/>
+    <w:link w:val="Heading8Char"/>
     <w:uiPriority w:val="9"/>
+    <w:semiHidden/>
     <w:unhideWhenUsed/>
     <w:qFormat/>
+    <w:rsid w:val="00A10FD9"/>
     <w:pPr>
       <w:keepNext/>
       <w:keepLines/>
-      <w:spacing w:after="0" w:before="200"/>
-      <w:outlineLvl w:val="6"/>
+      <w:spacing w:after="0"/>
+      <w:outlineLvl w:val="7"/>
     </w:pPr>
     <w:rPr>
-      <w:rFonts w:asciiTheme="majorHAnsi" w:cstheme="majorBidi" w:eastAsiaTheme="majorEastAsia" w:hAnsiTheme="majorHAnsi"/>
-      <w:color w:themeColor="accent1" w:val="4F81BD"/>
-      <w:sz w:val="24"/>
-      <w:szCs w:val="24"/>
+      <w:rFonts w:cstheme="majorBidi" w:eastAsiaTheme="majorEastAsia"/>
+      <w:i/>
+      <w:iCs/>
+      <w:color w:themeColor="text1" w:themeTint="D8" w:val="272727"/>
     </w:rPr>
   </w:style>
-  <w:style w:styleId="Heading8" w:type="paragraph">
-    <w:name w:val="Heading 8"/>
+  <w:style w:styleId="Heading9" w:type="paragraph">
+    <w:name w:val="heading 9"/>
     <w:basedOn w:val="Normal"/>
     <w:next w:val="BodyText"/>
+    <w:link w:val="Heading9Char"/>
     <w:uiPriority w:val="9"/>
+    <w:semiHidden/>
     <w:unhideWhenUsed/>
     <w:qFormat/>
+    <w:rsid w:val="00A10FD9"/>
     <w:pPr>
       <w:keepNext/>
       <w:keepLines/>
-      <w:spacing w:after="0" w:before="200"/>
-      <w:outlineLvl w:val="7"/>
-    </w:pPr>
-    <w:rPr>
-      <w:rFonts w:asciiTheme="majorHAnsi" w:cstheme="majorBidi" w:eastAsiaTheme="majorEastAsia" w:hAnsiTheme="majorHAnsi"/>
-      <w:color w:themeColor="accent1" w:val="4F81BD"/>
-      <w:sz w:val="24"/>
-      <w:szCs w:val="24"/>
-    </w:rPr>
-  </w:style>
-  <w:style w:styleId="Heading9" w:type="paragraph">
-    <w:name w:val="Heading 9"/>
-    <w:basedOn w:val="Normal"/>
-    <w:next w:val="BodyText"/>
-    <w:uiPriority w:val="9"/>
-    <w:unhideWhenUsed/>
-    <w:qFormat/>
-    <w:pPr>
-      <w:keepNext/>
-      <w:keepLines/>
-      <w:spacing w:after="0" w:before="200"/>
+      <w:spacing w:after="0"/>
       <w:outlineLvl w:val="8"/>
     </w:pPr>
     <w:rPr>
+      <w:rFonts w:cstheme="majorBidi" w:eastAsiaTheme="majorEastAsia"/>
+      <w:color w:themeColor="text1" w:themeTint="D8" w:val="272727"/>
+    </w:rPr>
+  </w:style>
+  <w:style w:customStyle="1" w:styleId="Heading1Char" w:type="character">
+    <w:name w:val="Heading 1 Char"/>
+    <w:basedOn w:val="DefaultParagraphFont"/>
+    <w:link w:val="Heading1"/>
+    <w:uiPriority w:val="9"/>
+    <w:rsid w:val="00A10FD9"/>
+    <w:rPr>
       <w:rFonts w:asciiTheme="majorHAnsi" w:cstheme="majorBidi" w:eastAsiaTheme="majorEastAsia" w:hAnsiTheme="majorHAnsi"/>
-      <w:color w:themeColor="accent1" w:val="4F81BD"/>
-      <w:sz w:val="24"/>
-      <w:szCs w:val="24"/>
+      <w:color w:themeColor="accent1" w:themeShade="BF" w:val="0F4761"/>
+      <w:sz w:val="40"/>
+      <w:szCs w:val="40"/>
+    </w:rPr>
+  </w:style>
+  <w:style w:customStyle="1" w:styleId="Heading2Char" w:type="character">
+    <w:name w:val="Heading 2 Char"/>
+    <w:basedOn w:val="DefaultParagraphFont"/>
+    <w:link w:val="Heading2"/>
+    <w:uiPriority w:val="9"/>
+    <w:semiHidden/>
+    <w:rsid w:val="00A10FD9"/>
+    <w:rPr>
+      <w:rFonts w:asciiTheme="majorHAnsi" w:cstheme="majorBidi" w:eastAsiaTheme="majorEastAsia" w:hAnsiTheme="majorHAnsi"/>
+      <w:color w:themeColor="accent1" w:themeShade="BF" w:val="0F4761"/>
+      <w:sz w:val="32"/>
+      <w:szCs w:val="32"/>
+    </w:rPr>
+  </w:style>
+  <w:style w:customStyle="1" w:styleId="Heading3Char" w:type="character">
+    <w:name w:val="Heading 3 Char"/>
+    <w:basedOn w:val="DefaultParagraphFont"/>
+    <w:link w:val="Heading3"/>
+    <w:uiPriority w:val="9"/>
+    <w:semiHidden/>
+    <w:rsid w:val="00A10FD9"/>
+    <w:rPr>
+      <w:rFonts w:cstheme="majorBidi" w:eastAsiaTheme="majorEastAsia"/>
+      <w:color w:themeColor="accent1" w:themeShade="BF" w:val="0F4761"/>
+      <w:sz w:val="28"/>
+      <w:szCs w:val="28"/>
+    </w:rPr>
+  </w:style>
+  <w:style w:customStyle="1" w:styleId="Heading4Char" w:type="character">
+    <w:name w:val="Heading 4 Char"/>
+    <w:basedOn w:val="DefaultParagraphFont"/>
+    <w:link w:val="Heading4"/>
+    <w:uiPriority w:val="9"/>
+    <w:semiHidden/>
+    <w:rsid w:val="00A10FD9"/>
+    <w:rPr>
+      <w:rFonts w:cstheme="majorBidi" w:eastAsiaTheme="majorEastAsia"/>
+      <w:i/>
+      <w:iCs/>
+      <w:color w:themeColor="accent1" w:themeShade="BF" w:val="0F4761"/>
+    </w:rPr>
+  </w:style>
+  <w:style w:customStyle="1" w:styleId="Heading5Char" w:type="character">
+    <w:name w:val="Heading 5 Char"/>
+    <w:basedOn w:val="DefaultParagraphFont"/>
+    <w:link w:val="Heading5"/>
+    <w:uiPriority w:val="9"/>
+    <w:semiHidden/>
+    <w:rsid w:val="00A10FD9"/>
+    <w:rPr>
+      <w:rFonts w:cstheme="majorBidi" w:eastAsiaTheme="majorEastAsia"/>
+      <w:color w:themeColor="accent1" w:themeShade="BF" w:val="0F4761"/>
+    </w:rPr>
+  </w:style>
+  <w:style w:customStyle="1" w:styleId="Heading6Char" w:type="character">
+    <w:name w:val="Heading 6 Char"/>
+    <w:basedOn w:val="DefaultParagraphFont"/>
+    <w:link w:val="Heading6"/>
+    <w:uiPriority w:val="9"/>
+    <w:semiHidden/>
+    <w:rsid w:val="00A10FD9"/>
+    <w:rPr>
+      <w:rFonts w:cstheme="majorBidi" w:eastAsiaTheme="majorEastAsia"/>
+      <w:i/>
+      <w:iCs/>
+      <w:color w:themeColor="text1" w:themeTint="A6" w:val="595959"/>
+    </w:rPr>
+  </w:style>
+  <w:style w:customStyle="1" w:styleId="Heading7Char" w:type="character">
+    <w:name w:val="Heading 7 Char"/>
+    <w:basedOn w:val="DefaultParagraphFont"/>
+    <w:link w:val="Heading7"/>
+    <w:uiPriority w:val="9"/>
+    <w:semiHidden/>
+    <w:rsid w:val="00A10FD9"/>
+    <w:rPr>
+      <w:rFonts w:cstheme="majorBidi" w:eastAsiaTheme="majorEastAsia"/>
+      <w:color w:themeColor="text1" w:themeTint="A6" w:val="595959"/>
+    </w:rPr>
+  </w:style>
+  <w:style w:customStyle="1" w:styleId="Heading8Char" w:type="character">
+    <w:name w:val="Heading 8 Char"/>
+    <w:basedOn w:val="DefaultParagraphFont"/>
+    <w:link w:val="Heading8"/>
+    <w:uiPriority w:val="9"/>
+    <w:semiHidden/>
+    <w:rsid w:val="00A10FD9"/>
+    <w:rPr>
+      <w:rFonts w:cstheme="majorBidi" w:eastAsiaTheme="majorEastAsia"/>
+      <w:i/>
+      <w:iCs/>
+      <w:color w:themeColor="text1" w:themeTint="D8" w:val="272727"/>
+    </w:rPr>
+  </w:style>
+  <w:style w:customStyle="1" w:styleId="Heading9Char" w:type="character">
+    <w:name w:val="Heading 9 Char"/>
+    <w:basedOn w:val="DefaultParagraphFont"/>
+    <w:link w:val="Heading9"/>
+    <w:uiPriority w:val="9"/>
+    <w:semiHidden/>
+    <w:rsid w:val="00A10FD9"/>
+    <w:rPr>
+      <w:rFonts w:cstheme="majorBidi" w:eastAsiaTheme="majorEastAsia"/>
+      <w:color w:themeColor="text1" w:themeTint="D8" w:val="272727"/>
     </w:rPr>
   </w:style>
   <w:style w:styleId="BlockText" w:type="paragraph">
@@ -5317,6 +5376,18 @@
     <w:uiPriority w:val="9"/>
     <w:unhideWhenUsed/>
     <w:qFormat/>
+  </w:style>
+  <w:style w:styleId="FootnoteBlockText" w:type="paragraph">
+    <w:name w:val="Footnote Block Text"/>
+    <w:basedOn w:val="FootnoteText"/>
+    <w:next w:val="FootnoteText"/>
+    <w:uiPriority w:val="9"/>
+    <w:unhideWhenUsed/>
+    <w:qFormat/>
+    <w:pPr>
+      <w:spacing w:after="100" w:before="100"/>
+      <w:ind w:firstLine="0" w:left="480" w:right="480"/>
+    </w:pPr>
   </w:style>
   <w:style w:default="1" w:styleId="DefaultParagraphFont" w:type="character">
     <w:name w:val="Default Paragraph Font"/>
@@ -5339,18 +5410,11 @@
       </w:tblCellMar>
     </w:tblPr>
     <w:tblStylePr w:type="firstRow">
-      <w:tblPr>
-        <w:jc w:val="left"/>
-        <w:tblInd w:type="dxa" w:w="0"/>
-      </w:tblPr>
-      <w:trPr>
-        <w:jc w:val="left"/>
-      </w:trPr>
       <w:tcPr>
-        <w:vAlign w:val="bottom"/>
         <w:tcBorders>
           <w:bottom w:val="single"/>
         </w:tcBorders>
+        <w:vAlign w:val="bottom"/>
       </w:tcPr>
     </w:tblStylePr>
   </w:style>
@@ -5465,8 +5529,8 @@
     <w:name w:val="KeywordTok"/>
     <w:basedOn w:val="VerbatimChar"/>
     <w:rPr>
+      <w:b/>
       <w:color w:val="007020"/>
-      <w:b/>
     </w:rPr>
   </w:style>
   <w:style w:type="character" w:customStyle="1" w:styleId="DataTypeTok">
@@ -5543,42 +5607,42 @@
     <w:name w:val="ImportTok"/>
     <w:basedOn w:val="VerbatimChar"/>
     <w:rPr>
+      <w:b/>
       <w:color w:val="008000"/>
-      <w:b/>
     </w:rPr>
   </w:style>
   <w:style w:type="character" w:customStyle="1" w:styleId="CommentTok">
     <w:name w:val="CommentTok"/>
     <w:basedOn w:val="VerbatimChar"/>
     <w:rPr>
+      <w:i/>
       <w:color w:val="60a0b0"/>
-      <w:i/>
     </w:rPr>
   </w:style>
   <w:style w:type="character" w:customStyle="1" w:styleId="DocumentationTok">
     <w:name w:val="DocumentationTok"/>
     <w:basedOn w:val="VerbatimChar"/>
     <w:rPr>
+      <w:i/>
       <w:color w:val="ba2121"/>
-      <w:i/>
     </w:rPr>
   </w:style>
   <w:style w:type="character" w:customStyle="1" w:styleId="AnnotationTok">
     <w:name w:val="AnnotationTok"/>
     <w:basedOn w:val="VerbatimChar"/>
     <w:rPr>
-      <w:color w:val="60a0b0"/>
       <w:b/>
       <w:i/>
+      <w:color w:val="60a0b0"/>
     </w:rPr>
   </w:style>
   <w:style w:type="character" w:customStyle="1" w:styleId="CommentVarTok">
     <w:name w:val="CommentVarTok"/>
     <w:basedOn w:val="VerbatimChar"/>
     <w:rPr>
-      <w:color w:val="60a0b0"/>
       <w:b/>
       <w:i/>
+      <w:color w:val="60a0b0"/>
     </w:rPr>
   </w:style>
   <w:style w:type="character" w:customStyle="1" w:styleId="OtherTok">
@@ -5606,8 +5670,8 @@
     <w:name w:val="ControlFlowTok"/>
     <w:basedOn w:val="VerbatimChar"/>
     <w:rPr>
+      <w:b/>
       <w:color w:val="007020"/>
-      <w:b/>
     </w:rPr>
   </w:style>
   <w:style w:type="character" w:customStyle="1" w:styleId="OperatorTok">
@@ -5652,34 +5716,34 @@
     <w:name w:val="InformationTok"/>
     <w:basedOn w:val="VerbatimChar"/>
     <w:rPr>
-      <w:color w:val="60a0b0"/>
       <w:b/>
       <w:i/>
+      <w:color w:val="60a0b0"/>
     </w:rPr>
   </w:style>
   <w:style w:type="character" w:customStyle="1" w:styleId="WarningTok">
     <w:name w:val="WarningTok"/>
     <w:basedOn w:val="VerbatimChar"/>
     <w:rPr>
-      <w:color w:val="60a0b0"/>
       <w:b/>
       <w:i/>
+      <w:color w:val="60a0b0"/>
     </w:rPr>
   </w:style>
   <w:style w:type="character" w:customStyle="1" w:styleId="AlertTok">
     <w:name w:val="AlertTok"/>
     <w:basedOn w:val="VerbatimChar"/>
     <w:rPr>
+      <w:b/>
       <w:color w:val="ff0000"/>
-      <w:b/>
     </w:rPr>
   </w:style>
   <w:style w:type="character" w:customStyle="1" w:styleId="ErrorTok">
     <w:name w:val="ErrorTok"/>
     <w:basedOn w:val="VerbatimChar"/>
     <w:rPr>
+      <w:b/>
       <w:color w:val="ff0000"/>
-      <w:b/>
     </w:rPr>
   </w:style>
   <w:style w:type="character" w:customStyle="1" w:styleId="NormalTok">
@@ -5701,44 +5765,44 @@
         <a:sysClr val="window" lastClr="FFFFFF"/>
       </a:lt1>
       <a:dk2>
-        <a:srgbClr val="1F497D"/>
+        <a:srgbClr val="0E2841"/>
       </a:dk2>
       <a:lt2>
-        <a:srgbClr val="EEECE1"/>
+        <a:srgbClr val="E8E8E8"/>
       </a:lt2>
       <a:accent1>
-        <a:srgbClr val="4F81BD"/>
+        <a:srgbClr val="156082"/>
       </a:accent1>
       <a:accent2>
-        <a:srgbClr val="C0504D"/>
+        <a:srgbClr val="E97132"/>
       </a:accent2>
       <a:accent3>
-        <a:srgbClr val="9BBB59"/>
+        <a:srgbClr val="196B24"/>
       </a:accent3>
       <a:accent4>
-        <a:srgbClr val="8064A2"/>
+        <a:srgbClr val="0F9ED5"/>
       </a:accent4>
       <a:accent5>
-        <a:srgbClr val="4BACC6"/>
+        <a:srgbClr val="A02B93"/>
       </a:accent5>
       <a:accent6>
-        <a:srgbClr val="F79646"/>
+        <a:srgbClr val="4EA72E"/>
       </a:accent6>
       <a:hlink>
-        <a:srgbClr val="0000FF"/>
+        <a:srgbClr val="467886"/>
       </a:hlink>
       <a:folHlink>
-        <a:srgbClr val="800080"/>
+        <a:srgbClr val="96607D"/>
       </a:folHlink>
     </a:clrScheme>
     <a:fontScheme name="Office">
       <a:majorFont>
-        <a:latin typeface="Calibri"/>
+        <a:latin typeface="Aptos Display" panose="02110004020202020204"/>
         <a:ea typeface=""/>
         <a:cs typeface=""/>
-        <a:font script="Jpan" typeface="ＭＳ ゴシック"/>
+        <a:font script="Jpan" typeface="游ゴシック Light"/>
         <a:font script="Hang" typeface="맑은 고딕"/>
-        <a:font script="Hans" typeface="宋体"/>
+        <a:font script="Hans" typeface="等线 Light"/>
         <a:font script="Hant" typeface="新細明體"/>
         <a:font script="Arab" typeface="Times New Roman"/>
         <a:font script="Hebr" typeface="Times New Roman"/>
@@ -5765,14 +5829,32 @@
         <a:font script="Mong" typeface="Mongolian Baiti"/>
         <a:font script="Viet" typeface="Times New Roman"/>
         <a:font script="Uigh" typeface="Microsoft Uighur"/>
+        <a:font script="Geor" typeface="Sylfaen"/>
+        <a:font script="Armn" typeface="Arial"/>
+        <a:font script="Bugi" typeface="Leelawadee UI"/>
+        <a:font script="Bopo" typeface="Microsoft JhengHei"/>
+        <a:font script="Java" typeface="Javanese Text"/>
+        <a:font script="Lisu" typeface="Segoe UI"/>
+        <a:font script="Mymr" typeface="Myanmar Text"/>
+        <a:font script="Nkoo" typeface="Ebrima"/>
+        <a:font script="Olck" typeface="Nirmala UI"/>
+        <a:font script="Osma" typeface="Ebrima"/>
+        <a:font script="Phag" typeface="Phagspa"/>
+        <a:font script="Syrn" typeface="Estrangelo Edessa"/>
+        <a:font script="Syrj" typeface="Estrangelo Edessa"/>
+        <a:font script="Syre" typeface="Estrangelo Edessa"/>
+        <a:font script="Sora" typeface="Nirmala UI"/>
+        <a:font script="Tale" typeface="Microsoft Tai Le"/>
+        <a:font script="Talu" typeface="Microsoft New Tai Lue"/>
+        <a:font script="Tfng" typeface="Ebrima"/>
       </a:majorFont>
       <a:minorFont>
-        <a:latin typeface="Cambria"/>
+        <a:latin typeface="Aptos" panose="02110004020202020204"/>
         <a:ea typeface=""/>
         <a:cs typeface=""/>
-        <a:font script="Jpan" typeface="ＭＳ 明朝"/>
+        <a:font script="Jpan" typeface="游明朝"/>
         <a:font script="Hang" typeface="맑은 고딕"/>
-        <a:font script="Hans" typeface="宋体"/>
+        <a:font script="Hans" typeface="等线"/>
         <a:font script="Hant" typeface="新細明體"/>
         <a:font script="Arab" typeface="Arial"/>
         <a:font script="Hebr" typeface="Arial"/>
@@ -5799,6 +5881,24 @@
         <a:font script="Mong" typeface="Mongolian Baiti"/>
         <a:font script="Viet" typeface="Arial"/>
         <a:font script="Uigh" typeface="Microsoft Uighur"/>
+        <a:font script="Geor" typeface="Sylfaen"/>
+        <a:font script="Armn" typeface="Arial"/>
+        <a:font script="Bugi" typeface="Leelawadee UI"/>
+        <a:font script="Bopo" typeface="Microsoft JhengHei"/>
+        <a:font script="Java" typeface="Javanese Text"/>
+        <a:font script="Lisu" typeface="Segoe UI"/>
+        <a:font script="Mymr" typeface="Myanmar Text"/>
+        <a:font script="Nkoo" typeface="Ebrima"/>
+        <a:font script="Olck" typeface="Nirmala UI"/>
+        <a:font script="Osma" typeface="Ebrima"/>
+        <a:font script="Phag" typeface="Phagspa"/>
+        <a:font script="Syrn" typeface="Estrangelo Edessa"/>
+        <a:font script="Syrj" typeface="Estrangelo Edessa"/>
+        <a:font script="Syre" typeface="Estrangelo Edessa"/>
+        <a:font script="Sora" typeface="Nirmala UI"/>
+        <a:font script="Tale" typeface="Microsoft Tai Le"/>
+        <a:font script="Talu" typeface="Microsoft New Tai Lue"/>
+        <a:font script="Tfng" typeface="Ebrima"/>
       </a:minorFont>
     </a:fontScheme>
     <a:fmtScheme name="Office">
@@ -5810,200 +5910,141 @@
           <a:gsLst>
             <a:gs pos="0">
               <a:schemeClr val="phClr">
-                <a:tint val="50000"/>
-                <a:satMod val="300000"/>
+                <a:lumMod val="110000"/>
+                <a:satMod val="105000"/>
+                <a:tint val="67000"/>
               </a:schemeClr>
             </a:gs>
-            <a:gs pos="35000">
+            <a:gs pos="50000">
               <a:schemeClr val="phClr">
-                <a:tint val="37000"/>
-                <a:satMod val="300000"/>
+                <a:lumMod val="105000"/>
+                <a:satMod val="103000"/>
+                <a:tint val="73000"/>
               </a:schemeClr>
             </a:gs>
             <a:gs pos="100000">
               <a:schemeClr val="phClr">
-                <a:tint val="15000"/>
-                <a:satMod val="350000"/>
+                <a:lumMod val="105000"/>
+                <a:satMod val="109000"/>
+                <a:tint val="81000"/>
               </a:schemeClr>
             </a:gs>
           </a:gsLst>
-          <a:lin ang="16200000" scaled="1"/>
+          <a:lin ang="5400000" scaled="0"/>
         </a:gradFill>
         <a:gradFill rotWithShape="1">
           <a:gsLst>
             <a:gs pos="0">
               <a:schemeClr val="phClr">
-                <a:tint val="100000"/>
+                <a:satMod val="103000"/>
+                <a:lumMod val="102000"/>
+                <a:tint val="94000"/>
+              </a:schemeClr>
+            </a:gs>
+            <a:gs pos="50000">
+              <a:schemeClr val="phClr">
+                <a:satMod val="110000"/>
+                <a:lumMod val="100000"/>
                 <a:shade val="100000"/>
-                <a:satMod val="130000"/>
               </a:schemeClr>
             </a:gs>
             <a:gs pos="100000">
               <a:schemeClr val="phClr">
-                <a:tint val="50000"/>
-                <a:shade val="100000"/>
-                <a:satMod val="350000"/>
+                <a:lumMod val="99000"/>
+                <a:satMod val="120000"/>
+                <a:shade val="78000"/>
               </a:schemeClr>
             </a:gs>
           </a:gsLst>
-          <a:lin ang="16200000" scaled="0"/>
+          <a:lin ang="5400000" scaled="0"/>
         </a:gradFill>
       </a:fillStyleLst>
       <a:lnStyleLst>
-        <a:ln w="9525" cap="flat" cmpd="sng" algn="ctr">
-          <a:solidFill>
-            <a:schemeClr val="phClr">
-              <a:shade val="95000"/>
-              <a:satMod val="105000"/>
-            </a:schemeClr>
-          </a:solidFill>
-          <a:prstDash val="solid"/>
-        </a:ln>
-        <a:ln w="25400" cap="flat" cmpd="sng" algn="ctr">
+        <a:ln w="6350" cap="flat" cmpd="sng" algn="ctr">
           <a:solidFill>
             <a:schemeClr val="phClr"/>
           </a:solidFill>
           <a:prstDash val="solid"/>
+          <a:miter lim="800000"/>
         </a:ln>
-        <a:ln w="38100" cap="flat" cmpd="sng" algn="ctr">
+        <a:ln w="12700" cap="flat" cmpd="sng" algn="ctr">
           <a:solidFill>
             <a:schemeClr val="phClr"/>
           </a:solidFill>
           <a:prstDash val="solid"/>
+          <a:miter lim="800000"/>
+        </a:ln>
+        <a:ln w="19050" cap="flat" cmpd="sng" algn="ctr">
+          <a:solidFill>
+            <a:schemeClr val="phClr"/>
+          </a:solidFill>
+          <a:prstDash val="solid"/>
+          <a:miter lim="800000"/>
         </a:ln>
       </a:lnStyleLst>
       <a:effectStyleLst>
         <a:effectStyle>
+          <a:effectLst/>
+        </a:effectStyle>
+        <a:effectStyle>
+          <a:effectLst/>
+        </a:effectStyle>
+        <a:effectStyle>
           <a:effectLst>
-            <a:outerShdw blurRad="40000" dist="20000" dir="5400000" rotWithShape="0">
+            <a:outerShdw blurRad="57150" dist="19050" dir="5400000" algn="ctr" rotWithShape="0">
               <a:srgbClr val="000000">
-                <a:alpha val="38000"/>
+                <a:alpha val="63000"/>
               </a:srgbClr>
             </a:outerShdw>
           </a:effectLst>
-        </a:effectStyle>
-        <a:effectStyle>
-          <a:effectLst>
-            <a:outerShdw blurRad="40000" dist="23000" dir="5400000" rotWithShape="0">
-              <a:srgbClr val="000000">
-                <a:alpha val="35000"/>
-              </a:srgbClr>
-            </a:outerShdw>
-          </a:effectLst>
-        </a:effectStyle>
-        <a:effectStyle>
-          <a:effectLst>
-            <a:outerShdw blurRad="40000" dist="23000" dir="5400000" rotWithShape="0">
-              <a:srgbClr val="000000">
-                <a:alpha val="35000"/>
-              </a:srgbClr>
-            </a:outerShdw>
-          </a:effectLst>
-          <a:scene3d>
-            <a:camera prst="orthographicFront">
-              <a:rot lat="0" lon="0" rev="0"/>
-            </a:camera>
-            <a:lightRig rig="threePt" dir="t">
-              <a:rot lat="0" lon="0" rev="1200000"/>
-            </a:lightRig>
-          </a:scene3d>
-          <a:sp3d>
-            <a:bevelT w="63500" h="25400"/>
-          </a:sp3d>
         </a:effectStyle>
       </a:effectStyleLst>
       <a:bgFillStyleLst>
         <a:solidFill>
           <a:schemeClr val="phClr"/>
         </a:solidFill>
+        <a:solidFill>
+          <a:schemeClr val="phClr">
+            <a:tint val="95000"/>
+            <a:satMod val="170000"/>
+          </a:schemeClr>
+        </a:solidFill>
         <a:gradFill rotWithShape="1">
           <a:gsLst>
             <a:gs pos="0">
               <a:schemeClr val="phClr">
-                <a:tint val="40000"/>
-                <a:satMod val="350000"/>
+                <a:tint val="93000"/>
+                <a:satMod val="150000"/>
+                <a:shade val="98000"/>
+                <a:lumMod val="102000"/>
               </a:schemeClr>
             </a:gs>
-            <a:gs pos="40000">
+            <a:gs pos="50000">
               <a:schemeClr val="phClr">
-                <a:tint val="45000"/>
-                <a:shade val="99000"/>
-                <a:satMod val="350000"/>
+                <a:tint val="98000"/>
+                <a:satMod val="130000"/>
+                <a:shade val="90000"/>
+                <a:lumMod val="103000"/>
               </a:schemeClr>
             </a:gs>
             <a:gs pos="100000">
               <a:schemeClr val="phClr">
-                <a:shade val="20000"/>
-                <a:satMod val="255000"/>
+                <a:shade val="63000"/>
+                <a:satMod val="120000"/>
               </a:schemeClr>
             </a:gs>
           </a:gsLst>
-          <a:path path="circle">
-            <a:fillToRect l="50000" t="-80000" r="50000" b="180000"/>
-          </a:path>
-        </a:gradFill>
-        <a:gradFill rotWithShape="1">
-          <a:gsLst>
-            <a:gs pos="0">
-              <a:schemeClr val="phClr">
-                <a:tint val="80000"/>
-                <a:satMod val="300000"/>
-              </a:schemeClr>
-            </a:gs>
-            <a:gs pos="100000">
-              <a:schemeClr val="phClr">
-                <a:shade val="30000"/>
-                <a:satMod val="200000"/>
-              </a:schemeClr>
-            </a:gs>
-          </a:gsLst>
-          <a:path path="circle">
-            <a:fillToRect l="50000" t="50000" r="50000" b="50000"/>
-          </a:path>
+          <a:lin ang="5400000" scaled="0"/>
         </a:gradFill>
       </a:bgFillStyleLst>
     </a:fmtScheme>
   </a:themeElements>
-  <a:objectDefaults>
-    <a:spDef>
-      <a:spPr/>
-      <a:bodyPr/>
-      <a:lstStyle/>
-      <a:style>
-        <a:lnRef idx="1">
-          <a:schemeClr val="accent1"/>
-        </a:lnRef>
-        <a:fillRef idx="3">
-          <a:schemeClr val="accent1"/>
-        </a:fillRef>
-        <a:effectRef idx="2">
-          <a:schemeClr val="accent1"/>
-        </a:effectRef>
-        <a:fontRef idx="minor">
-          <a:schemeClr val="lt1"/>
-        </a:fontRef>
-      </a:style>
-    </a:spDef>
-    <a:lnDef>
-      <a:spPr/>
-      <a:bodyPr/>
-      <a:lstStyle/>
-      <a:style>
-        <a:lnRef idx="2">
-          <a:schemeClr val="accent1"/>
-        </a:lnRef>
-        <a:fillRef idx="0">
-          <a:schemeClr val="accent1"/>
-        </a:fillRef>
-        <a:effectRef idx="1">
-          <a:schemeClr val="accent1"/>
-        </a:effectRef>
-        <a:fontRef idx="minor">
-          <a:schemeClr val="tx1"/>
-        </a:fontRef>
-      </a:style>
-    </a:lnDef>
-  </a:objectDefaults>
+  <a:objectDefaults/>
   <a:extraClrSchemeLst/>
+  <a:extLst>
+    <a:ext uri="{05A4C25C-085E-4340-85A3-A5531E510DB2}">
+      <thm15:themeFamily xmlns:thm15="http://schemas.microsoft.com/office/thememl/2012/main" name="Office Theme" id="{2E142A2C-CD16-42D6-873A-C26D2A0506FA}" vid="{1BDDFF52-6CD6-40A5-AB3C-68EB2F1E4D0A}"/>
+    </a:ext>
+  </a:extLst>
 </a:theme>
 </file>